--- a/docs/reports/laporan_akhir_pbl_apotek.docx
+++ b/docs/reports/laporan_akhir_pbl_apotek.docx
@@ -3044,6 +3044,13 @@
         </w:rPr>
         <w:t>v</w:t>
       </w:r>
+      <w:r>
+        <w:rPr>
+          <w:rFonts w:ascii="Times New Roman" w:hAnsi="Times New Roman"/>
+          <w:b/>
+        </w:rPr>
+        <w:t>i</w:t>
+      </w:r>
     </w:p>
     <w:p>
       <w:pPr>
@@ -3640,7 +3647,14 @@
           <w:rFonts w:ascii="Times New Roman" w:hAnsi="Times New Roman"/>
           <w:b/>
         </w:rPr>
-        <w:t>11</w:t>
+        <w:t>1</w:t>
+      </w:r>
+      <w:r>
+        <w:rPr>
+          <w:rFonts w:ascii="Times New Roman" w:hAnsi="Times New Roman"/>
+          <w:b/>
+        </w:rPr>
+        <w:t>4</w:t>
       </w:r>
     </w:p>
     <w:p>
@@ -3675,7 +3689,13 @@
           <w:rFonts w:ascii="Times New Roman" w:hAnsi="Times New Roman"/>
         </w:rPr>
         <w:tab/>
-        <w:t>11</w:t>
+        <w:t>1</w:t>
+      </w:r>
+      <w:r>
+        <w:rPr>
+          <w:rFonts w:ascii="Times New Roman" w:hAnsi="Times New Roman"/>
+        </w:rPr>
+        <w:t>4</w:t>
       </w:r>
     </w:p>
     <w:p>
@@ -3710,7 +3730,13 @@
           <w:rFonts w:ascii="Times New Roman" w:hAnsi="Times New Roman"/>
         </w:rPr>
         <w:tab/>
-        <w:t>11</w:t>
+        <w:t>1</w:t>
+      </w:r>
+      <w:r>
+        <w:rPr>
+          <w:rFonts w:ascii="Times New Roman" w:hAnsi="Times New Roman"/>
+        </w:rPr>
+        <w:t>4</w:t>
       </w:r>
     </w:p>
     <w:p>
@@ -3745,7 +3771,13 @@
           <w:rFonts w:ascii="Times New Roman" w:hAnsi="Times New Roman"/>
         </w:rPr>
         <w:tab/>
-        <w:t>11</w:t>
+        <w:t>1</w:t>
+      </w:r>
+      <w:r>
+        <w:rPr>
+          <w:rFonts w:ascii="Times New Roman" w:hAnsi="Times New Roman"/>
+        </w:rPr>
+        <w:t>4</w:t>
       </w:r>
     </w:p>
     <w:p>
@@ -3808,7 +3840,13 @@
           <w:rFonts w:ascii="Times New Roman" w:hAnsi="Times New Roman"/>
         </w:rPr>
         <w:tab/>
-        <w:t>14</w:t>
+        <w:t>1</w:t>
+      </w:r>
+      <w:r>
+        <w:rPr>
+          <w:rFonts w:ascii="Times New Roman" w:hAnsi="Times New Roman"/>
+        </w:rPr>
+        <w:t>7</w:t>
       </w:r>
     </w:p>
     <w:p>
@@ -3836,7 +3874,14 @@
           <w:rFonts w:ascii="Times New Roman" w:hAnsi="Times New Roman"/>
           <w:b/>
         </w:rPr>
-        <w:t>15</w:t>
+        <w:t>1</w:t>
+      </w:r>
+      <w:r>
+        <w:rPr>
+          <w:rFonts w:ascii="Times New Roman" w:hAnsi="Times New Roman"/>
+          <w:b/>
+        </w:rPr>
+        <w:t>9</w:t>
       </w:r>
     </w:p>
     <w:p>
@@ -3857,7 +3902,13 @@
           <w:rFonts w:ascii="Times New Roman" w:hAnsi="Times New Roman"/>
         </w:rPr>
         <w:tab/>
-        <w:t>15</w:t>
+        <w:t>1</w:t>
+      </w:r>
+      <w:r>
+        <w:rPr>
+          <w:rFonts w:ascii="Times New Roman" w:hAnsi="Times New Roman"/>
+        </w:rPr>
+        <w:t>9</w:t>
       </w:r>
     </w:p>
     <w:p>
@@ -3900,7 +3951,13 @@
           <w:rFonts w:ascii="Times New Roman" w:hAnsi="Times New Roman"/>
         </w:rPr>
         <w:tab/>
-        <w:t>15</w:t>
+        <w:t>1</w:t>
+      </w:r>
+      <w:r>
+        <w:rPr>
+          <w:rFonts w:ascii="Times New Roman" w:hAnsi="Times New Roman"/>
+        </w:rPr>
+        <w:t>9</w:t>
       </w:r>
     </w:p>
     <w:p>
@@ -3928,7 +3985,7 @@
           <w:rFonts w:ascii="Times New Roman" w:hAnsi="Times New Roman"/>
           <w:b/>
         </w:rPr>
-        <w:t>16</w:t>
+        <w:t>20</w:t>
       </w:r>
     </w:p>
     <w:p>
@@ -3960,14 +4017,7 @@
           <w:rFonts w:ascii="Times New Roman" w:hAnsi="Times New Roman"/>
           <w:b/>
         </w:rPr>
-        <w:t>1</w:t>
-      </w:r>
-      <w:r>
-        <w:rPr>
-          <w:rFonts w:ascii="Times New Roman" w:hAnsi="Times New Roman"/>
-          <w:b/>
-        </w:rPr>
-        <w:t>7</w:t>
+        <w:t>21</w:t>
       </w:r>
     </w:p>
     <w:p>
@@ -3994,13 +4044,12 @@
           <w:rFonts w:ascii="Times New Roman" w:hAnsi="Times New Roman"/>
         </w:rPr>
         <w:tab/>
-        <w:t>1</w:t>
-      </w:r>
-      <w:r>
-        <w:rPr>
-          <w:rFonts w:ascii="Times New Roman" w:hAnsi="Times New Roman"/>
-        </w:rPr>
-        <w:t>7</w:t>
+      </w:r>
+      <w:r>
+        <w:rPr>
+          <w:rFonts w:ascii="Times New Roman" w:hAnsi="Times New Roman"/>
+        </w:rPr>
+        <w:t>21</w:t>
       </w:r>
     </w:p>
     <w:p>
@@ -4066,13 +4115,12 @@
           <w:rFonts w:ascii="Times New Roman" w:hAnsi="Times New Roman"/>
         </w:rPr>
         <w:tab/>
-        <w:t>1</w:t>
-      </w:r>
-      <w:r>
-        <w:rPr>
-          <w:rFonts w:ascii="Times New Roman" w:hAnsi="Times New Roman"/>
-        </w:rPr>
-        <w:t>7</w:t>
+      </w:r>
+      <w:r>
+        <w:rPr>
+          <w:rFonts w:ascii="Times New Roman" w:hAnsi="Times New Roman"/>
+        </w:rPr>
+        <w:t>21</w:t>
       </w:r>
     </w:p>
     <w:p>
@@ -4138,13 +4186,12 @@
           <w:rFonts w:ascii="Times New Roman" w:hAnsi="Times New Roman"/>
         </w:rPr>
         <w:tab/>
-        <w:t>1</w:t>
-      </w:r>
-      <w:r>
-        <w:rPr>
-          <w:rFonts w:ascii="Times New Roman" w:hAnsi="Times New Roman"/>
-        </w:rPr>
-        <w:t>8</w:t>
+      </w:r>
+      <w:r>
+        <w:rPr>
+          <w:rFonts w:ascii="Times New Roman" w:hAnsi="Times New Roman"/>
+        </w:rPr>
+        <w:t>21</w:t>
       </w:r>
     </w:p>
     <w:p>
@@ -4202,13 +4249,12 @@
           <w:rFonts w:ascii="Times New Roman" w:hAnsi="Times New Roman"/>
         </w:rPr>
         <w:tab/>
-        <w:t>1</w:t>
-      </w:r>
-      <w:r>
-        <w:rPr>
-          <w:rFonts w:ascii="Times New Roman" w:hAnsi="Times New Roman"/>
-        </w:rPr>
-        <w:t>9</w:t>
+      </w:r>
+      <w:r>
+        <w:rPr>
+          <w:rFonts w:ascii="Times New Roman" w:hAnsi="Times New Roman"/>
+        </w:rPr>
+        <w:t>22</w:t>
       </w:r>
     </w:p>
     <w:p>
@@ -4257,7 +4303,13 @@
         <w:rPr>
           <w:rFonts w:ascii="Times New Roman" w:hAnsi="Times New Roman"/>
         </w:rPr>
-        <w:t>22</w:t>
+        <w:t>2</w:t>
+      </w:r>
+      <w:r>
+        <w:rPr>
+          <w:rFonts w:ascii="Times New Roman" w:hAnsi="Times New Roman"/>
+        </w:rPr>
+        <w:t>3</w:t>
       </w:r>
     </w:p>
     <w:p>
@@ -4318,7 +4370,13 @@
         <w:rPr>
           <w:rFonts w:ascii="Times New Roman" w:hAnsi="Times New Roman"/>
         </w:rPr>
-        <w:t>22</w:t>
+        <w:t>2</w:t>
+      </w:r>
+      <w:r>
+        <w:rPr>
+          <w:rFonts w:ascii="Times New Roman" w:hAnsi="Times New Roman"/>
+        </w:rPr>
+        <w:t>3</w:t>
       </w:r>
     </w:p>
     <w:p>
@@ -4444,7 +4502,13 @@
         <w:rPr>
           <w:rFonts w:ascii="Times New Roman" w:hAnsi="Times New Roman"/>
         </w:rPr>
-        <w:t>29</w:t>
+        <w:t>2</w:t>
+      </w:r>
+      <w:r>
+        <w:rPr>
+          <w:rFonts w:ascii="Times New Roman" w:hAnsi="Times New Roman"/>
+        </w:rPr>
+        <w:t>4</w:t>
       </w:r>
     </w:p>
     <w:p>
@@ -4476,7 +4540,13 @@
         <w:rPr>
           <w:rFonts w:ascii="Times New Roman" w:hAnsi="Times New Roman"/>
         </w:rPr>
-        <w:t>29</w:t>
+        <w:t>2</w:t>
+      </w:r>
+      <w:r>
+        <w:rPr>
+          <w:rFonts w:ascii="Times New Roman" w:hAnsi="Times New Roman"/>
+        </w:rPr>
+        <w:t>4</w:t>
       </w:r>
     </w:p>
     <w:p>
@@ -4522,7 +4592,7 @@
         <w:rPr>
           <w:rFonts w:ascii="Times New Roman" w:hAnsi="Times New Roman"/>
         </w:rPr>
-        <w:t>30</w:t>
+        <w:t>25</w:t>
       </w:r>
     </w:p>
     <w:p>
@@ -4571,7 +4641,12 @@
           <w:rFonts w:ascii="Times New Roman" w:hAnsi="Times New Roman"/>
         </w:rPr>
         <w:tab/>
-        <w:t>34</w:t>
+      </w:r>
+      <w:r>
+        <w:rPr>
+          <w:rFonts w:ascii="Times New Roman" w:hAnsi="Times New Roman"/>
+        </w:rPr>
+        <w:t>25</w:t>
       </w:r>
     </w:p>
     <w:p>
@@ -4614,21 +4689,13 @@
         <w:rPr>
           <w:rFonts w:ascii="Times New Roman" w:hAnsi="Times New Roman"/>
         </w:rPr>
-        <w:t xml:space="preserve">Gambar 3.1 Diagram </w:t>
-      </w:r>
-      <w:proofErr w:type="spellStart"/>
-      <w:r>
-        <w:rPr>
-          <w:rFonts w:ascii="Times New Roman" w:hAnsi="Times New Roman"/>
-        </w:rPr>
-        <w:t>Konteks</w:t>
-      </w:r>
-      <w:proofErr w:type="spellEnd"/>
-      <w:r>
-        <w:rPr>
-          <w:rFonts w:ascii="Times New Roman" w:hAnsi="Times New Roman"/>
-        </w:rPr>
-        <w:t xml:space="preserve"> (Context Diagram) </w:t>
+        <w:t>Gambar 2.1 Diagram</w:t>
+      </w:r>
+      <w:r>
+        <w:rPr>
+          <w:rFonts w:ascii="Times New Roman" w:hAnsi="Times New Roman"/>
+        </w:rPr>
+        <w:t xml:space="preserve"> Flowchart </w:t>
       </w:r>
       <w:proofErr w:type="spellStart"/>
       <w:r>
@@ -4649,15 +4716,26 @@
         <w:rPr>
           <w:rFonts w:ascii="Times New Roman" w:hAnsi="Times New Roman"/>
         </w:rPr>
-        <w:t>ApotekSim</w:t>
-      </w:r>
-      <w:proofErr w:type="spellEnd"/>
+        <w:t>Berjalan</w:t>
+      </w:r>
+      <w:proofErr w:type="spellEnd"/>
+      <w:r>
+        <w:rPr>
+          <w:rFonts w:ascii="Times New Roman" w:hAnsi="Times New Roman"/>
+        </w:rPr>
+        <w:t xml:space="preserve"> (Manual)</w:t>
+      </w:r>
       <w:r>
         <w:rPr>
           <w:rFonts w:ascii="Times New Roman" w:hAnsi="Times New Roman"/>
         </w:rPr>
         <w:tab/>
-        <w:t>6</w:t>
+      </w:r>
+      <w:r>
+        <w:rPr>
+          <w:rFonts w:ascii="Times New Roman" w:hAnsi="Times New Roman"/>
+        </w:rPr>
+        <w:t>3</w:t>
       </w:r>
     </w:p>
     <w:p>
@@ -4671,7 +4749,21 @@
         <w:rPr>
           <w:rFonts w:ascii="Times New Roman" w:hAnsi="Times New Roman"/>
         </w:rPr>
-        <w:t xml:space="preserve">Gambar 3.2 Data Flow Diagram (DFD) Level 0 </w:t>
+        <w:t xml:space="preserve">Gambar 3.1 Diagram </w:t>
+      </w:r>
+      <w:proofErr w:type="spellStart"/>
+      <w:r>
+        <w:rPr>
+          <w:rFonts w:ascii="Times New Roman" w:hAnsi="Times New Roman"/>
+        </w:rPr>
+        <w:t>Konteks</w:t>
+      </w:r>
+      <w:proofErr w:type="spellEnd"/>
+      <w:r>
+        <w:rPr>
+          <w:rFonts w:ascii="Times New Roman" w:hAnsi="Times New Roman"/>
+        </w:rPr>
+        <w:t xml:space="preserve"> (Context Diagram) </w:t>
       </w:r>
       <w:proofErr w:type="spellStart"/>
       <w:r>
@@ -4700,7 +4792,7 @@
           <w:rFonts w:ascii="Times New Roman" w:hAnsi="Times New Roman"/>
         </w:rPr>
         <w:tab/>
-        <w:t>7</w:t>
+        <w:t>6</w:t>
       </w:r>
     </w:p>
     <w:p>
@@ -4714,6 +4806,52 @@
         <w:rPr>
           <w:rFonts w:ascii="Times New Roman" w:hAnsi="Times New Roman"/>
         </w:rPr>
+        <w:t xml:space="preserve">Gambar 3.2 Data Flow Diagram (DFD) Level 0 </w:t>
+      </w:r>
+      <w:proofErr w:type="spellStart"/>
+      <w:r>
+        <w:rPr>
+          <w:rFonts w:ascii="Times New Roman" w:hAnsi="Times New Roman"/>
+        </w:rPr>
+        <w:t>Sistem</w:t>
+      </w:r>
+      <w:proofErr w:type="spellEnd"/>
+      <w:r>
+        <w:rPr>
+          <w:rFonts w:ascii="Times New Roman" w:hAnsi="Times New Roman"/>
+        </w:rPr>
+        <w:t xml:space="preserve"> </w:t>
+      </w:r>
+      <w:proofErr w:type="spellStart"/>
+      <w:r>
+        <w:rPr>
+          <w:rFonts w:ascii="Times New Roman" w:hAnsi="Times New Roman"/>
+        </w:rPr>
+        <w:t>ApotekSim</w:t>
+      </w:r>
+      <w:proofErr w:type="spellEnd"/>
+      <w:r>
+        <w:rPr>
+          <w:rFonts w:ascii="Times New Roman" w:hAnsi="Times New Roman"/>
+        </w:rPr>
+        <w:tab/>
+        <w:t>7</w:t>
+      </w:r>
+    </w:p>
+    <w:p>
+      <w:pPr>
+        <w:tabs>
+          <w:tab w:val="right" w:leader="dot" w:pos="9360"/>
+        </w:tabs>
+        <w:spacing w:after="40"/>
+        <w:rPr>
+          <w:rFonts w:ascii="Times New Roman" w:hAnsi="Times New Roman"/>
+        </w:rPr>
+      </w:pPr>
+      <w:r>
+        <w:rPr>
+          <w:rFonts w:ascii="Times New Roman" w:hAnsi="Times New Roman"/>
+        </w:rPr>
         <w:t xml:space="preserve">Gambar 3.3 Entity Relationship Diagram (ERD) </w:t>
       </w:r>
       <w:proofErr w:type="spellStart"/>
@@ -4757,35 +4895,38 @@
         <w:rPr>
           <w:rFonts w:ascii="Times New Roman" w:hAnsi="Times New Roman"/>
         </w:rPr>
-        <w:t xml:space="preserve">Gambar 4.1 Halaman Login </w:t>
-      </w:r>
-      <w:proofErr w:type="spellStart"/>
-      <w:r>
-        <w:rPr>
-          <w:rFonts w:ascii="Times New Roman" w:hAnsi="Times New Roman"/>
-        </w:rPr>
-        <w:t>Autentikasi</w:t>
-      </w:r>
-      <w:proofErr w:type="spellEnd"/>
-      <w:r>
-        <w:rPr>
-          <w:rFonts w:ascii="Times New Roman" w:hAnsi="Times New Roman"/>
-        </w:rPr>
-        <w:t xml:space="preserve"> </w:t>
-      </w:r>
-      <w:proofErr w:type="spellStart"/>
-      <w:r>
-        <w:rPr>
-          <w:rFonts w:ascii="Times New Roman" w:hAnsi="Times New Roman"/>
-        </w:rPr>
-        <w:t>Pengguna</w:t>
-      </w:r>
-      <w:proofErr w:type="spellEnd"/>
+        <w:t xml:space="preserve">Gambar </w:t>
+      </w:r>
+      <w:r>
+        <w:rPr>
+          <w:rFonts w:ascii="Times New Roman" w:hAnsi="Times New Roman"/>
+        </w:rPr>
+        <w:t xml:space="preserve">3.4 </w:t>
+      </w:r>
+      <w:proofErr w:type="spellStart"/>
+      <w:r>
+        <w:rPr>
+          <w:rFonts w:ascii="Times New Roman" w:hAnsi="Times New Roman"/>
+        </w:rPr>
+        <w:t>Prototipe</w:t>
+      </w:r>
+      <w:proofErr w:type="spellEnd"/>
+      <w:r>
+        <w:rPr>
+          <w:rFonts w:ascii="Times New Roman" w:hAnsi="Times New Roman"/>
+        </w:rPr>
+        <w:t xml:space="preserve"> Halaman Login</w:t>
+      </w:r>
       <w:r>
         <w:rPr>
           <w:rFonts w:ascii="Times New Roman" w:hAnsi="Times New Roman"/>
         </w:rPr>
         <w:tab/>
+      </w:r>
+      <w:r>
+        <w:rPr>
+          <w:rFonts w:ascii="Times New Roman" w:hAnsi="Times New Roman"/>
+        </w:rPr>
         <w:t>11</w:t>
       </w:r>
     </w:p>
@@ -4800,36 +4941,39 @@
         <w:rPr>
           <w:rFonts w:ascii="Times New Roman" w:hAnsi="Times New Roman"/>
         </w:rPr>
-        <w:t xml:space="preserve">Gambar 4.2 Panel </w:t>
-      </w:r>
-      <w:proofErr w:type="spellStart"/>
-      <w:r>
-        <w:rPr>
-          <w:rFonts w:ascii="Times New Roman" w:hAnsi="Times New Roman"/>
-        </w:rPr>
-        <w:t>Kontrol</w:t>
-      </w:r>
-      <w:proofErr w:type="spellEnd"/>
-      <w:r>
-        <w:rPr>
-          <w:rFonts w:ascii="Times New Roman" w:hAnsi="Times New Roman"/>
-        </w:rPr>
-        <w:t xml:space="preserve"> Dashboard </w:t>
-      </w:r>
-      <w:proofErr w:type="spellStart"/>
-      <w:r>
-        <w:rPr>
-          <w:rFonts w:ascii="Times New Roman" w:hAnsi="Times New Roman"/>
-        </w:rPr>
-        <w:t>Manajemen</w:t>
-      </w:r>
-      <w:proofErr w:type="spellEnd"/>
+        <w:t xml:space="preserve">Gambar </w:t>
+      </w:r>
+      <w:r>
+        <w:rPr>
+          <w:rFonts w:ascii="Times New Roman" w:hAnsi="Times New Roman"/>
+        </w:rPr>
+        <w:t xml:space="preserve">3.5 </w:t>
+      </w:r>
+      <w:proofErr w:type="spellStart"/>
+      <w:r>
+        <w:rPr>
+          <w:rFonts w:ascii="Times New Roman" w:hAnsi="Times New Roman"/>
+        </w:rPr>
+        <w:t>Prototipe</w:t>
+      </w:r>
+      <w:proofErr w:type="spellEnd"/>
+      <w:r>
+        <w:rPr>
+          <w:rFonts w:ascii="Times New Roman" w:hAnsi="Times New Roman"/>
+        </w:rPr>
+        <w:t xml:space="preserve"> Tabel Data Obat</w:t>
+      </w:r>
       <w:r>
         <w:rPr>
           <w:rFonts w:ascii="Times New Roman" w:hAnsi="Times New Roman"/>
         </w:rPr>
         <w:tab/>
-        <w:t>12</w:t>
+      </w:r>
+      <w:r>
+        <w:rPr>
+          <w:rFonts w:ascii="Times New Roman" w:hAnsi="Times New Roman"/>
+        </w:rPr>
+        <w:t>11</w:t>
       </w:r>
     </w:p>
     <w:p>
@@ -4843,27 +4987,52 @@
         <w:rPr>
           <w:rFonts w:ascii="Times New Roman" w:hAnsi="Times New Roman"/>
         </w:rPr>
-        <w:t xml:space="preserve">Gambar 4.3 </w:t>
-      </w:r>
-      <w:proofErr w:type="spellStart"/>
-      <w:r>
-        <w:rPr>
-          <w:rFonts w:ascii="Times New Roman" w:hAnsi="Times New Roman"/>
-        </w:rPr>
-        <w:t>Antarmuka</w:t>
-      </w:r>
-      <w:proofErr w:type="spellEnd"/>
-      <w:r>
-        <w:rPr>
-          <w:rFonts w:ascii="Times New Roman" w:hAnsi="Times New Roman"/>
-        </w:rPr>
-        <w:t xml:space="preserve"> Master Data Supplier</w:t>
+        <w:t xml:space="preserve">Gambar </w:t>
+      </w:r>
+      <w:r>
+        <w:rPr>
+          <w:rFonts w:ascii="Times New Roman" w:hAnsi="Times New Roman"/>
+        </w:rPr>
+        <w:t xml:space="preserve">3.6 </w:t>
+      </w:r>
+      <w:proofErr w:type="spellStart"/>
+      <w:r>
+        <w:rPr>
+          <w:rFonts w:ascii="Times New Roman" w:hAnsi="Times New Roman"/>
+        </w:rPr>
+        <w:t>Prototipe</w:t>
+      </w:r>
+      <w:proofErr w:type="spellEnd"/>
+      <w:r>
+        <w:rPr>
+          <w:rFonts w:ascii="Times New Roman" w:hAnsi="Times New Roman"/>
+        </w:rPr>
+        <w:t xml:space="preserve"> Form </w:t>
+      </w:r>
+      <w:proofErr w:type="spellStart"/>
+      <w:r>
+        <w:rPr>
+          <w:rFonts w:ascii="Times New Roman" w:hAnsi="Times New Roman"/>
+        </w:rPr>
+        <w:t>Tambah</w:t>
+      </w:r>
+      <w:proofErr w:type="spellEnd"/>
+      <w:r>
+        <w:rPr>
+          <w:rFonts w:ascii="Times New Roman" w:hAnsi="Times New Roman"/>
+        </w:rPr>
+        <w:t xml:space="preserve"> Obat</w:t>
       </w:r>
       <w:r>
         <w:rPr>
           <w:rFonts w:ascii="Times New Roman" w:hAnsi="Times New Roman"/>
         </w:rPr>
         <w:tab/>
+      </w:r>
+      <w:r>
+        <w:rPr>
+          <w:rFonts w:ascii="Times New Roman" w:hAnsi="Times New Roman"/>
+        </w:rPr>
         <w:t>12</w:t>
       </w:r>
     </w:p>
@@ -4878,70 +5047,53 @@
         <w:rPr>
           <w:rFonts w:ascii="Times New Roman" w:hAnsi="Times New Roman"/>
         </w:rPr>
-        <w:t xml:space="preserve">Gambar 4.4 </w:t>
-      </w:r>
-      <w:proofErr w:type="spellStart"/>
-      <w:r>
-        <w:rPr>
-          <w:rFonts w:ascii="Times New Roman" w:hAnsi="Times New Roman"/>
-        </w:rPr>
-        <w:t>Visualisasi</w:t>
-      </w:r>
-      <w:proofErr w:type="spellEnd"/>
-      <w:r>
-        <w:rPr>
-          <w:rFonts w:ascii="Times New Roman" w:hAnsi="Times New Roman"/>
-        </w:rPr>
-        <w:t xml:space="preserve"> </w:t>
-      </w:r>
-      <w:proofErr w:type="spellStart"/>
-      <w:r>
-        <w:rPr>
-          <w:rFonts w:ascii="Times New Roman" w:hAnsi="Times New Roman"/>
-        </w:rPr>
-        <w:t>Antrean</w:t>
-      </w:r>
-      <w:proofErr w:type="spellEnd"/>
-      <w:r>
-        <w:rPr>
-          <w:rFonts w:ascii="Times New Roman" w:hAnsi="Times New Roman"/>
-        </w:rPr>
-        <w:t xml:space="preserve"> Batch FEFO </w:t>
-      </w:r>
-      <w:proofErr w:type="spellStart"/>
-      <w:r>
-        <w:rPr>
-          <w:rFonts w:ascii="Times New Roman" w:hAnsi="Times New Roman"/>
-        </w:rPr>
-        <w:t>Aktif</w:t>
-      </w:r>
-      <w:proofErr w:type="spellEnd"/>
-      <w:r>
-        <w:rPr>
-          <w:rFonts w:ascii="Times New Roman" w:hAnsi="Times New Roman"/>
-        </w:rPr>
-        <w:t xml:space="preserve"> &amp; </w:t>
-      </w:r>
-      <w:proofErr w:type="spellStart"/>
-      <w:r>
-        <w:rPr>
-          <w:rFonts w:ascii="Times New Roman" w:hAnsi="Times New Roman"/>
-        </w:rPr>
-        <w:t>Katalog</w:t>
-      </w:r>
-      <w:proofErr w:type="spellEnd"/>
-      <w:r>
-        <w:rPr>
-          <w:rFonts w:ascii="Times New Roman" w:hAnsi="Times New Roman"/>
-        </w:rPr>
-        <w:t xml:space="preserve"> Obat</w:t>
+        <w:t xml:space="preserve">Gambar </w:t>
+      </w:r>
+      <w:r>
+        <w:rPr>
+          <w:rFonts w:ascii="Times New Roman" w:hAnsi="Times New Roman"/>
+        </w:rPr>
+        <w:t xml:space="preserve">3.7 </w:t>
+      </w:r>
+      <w:proofErr w:type="spellStart"/>
+      <w:r>
+        <w:rPr>
+          <w:rFonts w:ascii="Times New Roman" w:hAnsi="Times New Roman"/>
+        </w:rPr>
+        <w:t>Prototipe</w:t>
+      </w:r>
+      <w:proofErr w:type="spellEnd"/>
+      <w:r>
+        <w:rPr>
+          <w:rFonts w:ascii="Times New Roman" w:hAnsi="Times New Roman"/>
+        </w:rPr>
+        <w:t xml:space="preserve"> </w:t>
+      </w:r>
+      <w:proofErr w:type="spellStart"/>
+      <w:r>
+        <w:rPr>
+          <w:rFonts w:ascii="Times New Roman" w:hAnsi="Times New Roman"/>
+        </w:rPr>
+        <w:t>Antarmuka</w:t>
+      </w:r>
+      <w:proofErr w:type="spellEnd"/>
+      <w:r>
+        <w:rPr>
+          <w:rFonts w:ascii="Times New Roman" w:hAnsi="Times New Roman"/>
+        </w:rPr>
+        <w:t xml:space="preserve"> Kasir (POS)</w:t>
       </w:r>
       <w:r>
         <w:rPr>
           <w:rFonts w:ascii="Times New Roman" w:hAnsi="Times New Roman"/>
         </w:rPr>
         <w:tab/>
-        <w:t>13</w:t>
+      </w:r>
+      <w:r>
+        <w:rPr>
+          <w:rFonts w:ascii="Times New Roman" w:hAnsi="Times New Roman"/>
+        </w:rPr>
+        <w:t>12</w:t>
       </w:r>
     </w:p>
     <w:p>
@@ -4955,56 +5107,34 @@
         <w:rPr>
           <w:rFonts w:ascii="Times New Roman" w:hAnsi="Times New Roman"/>
         </w:rPr>
-        <w:t xml:space="preserve">Gambar 4.5 </w:t>
-      </w:r>
-      <w:proofErr w:type="spellStart"/>
-      <w:r>
-        <w:rPr>
-          <w:rFonts w:ascii="Times New Roman" w:hAnsi="Times New Roman"/>
-        </w:rPr>
-        <w:t>Antarmuka</w:t>
-      </w:r>
-      <w:proofErr w:type="spellEnd"/>
-      <w:r>
-        <w:rPr>
-          <w:rFonts w:ascii="Times New Roman" w:hAnsi="Times New Roman"/>
-        </w:rPr>
-        <w:t xml:space="preserve"> Point of Sales (POS) </w:t>
-      </w:r>
-      <w:proofErr w:type="spellStart"/>
-      <w:r>
-        <w:rPr>
-          <w:rFonts w:ascii="Times New Roman" w:hAnsi="Times New Roman"/>
-        </w:rPr>
-        <w:t>dengan</w:t>
-      </w:r>
-      <w:proofErr w:type="spellEnd"/>
-      <w:r>
-        <w:rPr>
-          <w:rFonts w:ascii="Times New Roman" w:hAnsi="Times New Roman"/>
-        </w:rPr>
-        <w:t xml:space="preserve"> </w:t>
-      </w:r>
-      <w:proofErr w:type="spellStart"/>
-      <w:r>
-        <w:rPr>
-          <w:rFonts w:ascii="Times New Roman" w:hAnsi="Times New Roman"/>
-        </w:rPr>
-        <w:t>Skrining</w:t>
-      </w:r>
-      <w:proofErr w:type="spellEnd"/>
-      <w:r>
-        <w:rPr>
-          <w:rFonts w:ascii="Times New Roman" w:hAnsi="Times New Roman"/>
-        </w:rPr>
-        <w:t xml:space="preserve"> </w:t>
-      </w:r>
-      <w:proofErr w:type="spellStart"/>
-      <w:r>
-        <w:rPr>
-          <w:rFonts w:ascii="Times New Roman" w:hAnsi="Times New Roman"/>
-        </w:rPr>
-        <w:t>Resep</w:t>
+        <w:t xml:space="preserve">Gambar </w:t>
+      </w:r>
+      <w:r>
+        <w:rPr>
+          <w:rFonts w:ascii="Times New Roman" w:hAnsi="Times New Roman"/>
+        </w:rPr>
+        <w:t xml:space="preserve">3.8 </w:t>
+      </w:r>
+      <w:proofErr w:type="spellStart"/>
+      <w:r>
+        <w:rPr>
+          <w:rFonts w:ascii="Times New Roman" w:hAnsi="Times New Roman"/>
+        </w:rPr>
+        <w:t>Prototipe</w:t>
+      </w:r>
+      <w:proofErr w:type="spellEnd"/>
+      <w:r>
+        <w:rPr>
+          <w:rFonts w:ascii="Times New Roman" w:hAnsi="Times New Roman"/>
+        </w:rPr>
+        <w:t xml:space="preserve"> Modal </w:t>
+      </w:r>
+      <w:proofErr w:type="spellStart"/>
+      <w:r>
+        <w:rPr>
+          <w:rFonts w:ascii="Times New Roman" w:hAnsi="Times New Roman"/>
+        </w:rPr>
+        <w:t>Pembayaran</w:t>
       </w:r>
       <w:proofErr w:type="spellEnd"/>
       <w:r>
@@ -5012,6 +5142,11 @@
           <w:rFonts w:ascii="Times New Roman" w:hAnsi="Times New Roman"/>
         </w:rPr>
         <w:tab/>
+      </w:r>
+      <w:r>
+        <w:rPr>
+          <w:rFonts w:ascii="Times New Roman" w:hAnsi="Times New Roman"/>
+        </w:rPr>
         <w:t>13</w:t>
       </w:r>
     </w:p>
@@ -5026,6 +5161,365 @@
         <w:rPr>
           <w:rFonts w:ascii="Times New Roman" w:hAnsi="Times New Roman"/>
         </w:rPr>
+        <w:t xml:space="preserve">Gambar </w:t>
+      </w:r>
+      <w:r>
+        <w:rPr>
+          <w:rFonts w:ascii="Times New Roman" w:hAnsi="Times New Roman"/>
+        </w:rPr>
+        <w:t xml:space="preserve">3.9 </w:t>
+      </w:r>
+      <w:proofErr w:type="spellStart"/>
+      <w:r>
+        <w:rPr>
+          <w:rFonts w:ascii="Times New Roman" w:hAnsi="Times New Roman"/>
+        </w:rPr>
+        <w:t>Prototipe</w:t>
+      </w:r>
+      <w:proofErr w:type="spellEnd"/>
+      <w:r>
+        <w:rPr>
+          <w:rFonts w:ascii="Times New Roman" w:hAnsi="Times New Roman"/>
+        </w:rPr>
+        <w:t xml:space="preserve"> Dasbor </w:t>
+      </w:r>
+      <w:proofErr w:type="spellStart"/>
+      <w:r>
+        <w:rPr>
+          <w:rFonts w:ascii="Times New Roman" w:hAnsi="Times New Roman"/>
+        </w:rPr>
+        <w:t>Laporan</w:t>
+      </w:r>
+      <w:proofErr w:type="spellEnd"/>
+      <w:r>
+        <w:rPr>
+          <w:rFonts w:ascii="Times New Roman" w:hAnsi="Times New Roman"/>
+        </w:rPr>
+        <w:t xml:space="preserve"> Penjualan</w:t>
+      </w:r>
+      <w:r>
+        <w:rPr>
+          <w:rFonts w:ascii="Times New Roman" w:hAnsi="Times New Roman"/>
+        </w:rPr>
+        <w:tab/>
+      </w:r>
+      <w:r>
+        <w:rPr>
+          <w:rFonts w:ascii="Times New Roman" w:hAnsi="Times New Roman"/>
+        </w:rPr>
+        <w:t>13</w:t>
+      </w:r>
+    </w:p>
+    <w:p>
+      <w:pPr>
+        <w:tabs>
+          <w:tab w:val="right" w:leader="dot" w:pos="9360"/>
+        </w:tabs>
+        <w:spacing w:after="40"/>
+      </w:pPr>
+      <w:r>
+        <w:rPr>
+          <w:rFonts w:ascii="Times New Roman" w:hAnsi="Times New Roman"/>
+        </w:rPr>
+        <w:t xml:space="preserve">Gambar 4.1 Halaman Login </w:t>
+      </w:r>
+      <w:proofErr w:type="spellStart"/>
+      <w:r>
+        <w:rPr>
+          <w:rFonts w:ascii="Times New Roman" w:hAnsi="Times New Roman"/>
+        </w:rPr>
+        <w:t>Autentikasi</w:t>
+      </w:r>
+      <w:proofErr w:type="spellEnd"/>
+      <w:r>
+        <w:rPr>
+          <w:rFonts w:ascii="Times New Roman" w:hAnsi="Times New Roman"/>
+        </w:rPr>
+        <w:t xml:space="preserve"> </w:t>
+      </w:r>
+      <w:proofErr w:type="spellStart"/>
+      <w:r>
+        <w:rPr>
+          <w:rFonts w:ascii="Times New Roman" w:hAnsi="Times New Roman"/>
+        </w:rPr>
+        <w:t>Pengguna</w:t>
+      </w:r>
+      <w:proofErr w:type="spellEnd"/>
+      <w:r>
+        <w:rPr>
+          <w:rFonts w:ascii="Times New Roman" w:hAnsi="Times New Roman"/>
+        </w:rPr>
+        <w:tab/>
+        <w:t>1</w:t>
+      </w:r>
+      <w:r>
+        <w:rPr>
+          <w:rFonts w:ascii="Times New Roman" w:hAnsi="Times New Roman"/>
+        </w:rPr>
+        <w:t>4</w:t>
+      </w:r>
+    </w:p>
+    <w:p>
+      <w:pPr>
+        <w:tabs>
+          <w:tab w:val="right" w:leader="dot" w:pos="9360"/>
+        </w:tabs>
+        <w:spacing w:after="40"/>
+      </w:pPr>
+      <w:r>
+        <w:rPr>
+          <w:rFonts w:ascii="Times New Roman" w:hAnsi="Times New Roman"/>
+        </w:rPr>
+        <w:t xml:space="preserve">Gambar 4.2 Panel </w:t>
+      </w:r>
+      <w:proofErr w:type="spellStart"/>
+      <w:r>
+        <w:rPr>
+          <w:rFonts w:ascii="Times New Roman" w:hAnsi="Times New Roman"/>
+        </w:rPr>
+        <w:t>Kontrol</w:t>
+      </w:r>
+      <w:proofErr w:type="spellEnd"/>
+      <w:r>
+        <w:rPr>
+          <w:rFonts w:ascii="Times New Roman" w:hAnsi="Times New Roman"/>
+        </w:rPr>
+        <w:t xml:space="preserve"> Dashboard </w:t>
+      </w:r>
+      <w:proofErr w:type="spellStart"/>
+      <w:r>
+        <w:rPr>
+          <w:rFonts w:ascii="Times New Roman" w:hAnsi="Times New Roman"/>
+        </w:rPr>
+        <w:t>Manajemen</w:t>
+      </w:r>
+      <w:proofErr w:type="spellEnd"/>
+      <w:r>
+        <w:rPr>
+          <w:rFonts w:ascii="Times New Roman" w:hAnsi="Times New Roman"/>
+        </w:rPr>
+        <w:tab/>
+        <w:t>1</w:t>
+      </w:r>
+      <w:r>
+        <w:rPr>
+          <w:rFonts w:ascii="Times New Roman" w:hAnsi="Times New Roman"/>
+        </w:rPr>
+        <w:t>5</w:t>
+      </w:r>
+    </w:p>
+    <w:p>
+      <w:pPr>
+        <w:tabs>
+          <w:tab w:val="right" w:leader="dot" w:pos="9360"/>
+        </w:tabs>
+        <w:spacing w:after="40"/>
+      </w:pPr>
+      <w:r>
+        <w:rPr>
+          <w:rFonts w:ascii="Times New Roman" w:hAnsi="Times New Roman"/>
+        </w:rPr>
+        <w:t xml:space="preserve">Gambar 4.3 </w:t>
+      </w:r>
+      <w:proofErr w:type="spellStart"/>
+      <w:r>
+        <w:rPr>
+          <w:rFonts w:ascii="Times New Roman" w:hAnsi="Times New Roman"/>
+        </w:rPr>
+        <w:t>Antarmuka</w:t>
+      </w:r>
+      <w:proofErr w:type="spellEnd"/>
+      <w:r>
+        <w:rPr>
+          <w:rFonts w:ascii="Times New Roman" w:hAnsi="Times New Roman"/>
+        </w:rPr>
+        <w:t xml:space="preserve"> Master Data Supplier</w:t>
+      </w:r>
+      <w:r>
+        <w:rPr>
+          <w:rFonts w:ascii="Times New Roman" w:hAnsi="Times New Roman"/>
+        </w:rPr>
+        <w:tab/>
+        <w:t>1</w:t>
+      </w:r>
+      <w:r>
+        <w:rPr>
+          <w:rFonts w:ascii="Times New Roman" w:hAnsi="Times New Roman"/>
+        </w:rPr>
+        <w:t>5</w:t>
+      </w:r>
+    </w:p>
+    <w:p>
+      <w:pPr>
+        <w:tabs>
+          <w:tab w:val="right" w:leader="dot" w:pos="9360"/>
+        </w:tabs>
+        <w:spacing w:after="40"/>
+      </w:pPr>
+      <w:r>
+        <w:rPr>
+          <w:rFonts w:ascii="Times New Roman" w:hAnsi="Times New Roman"/>
+        </w:rPr>
+        <w:t xml:space="preserve">Gambar 4.4 </w:t>
+      </w:r>
+      <w:proofErr w:type="spellStart"/>
+      <w:r>
+        <w:rPr>
+          <w:rFonts w:ascii="Times New Roman" w:hAnsi="Times New Roman"/>
+        </w:rPr>
+        <w:t>Visualisasi</w:t>
+      </w:r>
+      <w:proofErr w:type="spellEnd"/>
+      <w:r>
+        <w:rPr>
+          <w:rFonts w:ascii="Times New Roman" w:hAnsi="Times New Roman"/>
+        </w:rPr>
+        <w:t xml:space="preserve"> </w:t>
+      </w:r>
+      <w:proofErr w:type="spellStart"/>
+      <w:r>
+        <w:rPr>
+          <w:rFonts w:ascii="Times New Roman" w:hAnsi="Times New Roman"/>
+        </w:rPr>
+        <w:t>Antrean</w:t>
+      </w:r>
+      <w:proofErr w:type="spellEnd"/>
+      <w:r>
+        <w:rPr>
+          <w:rFonts w:ascii="Times New Roman" w:hAnsi="Times New Roman"/>
+        </w:rPr>
+        <w:t xml:space="preserve"> Batch FEFO </w:t>
+      </w:r>
+      <w:proofErr w:type="spellStart"/>
+      <w:r>
+        <w:rPr>
+          <w:rFonts w:ascii="Times New Roman" w:hAnsi="Times New Roman"/>
+        </w:rPr>
+        <w:t>Aktif</w:t>
+      </w:r>
+      <w:proofErr w:type="spellEnd"/>
+      <w:r>
+        <w:rPr>
+          <w:rFonts w:ascii="Times New Roman" w:hAnsi="Times New Roman"/>
+        </w:rPr>
+        <w:t xml:space="preserve"> &amp; </w:t>
+      </w:r>
+      <w:proofErr w:type="spellStart"/>
+      <w:r>
+        <w:rPr>
+          <w:rFonts w:ascii="Times New Roman" w:hAnsi="Times New Roman"/>
+        </w:rPr>
+        <w:t>Katalog</w:t>
+      </w:r>
+      <w:proofErr w:type="spellEnd"/>
+      <w:r>
+        <w:rPr>
+          <w:rFonts w:ascii="Times New Roman" w:hAnsi="Times New Roman"/>
+        </w:rPr>
+        <w:t xml:space="preserve"> Obat</w:t>
+      </w:r>
+      <w:r>
+        <w:rPr>
+          <w:rFonts w:ascii="Times New Roman" w:hAnsi="Times New Roman"/>
+        </w:rPr>
+        <w:tab/>
+        <w:t>1</w:t>
+      </w:r>
+      <w:r>
+        <w:rPr>
+          <w:rFonts w:ascii="Times New Roman" w:hAnsi="Times New Roman"/>
+        </w:rPr>
+        <w:t>6</w:t>
+      </w:r>
+    </w:p>
+    <w:p>
+      <w:pPr>
+        <w:tabs>
+          <w:tab w:val="right" w:leader="dot" w:pos="9360"/>
+        </w:tabs>
+        <w:spacing w:after="40"/>
+      </w:pPr>
+      <w:r>
+        <w:rPr>
+          <w:rFonts w:ascii="Times New Roman" w:hAnsi="Times New Roman"/>
+        </w:rPr>
+        <w:t xml:space="preserve">Gambar 4.5 </w:t>
+      </w:r>
+      <w:proofErr w:type="spellStart"/>
+      <w:r>
+        <w:rPr>
+          <w:rFonts w:ascii="Times New Roman" w:hAnsi="Times New Roman"/>
+        </w:rPr>
+        <w:t>Antarmuka</w:t>
+      </w:r>
+      <w:proofErr w:type="spellEnd"/>
+      <w:r>
+        <w:rPr>
+          <w:rFonts w:ascii="Times New Roman" w:hAnsi="Times New Roman"/>
+        </w:rPr>
+        <w:t xml:space="preserve"> Point of Sales (POS) </w:t>
+      </w:r>
+      <w:proofErr w:type="spellStart"/>
+      <w:r>
+        <w:rPr>
+          <w:rFonts w:ascii="Times New Roman" w:hAnsi="Times New Roman"/>
+        </w:rPr>
+        <w:t>dengan</w:t>
+      </w:r>
+      <w:proofErr w:type="spellEnd"/>
+      <w:r>
+        <w:rPr>
+          <w:rFonts w:ascii="Times New Roman" w:hAnsi="Times New Roman"/>
+        </w:rPr>
+        <w:t xml:space="preserve"> </w:t>
+      </w:r>
+      <w:proofErr w:type="spellStart"/>
+      <w:r>
+        <w:rPr>
+          <w:rFonts w:ascii="Times New Roman" w:hAnsi="Times New Roman"/>
+        </w:rPr>
+        <w:t>Skrining</w:t>
+      </w:r>
+      <w:proofErr w:type="spellEnd"/>
+      <w:r>
+        <w:rPr>
+          <w:rFonts w:ascii="Times New Roman" w:hAnsi="Times New Roman"/>
+        </w:rPr>
+        <w:t xml:space="preserve"> </w:t>
+      </w:r>
+      <w:proofErr w:type="spellStart"/>
+      <w:r>
+        <w:rPr>
+          <w:rFonts w:ascii="Times New Roman" w:hAnsi="Times New Roman"/>
+        </w:rPr>
+        <w:t>Resep</w:t>
+      </w:r>
+      <w:proofErr w:type="spellEnd"/>
+      <w:r>
+        <w:rPr>
+          <w:rFonts w:ascii="Times New Roman" w:hAnsi="Times New Roman"/>
+        </w:rPr>
+        <w:tab/>
+        <w:t>1</w:t>
+      </w:r>
+      <w:r>
+        <w:rPr>
+          <w:rFonts w:ascii="Times New Roman" w:hAnsi="Times New Roman"/>
+        </w:rPr>
+        <w:t>6</w:t>
+      </w:r>
+    </w:p>
+    <w:p>
+      <w:pPr>
+        <w:tabs>
+          <w:tab w:val="right" w:leader="dot" w:pos="9360"/>
+        </w:tabs>
+        <w:spacing w:after="40"/>
+      </w:pPr>
+      <w:r>
+        <w:rPr>
+          <w:rFonts w:ascii="Times New Roman" w:hAnsi="Times New Roman"/>
+        </w:rPr>
         <w:t xml:space="preserve">Gambar 4.6 Form </w:t>
       </w:r>
       <w:proofErr w:type="spellStart"/>
@@ -5075,7 +5569,13 @@
           <w:rFonts w:ascii="Times New Roman" w:hAnsi="Times New Roman"/>
         </w:rPr>
         <w:tab/>
-        <w:t>14</w:t>
+        <w:t>1</w:t>
+      </w:r>
+      <w:r>
+        <w:rPr>
+          <w:rFonts w:ascii="Times New Roman" w:hAnsi="Times New Roman"/>
+        </w:rPr>
+        <w:t>7</w:t>
       </w:r>
     </w:p>
     <w:p>
@@ -5096,6 +5596,23 @@
     </w:p>
     <w:p>
       <w:pPr>
+        <w:rPr>
+          <w:rFonts w:ascii="Times New Roman" w:hAnsi="Times New Roman"/>
+          <w:b/>
+          <w:sz w:val="28"/>
+        </w:rPr>
+      </w:pPr>
+      <w:r>
+        <w:rPr>
+          <w:rFonts w:ascii="Times New Roman" w:hAnsi="Times New Roman"/>
+          <w:b/>
+          <w:sz w:val="28"/>
+        </w:rPr>
+        <w:br w:type="page"/>
+      </w:r>
+    </w:p>
+    <w:p>
+      <w:pPr>
         <w:keepNext/>
         <w:spacing w:before="320" w:after="160"/>
         <w:jc w:val="center"/>
@@ -5106,6 +5623,7 @@
           <w:b/>
           <w:sz w:val="28"/>
         </w:rPr>
+        <w:lastRenderedPageBreak/>
         <w:t>DAFTAR TABEL</w:t>
       </w:r>
     </w:p>
@@ -5218,7 +5736,12 @@
           <w:rFonts w:ascii="Times New Roman" w:hAnsi="Times New Roman"/>
         </w:rPr>
         <w:tab/>
-        <w:t>4</w:t>
+      </w:r>
+      <w:r>
+        <w:rPr>
+          <w:rFonts w:ascii="Times New Roman" w:hAnsi="Times New Roman"/>
+        </w:rPr>
+        <w:t>5</w:t>
       </w:r>
     </w:p>
     <w:p>
@@ -5540,7 +6063,13 @@
           <w:rFonts w:ascii="Times New Roman" w:hAnsi="Times New Roman"/>
         </w:rPr>
         <w:tab/>
-        <w:t>14</w:t>
+        <w:t>1</w:t>
+      </w:r>
+      <w:r>
+        <w:rPr>
+          <w:rFonts w:ascii="Times New Roman" w:hAnsi="Times New Roman"/>
+        </w:rPr>
+        <w:t>7</w:t>
       </w:r>
     </w:p>
     <w:p>
@@ -13738,6 +14267,11 @@
       <w:pPr>
         <w:keepNext/>
         <w:spacing w:before="240" w:after="80"/>
+        <w:rPr>
+          <w:rFonts w:ascii="Times New Roman" w:hAnsi="Times New Roman"/>
+          <w:b/>
+          <w:sz w:val="25"/>
+        </w:rPr>
       </w:pPr>
       <w:r>
         <w:rPr>
@@ -13797,1985 +14331,2156 @@
     <w:p>
       <w:pPr>
         <w:keepNext/>
-        <w:spacing w:before="160" w:after="40"/>
+        <w:spacing w:before="240" w:after="80"/>
+        <w:rPr>
+          <w:sz w:val="24"/>
+          <w:szCs w:val="24"/>
+          <w:lang w:val="en-ID"/>
+        </w:rPr>
       </w:pPr>
-      <w:r>
-        <w:rPr>
-          <w:rFonts w:ascii="Times New Roman" w:hAnsi="Times New Roman"/>
-          <w:b/>
-          <w:sz w:val="24"/>
-        </w:rPr>
-        <w:t>Flow Proses Saat Ini:</w:t>
-      </w:r>
-    </w:p>
-    <w:p>
-      <w:pPr>
-        <w:spacing w:before="20" w:after="60"/>
-        <w:ind w:left="360"/>
-      </w:pPr>
-      <w:r>
-        <w:rPr>
-          <w:rFonts w:ascii="Times New Roman" w:hAnsi="Times New Roman"/>
-          <w:sz w:val="24"/>
-        </w:rPr>
-        <w:t xml:space="preserve">1. Proses </w:t>
-      </w:r>
-      <w:proofErr w:type="spellStart"/>
-      <w:r>
-        <w:rPr>
-          <w:rFonts w:ascii="Times New Roman" w:hAnsi="Times New Roman"/>
-          <w:sz w:val="24"/>
-        </w:rPr>
-        <w:t>Pengadaan</w:t>
-      </w:r>
-      <w:proofErr w:type="spellEnd"/>
-      <w:r>
-        <w:rPr>
-          <w:rFonts w:ascii="Times New Roman" w:hAnsi="Times New Roman"/>
-          <w:sz w:val="24"/>
-        </w:rPr>
-        <w:t xml:space="preserve"> Barang: </w:t>
-      </w:r>
-      <w:proofErr w:type="spellStart"/>
-      <w:r>
-        <w:rPr>
-          <w:rFonts w:ascii="Times New Roman" w:hAnsi="Times New Roman"/>
-          <w:sz w:val="24"/>
-        </w:rPr>
-        <w:t>Petugas</w:t>
-      </w:r>
-      <w:proofErr w:type="spellEnd"/>
-      <w:r>
-        <w:rPr>
-          <w:rFonts w:ascii="Times New Roman" w:hAnsi="Times New Roman"/>
-          <w:sz w:val="24"/>
-        </w:rPr>
-        <w:t xml:space="preserve"> </w:t>
-      </w:r>
-      <w:proofErr w:type="spellStart"/>
-      <w:r>
-        <w:rPr>
-          <w:rFonts w:ascii="Times New Roman" w:hAnsi="Times New Roman"/>
-          <w:sz w:val="24"/>
-        </w:rPr>
-        <w:t>memeriksa</w:t>
-      </w:r>
-      <w:proofErr w:type="spellEnd"/>
-      <w:r>
-        <w:rPr>
-          <w:rFonts w:ascii="Times New Roman" w:hAnsi="Times New Roman"/>
-          <w:sz w:val="24"/>
-        </w:rPr>
-        <w:t xml:space="preserve"> </w:t>
-      </w:r>
-      <w:proofErr w:type="spellStart"/>
-      <w:r>
-        <w:rPr>
-          <w:rFonts w:ascii="Times New Roman" w:hAnsi="Times New Roman"/>
-          <w:sz w:val="24"/>
-        </w:rPr>
-        <w:t>faktur</w:t>
-      </w:r>
-      <w:proofErr w:type="spellEnd"/>
-      <w:r>
-        <w:rPr>
-          <w:rFonts w:ascii="Times New Roman" w:hAnsi="Times New Roman"/>
-          <w:sz w:val="24"/>
-        </w:rPr>
-        <w:t xml:space="preserve"> </w:t>
-      </w:r>
-      <w:proofErr w:type="spellStart"/>
-      <w:r>
-        <w:rPr>
-          <w:rFonts w:ascii="Times New Roman" w:hAnsi="Times New Roman"/>
-          <w:sz w:val="24"/>
-        </w:rPr>
-        <w:t>fisik</w:t>
-      </w:r>
-      <w:proofErr w:type="spellEnd"/>
-      <w:r>
-        <w:rPr>
-          <w:rFonts w:ascii="Times New Roman" w:hAnsi="Times New Roman"/>
-          <w:sz w:val="24"/>
-        </w:rPr>
-        <w:t xml:space="preserve"> </w:t>
-      </w:r>
-      <w:proofErr w:type="spellStart"/>
-      <w:r>
-        <w:rPr>
-          <w:rFonts w:ascii="Times New Roman" w:hAnsi="Times New Roman"/>
-          <w:sz w:val="24"/>
+      <w:proofErr w:type="spellStart"/>
+      <w:r>
+        <w:rPr>
+          <w:sz w:val="24"/>
+          <w:szCs w:val="24"/>
+          <w:lang w:val="en-ID"/>
+        </w:rPr>
+        <w:t>Untuk</w:t>
+      </w:r>
+      <w:proofErr w:type="spellEnd"/>
+      <w:r>
+        <w:rPr>
+          <w:sz w:val="24"/>
+          <w:szCs w:val="24"/>
+          <w:lang w:val="en-ID"/>
+        </w:rPr>
+        <w:t xml:space="preserve"> </w:t>
+      </w:r>
+      <w:proofErr w:type="spellStart"/>
+      <w:r>
+        <w:rPr>
+          <w:sz w:val="24"/>
+          <w:szCs w:val="24"/>
+          <w:lang w:val="en-ID"/>
+        </w:rPr>
+        <w:t>memahami</w:t>
+      </w:r>
+      <w:proofErr w:type="spellEnd"/>
+      <w:r>
+        <w:rPr>
+          <w:sz w:val="24"/>
+          <w:szCs w:val="24"/>
+          <w:lang w:val="en-ID"/>
+        </w:rPr>
+        <w:t xml:space="preserve"> </w:t>
+      </w:r>
+      <w:proofErr w:type="spellStart"/>
+      <w:r>
+        <w:rPr>
+          <w:sz w:val="24"/>
+          <w:szCs w:val="24"/>
+          <w:lang w:val="en-ID"/>
+        </w:rPr>
+        <w:t>kendala</w:t>
+      </w:r>
+      <w:proofErr w:type="spellEnd"/>
+      <w:r>
+        <w:rPr>
+          <w:sz w:val="24"/>
+          <w:szCs w:val="24"/>
+          <w:lang w:val="en-ID"/>
+        </w:rPr>
+        <w:t xml:space="preserve"> </w:t>
+      </w:r>
+      <w:proofErr w:type="spellStart"/>
+      <w:r>
+        <w:rPr>
+          <w:sz w:val="24"/>
+          <w:szCs w:val="24"/>
+          <w:lang w:val="en-ID"/>
+        </w:rPr>
+        <w:t>operasional</w:t>
+      </w:r>
+      <w:proofErr w:type="spellEnd"/>
+      <w:r>
+        <w:rPr>
+          <w:sz w:val="24"/>
+          <w:szCs w:val="24"/>
+          <w:lang w:val="en-ID"/>
+        </w:rPr>
+        <w:t xml:space="preserve"> yang </w:t>
+      </w:r>
+      <w:proofErr w:type="spellStart"/>
+      <w:r>
+        <w:rPr>
+          <w:sz w:val="24"/>
+          <w:szCs w:val="24"/>
+          <w:lang w:val="en-ID"/>
+        </w:rPr>
+        <w:t>terjadi</w:t>
+      </w:r>
+      <w:proofErr w:type="spellEnd"/>
+      <w:r>
+        <w:rPr>
+          <w:sz w:val="24"/>
+          <w:szCs w:val="24"/>
+          <w:lang w:val="en-ID"/>
+        </w:rPr>
+        <w:t xml:space="preserve">, </w:t>
+      </w:r>
+      <w:proofErr w:type="spellStart"/>
+      <w:r>
+        <w:rPr>
+          <w:sz w:val="24"/>
+          <w:szCs w:val="24"/>
+          <w:lang w:val="en-ID"/>
+        </w:rPr>
+        <w:t>berikut</w:t>
+      </w:r>
+      <w:proofErr w:type="spellEnd"/>
+      <w:r>
+        <w:rPr>
+          <w:sz w:val="24"/>
+          <w:szCs w:val="24"/>
+          <w:lang w:val="en-ID"/>
+        </w:rPr>
+        <w:t xml:space="preserve"> </w:t>
+      </w:r>
+      <w:proofErr w:type="spellStart"/>
+      <w:r>
+        <w:rPr>
+          <w:sz w:val="24"/>
+          <w:szCs w:val="24"/>
+          <w:lang w:val="en-ID"/>
+        </w:rPr>
+        <w:t>adalah</w:t>
+      </w:r>
+      <w:proofErr w:type="spellEnd"/>
+      <w:r>
+        <w:rPr>
+          <w:sz w:val="24"/>
+          <w:szCs w:val="24"/>
+          <w:lang w:val="en-ID"/>
+        </w:rPr>
+        <w:t xml:space="preserve"> </w:t>
+      </w:r>
+      <w:proofErr w:type="spellStart"/>
+      <w:r>
+        <w:rPr>
+          <w:sz w:val="24"/>
+          <w:szCs w:val="24"/>
+          <w:lang w:val="en-ID"/>
+        </w:rPr>
+        <w:t>pemodelan</w:t>
+      </w:r>
+      <w:proofErr w:type="spellEnd"/>
+      <w:r>
+        <w:rPr>
+          <w:sz w:val="24"/>
+          <w:szCs w:val="24"/>
+          <w:lang w:val="en-ID"/>
+        </w:rPr>
+        <w:t xml:space="preserve"> </w:t>
+      </w:r>
+      <w:proofErr w:type="spellStart"/>
+      <w:r>
+        <w:rPr>
+          <w:sz w:val="24"/>
+          <w:szCs w:val="24"/>
+          <w:lang w:val="en-ID"/>
+        </w:rPr>
+        <w:t>alur</w:t>
+      </w:r>
+      <w:proofErr w:type="spellEnd"/>
+      <w:r>
+        <w:rPr>
+          <w:sz w:val="24"/>
+          <w:szCs w:val="24"/>
+          <w:lang w:val="en-ID"/>
+        </w:rPr>
+        <w:t xml:space="preserve"> </w:t>
+      </w:r>
+      <w:proofErr w:type="spellStart"/>
+      <w:r>
+        <w:rPr>
+          <w:sz w:val="24"/>
+          <w:szCs w:val="24"/>
+          <w:lang w:val="en-ID"/>
+        </w:rPr>
+        <w:t>kerja</w:t>
+      </w:r>
+      <w:proofErr w:type="spellEnd"/>
+      <w:r>
+        <w:rPr>
+          <w:sz w:val="24"/>
+          <w:szCs w:val="24"/>
+          <w:lang w:val="en-ID"/>
+        </w:rPr>
+        <w:t xml:space="preserve"> (</w:t>
+      </w:r>
+      <w:r>
+        <w:rPr>
+          <w:i/>
+          <w:iCs/>
+          <w:sz w:val="24"/>
+          <w:szCs w:val="24"/>
+          <w:lang w:val="en-ID"/>
+        </w:rPr>
+        <w:t>flowchart</w:t>
+      </w:r>
+      <w:r>
+        <w:rPr>
+          <w:sz w:val="24"/>
+          <w:szCs w:val="24"/>
+          <w:lang w:val="en-ID"/>
+        </w:rPr>
+        <w:t xml:space="preserve">) </w:t>
+      </w:r>
+      <w:proofErr w:type="spellStart"/>
+      <w:r>
+        <w:rPr>
+          <w:sz w:val="24"/>
+          <w:szCs w:val="24"/>
+          <w:lang w:val="en-ID"/>
         </w:rPr>
         <w:t>dari</w:t>
       </w:r>
       <w:proofErr w:type="spellEnd"/>
       <w:r>
         <w:rPr>
-          <w:rFonts w:ascii="Times New Roman" w:hAnsi="Times New Roman"/>
-          <w:sz w:val="24"/>
-        </w:rPr>
-        <w:t xml:space="preserve"> PBF dan </w:t>
-      </w:r>
-      <w:proofErr w:type="spellStart"/>
-      <w:r>
-        <w:rPr>
-          <w:rFonts w:ascii="Times New Roman" w:hAnsi="Times New Roman"/>
-          <w:sz w:val="24"/>
-        </w:rPr>
-        <w:t>mencatat</w:t>
-      </w:r>
-      <w:proofErr w:type="spellEnd"/>
-      <w:r>
-        <w:rPr>
-          <w:rFonts w:ascii="Times New Roman" w:hAnsi="Times New Roman"/>
-          <w:sz w:val="24"/>
-        </w:rPr>
-        <w:t xml:space="preserve"> </w:t>
-      </w:r>
-      <w:proofErr w:type="spellStart"/>
-      <w:r>
-        <w:rPr>
-          <w:rFonts w:ascii="Times New Roman" w:hAnsi="Times New Roman"/>
-          <w:sz w:val="24"/>
-        </w:rPr>
-        <w:t>jumlah</w:t>
-      </w:r>
-      <w:proofErr w:type="spellEnd"/>
-      <w:r>
-        <w:rPr>
-          <w:rFonts w:ascii="Times New Roman" w:hAnsi="Times New Roman"/>
-          <w:sz w:val="24"/>
-        </w:rPr>
-        <w:t xml:space="preserve"> </w:t>
-      </w:r>
-      <w:proofErr w:type="spellStart"/>
-      <w:r>
-        <w:rPr>
-          <w:rFonts w:ascii="Times New Roman" w:hAnsi="Times New Roman"/>
-          <w:sz w:val="24"/>
-        </w:rPr>
-        <w:t>obat</w:t>
-      </w:r>
-      <w:proofErr w:type="spellEnd"/>
-      <w:r>
-        <w:rPr>
-          <w:rFonts w:ascii="Times New Roman" w:hAnsi="Times New Roman"/>
-          <w:sz w:val="24"/>
-        </w:rPr>
-        <w:t xml:space="preserve"> </w:t>
-      </w:r>
-      <w:proofErr w:type="spellStart"/>
-      <w:r>
-        <w:rPr>
-          <w:rFonts w:ascii="Times New Roman" w:hAnsi="Times New Roman"/>
-          <w:sz w:val="24"/>
-        </w:rPr>
-        <w:t>ke</w:t>
-      </w:r>
-      <w:proofErr w:type="spellEnd"/>
-      <w:r>
-        <w:rPr>
-          <w:rFonts w:ascii="Times New Roman" w:hAnsi="Times New Roman"/>
-          <w:sz w:val="24"/>
-        </w:rPr>
-        <w:t xml:space="preserve"> </w:t>
-      </w:r>
-      <w:proofErr w:type="spellStart"/>
-      <w:r>
-        <w:rPr>
-          <w:rFonts w:ascii="Times New Roman" w:hAnsi="Times New Roman"/>
-          <w:sz w:val="24"/>
-        </w:rPr>
-        <w:t>dalam</w:t>
-      </w:r>
-      <w:proofErr w:type="spellEnd"/>
-      <w:r>
-        <w:rPr>
-          <w:rFonts w:ascii="Times New Roman" w:hAnsi="Times New Roman"/>
-          <w:sz w:val="24"/>
-        </w:rPr>
-        <w:t xml:space="preserve"> </w:t>
-      </w:r>
-      <w:proofErr w:type="spellStart"/>
-      <w:r>
-        <w:rPr>
-          <w:rFonts w:ascii="Times New Roman" w:hAnsi="Times New Roman"/>
-          <w:sz w:val="24"/>
-        </w:rPr>
-        <w:t>buku</w:t>
-      </w:r>
-      <w:proofErr w:type="spellEnd"/>
-      <w:r>
-        <w:rPr>
-          <w:rFonts w:ascii="Times New Roman" w:hAnsi="Times New Roman"/>
-          <w:sz w:val="24"/>
-        </w:rPr>
-        <w:t xml:space="preserve"> </w:t>
-      </w:r>
-      <w:proofErr w:type="spellStart"/>
-      <w:r>
-        <w:rPr>
-          <w:rFonts w:ascii="Times New Roman" w:hAnsi="Times New Roman"/>
-          <w:sz w:val="24"/>
-        </w:rPr>
-        <w:t>besar</w:t>
-      </w:r>
-      <w:proofErr w:type="spellEnd"/>
-      <w:r>
-        <w:rPr>
-          <w:rFonts w:ascii="Times New Roman" w:hAnsi="Times New Roman"/>
-          <w:sz w:val="24"/>
-        </w:rPr>
-        <w:t xml:space="preserve"> </w:t>
-      </w:r>
-      <w:proofErr w:type="spellStart"/>
-      <w:r>
-        <w:rPr>
-          <w:rFonts w:ascii="Times New Roman" w:hAnsi="Times New Roman"/>
-          <w:sz w:val="24"/>
-        </w:rPr>
-        <w:t>inventaris</w:t>
-      </w:r>
-      <w:proofErr w:type="spellEnd"/>
-      <w:r>
-        <w:rPr>
-          <w:rFonts w:ascii="Times New Roman" w:hAnsi="Times New Roman"/>
-          <w:sz w:val="24"/>
-        </w:rPr>
-        <w:t xml:space="preserve"> </w:t>
-      </w:r>
-      <w:proofErr w:type="spellStart"/>
-      <w:r>
-        <w:rPr>
-          <w:rFonts w:ascii="Times New Roman" w:hAnsi="Times New Roman"/>
-          <w:sz w:val="24"/>
-        </w:rPr>
-        <w:t>atau</w:t>
-      </w:r>
-      <w:proofErr w:type="spellEnd"/>
-      <w:r>
-        <w:rPr>
-          <w:rFonts w:ascii="Times New Roman" w:hAnsi="Times New Roman"/>
-          <w:sz w:val="24"/>
-        </w:rPr>
-        <w:t xml:space="preserve"> </w:t>
-      </w:r>
-      <w:proofErr w:type="spellStart"/>
-      <w:r>
-        <w:rPr>
-          <w:rFonts w:ascii="Times New Roman" w:hAnsi="Times New Roman"/>
-          <w:sz w:val="24"/>
-        </w:rPr>
-        <w:t>lembar</w:t>
-      </w:r>
-      <w:proofErr w:type="spellEnd"/>
-      <w:r>
-        <w:rPr>
-          <w:rFonts w:ascii="Times New Roman" w:hAnsi="Times New Roman"/>
-          <w:sz w:val="24"/>
-        </w:rPr>
-        <w:t xml:space="preserve"> </w:t>
-      </w:r>
-      <w:proofErr w:type="spellStart"/>
-      <w:r>
-        <w:rPr>
-          <w:rFonts w:ascii="Times New Roman" w:hAnsi="Times New Roman"/>
-          <w:sz w:val="24"/>
-        </w:rPr>
-        <w:t>sebar</w:t>
-      </w:r>
-      <w:proofErr w:type="spellEnd"/>
-      <w:r>
-        <w:rPr>
-          <w:rFonts w:ascii="Times New Roman" w:hAnsi="Times New Roman"/>
-          <w:sz w:val="24"/>
-        </w:rPr>
-        <w:t xml:space="preserve"> (spreadsheet) </w:t>
-      </w:r>
-      <w:proofErr w:type="spellStart"/>
-      <w:r>
-        <w:rPr>
-          <w:rFonts w:ascii="Times New Roman" w:hAnsi="Times New Roman"/>
-          <w:sz w:val="24"/>
-        </w:rPr>
-        <w:t>tanpa</w:t>
-      </w:r>
-      <w:proofErr w:type="spellEnd"/>
-      <w:r>
-        <w:rPr>
-          <w:rFonts w:ascii="Times New Roman" w:hAnsi="Times New Roman"/>
-          <w:sz w:val="24"/>
-        </w:rPr>
-        <w:t xml:space="preserve"> </w:t>
-      </w:r>
-      <w:proofErr w:type="spellStart"/>
-      <w:r>
-        <w:rPr>
-          <w:rFonts w:ascii="Times New Roman" w:hAnsi="Times New Roman"/>
-          <w:sz w:val="24"/>
-        </w:rPr>
-        <w:t>mencatat</w:t>
-      </w:r>
-      <w:proofErr w:type="spellEnd"/>
-      <w:r>
-        <w:rPr>
-          <w:rFonts w:ascii="Times New Roman" w:hAnsi="Times New Roman"/>
-          <w:sz w:val="24"/>
-        </w:rPr>
-        <w:t xml:space="preserve"> </w:t>
-      </w:r>
-      <w:proofErr w:type="spellStart"/>
-      <w:r>
-        <w:rPr>
-          <w:rFonts w:ascii="Times New Roman" w:hAnsi="Times New Roman"/>
-          <w:sz w:val="24"/>
-        </w:rPr>
-        <w:t>nomor</w:t>
-      </w:r>
-      <w:proofErr w:type="spellEnd"/>
-      <w:r>
-        <w:rPr>
-          <w:rFonts w:ascii="Times New Roman" w:hAnsi="Times New Roman"/>
-          <w:sz w:val="24"/>
-        </w:rPr>
-        <w:t xml:space="preserve"> batch dan </w:t>
-      </w:r>
-      <w:proofErr w:type="spellStart"/>
-      <w:r>
-        <w:rPr>
-          <w:rFonts w:ascii="Times New Roman" w:hAnsi="Times New Roman"/>
-          <w:sz w:val="24"/>
-        </w:rPr>
-        <w:t>tanggal</w:t>
-      </w:r>
-      <w:proofErr w:type="spellEnd"/>
-      <w:r>
-        <w:rPr>
-          <w:rFonts w:ascii="Times New Roman" w:hAnsi="Times New Roman"/>
-          <w:sz w:val="24"/>
-        </w:rPr>
-        <w:t xml:space="preserve"> </w:t>
-      </w:r>
-      <w:proofErr w:type="spellStart"/>
-      <w:r>
-        <w:rPr>
-          <w:rFonts w:ascii="Times New Roman" w:hAnsi="Times New Roman"/>
-          <w:sz w:val="24"/>
-        </w:rPr>
-        <w:t>kedaluwarsa</w:t>
-      </w:r>
-      <w:proofErr w:type="spellEnd"/>
-      <w:r>
-        <w:rPr>
-          <w:rFonts w:ascii="Times New Roman" w:hAnsi="Times New Roman"/>
-          <w:sz w:val="24"/>
-        </w:rPr>
-        <w:t xml:space="preserve"> </w:t>
-      </w:r>
-      <w:proofErr w:type="spellStart"/>
-      <w:r>
-        <w:rPr>
-          <w:rFonts w:ascii="Times New Roman" w:hAnsi="Times New Roman"/>
-          <w:sz w:val="24"/>
-        </w:rPr>
-        <w:t>secara</w:t>
-      </w:r>
-      <w:proofErr w:type="spellEnd"/>
-      <w:r>
-        <w:rPr>
-          <w:rFonts w:ascii="Times New Roman" w:hAnsi="Times New Roman"/>
-          <w:sz w:val="24"/>
-        </w:rPr>
-        <w:t xml:space="preserve"> individual.</w:t>
-      </w:r>
-    </w:p>
-    <w:p>
-      <w:pPr>
-        <w:spacing w:before="20" w:after="60"/>
-        <w:ind w:left="360"/>
-      </w:pPr>
-      <w:r>
-        <w:rPr>
-          <w:rFonts w:ascii="Times New Roman" w:hAnsi="Times New Roman"/>
-          <w:sz w:val="24"/>
-        </w:rPr>
-        <w:t xml:space="preserve">2. Proses </w:t>
-      </w:r>
-      <w:proofErr w:type="spellStart"/>
-      <w:r>
-        <w:rPr>
-          <w:rFonts w:ascii="Times New Roman" w:hAnsi="Times New Roman"/>
-          <w:sz w:val="24"/>
-        </w:rPr>
-        <w:t>Pelayanan</w:t>
-      </w:r>
-      <w:proofErr w:type="spellEnd"/>
-      <w:r>
-        <w:rPr>
-          <w:rFonts w:ascii="Times New Roman" w:hAnsi="Times New Roman"/>
-          <w:sz w:val="24"/>
-        </w:rPr>
-        <w:t xml:space="preserve"> Kasir: Kasir </w:t>
-      </w:r>
-      <w:proofErr w:type="spellStart"/>
-      <w:r>
-        <w:rPr>
-          <w:rFonts w:ascii="Times New Roman" w:hAnsi="Times New Roman"/>
-          <w:sz w:val="24"/>
-        </w:rPr>
-        <w:t>menerima</w:t>
-      </w:r>
-      <w:proofErr w:type="spellEnd"/>
-      <w:r>
-        <w:rPr>
-          <w:rFonts w:ascii="Times New Roman" w:hAnsi="Times New Roman"/>
-          <w:sz w:val="24"/>
-        </w:rPr>
-        <w:t xml:space="preserve"> </w:t>
-      </w:r>
-      <w:proofErr w:type="spellStart"/>
-      <w:r>
-        <w:rPr>
-          <w:rFonts w:ascii="Times New Roman" w:hAnsi="Times New Roman"/>
-          <w:sz w:val="24"/>
-        </w:rPr>
-        <w:t>pesanan</w:t>
-      </w:r>
-      <w:proofErr w:type="spellEnd"/>
-      <w:r>
-        <w:rPr>
-          <w:rFonts w:ascii="Times New Roman" w:hAnsi="Times New Roman"/>
-          <w:sz w:val="24"/>
-        </w:rPr>
-        <w:t xml:space="preserve"> </w:t>
-      </w:r>
-      <w:proofErr w:type="spellStart"/>
-      <w:r>
-        <w:rPr>
-          <w:rFonts w:ascii="Times New Roman" w:hAnsi="Times New Roman"/>
-          <w:sz w:val="24"/>
-        </w:rPr>
-        <w:t>konsumen</w:t>
-      </w:r>
-      <w:proofErr w:type="spellEnd"/>
-      <w:r>
-        <w:rPr>
-          <w:rFonts w:ascii="Times New Roman" w:hAnsi="Times New Roman"/>
-          <w:sz w:val="24"/>
-        </w:rPr>
-        <w:t xml:space="preserve">, </w:t>
-      </w:r>
-      <w:proofErr w:type="spellStart"/>
-      <w:r>
-        <w:rPr>
-          <w:rFonts w:ascii="Times New Roman" w:hAnsi="Times New Roman"/>
-          <w:sz w:val="24"/>
-        </w:rPr>
-        <w:t>mencari</w:t>
-      </w:r>
-      <w:proofErr w:type="spellEnd"/>
-      <w:r>
-        <w:rPr>
-          <w:rFonts w:ascii="Times New Roman" w:hAnsi="Times New Roman"/>
-          <w:sz w:val="24"/>
-        </w:rPr>
-        <w:t xml:space="preserve"> </w:t>
-      </w:r>
-      <w:proofErr w:type="spellStart"/>
-      <w:r>
-        <w:rPr>
-          <w:rFonts w:ascii="Times New Roman" w:hAnsi="Times New Roman"/>
-          <w:sz w:val="24"/>
-        </w:rPr>
-        <w:t>obat</w:t>
-      </w:r>
-      <w:proofErr w:type="spellEnd"/>
-      <w:r>
-        <w:rPr>
-          <w:rFonts w:ascii="Times New Roman" w:hAnsi="Times New Roman"/>
-          <w:sz w:val="24"/>
+          <w:sz w:val="24"/>
+          <w:szCs w:val="24"/>
+          <w:lang w:val="en-ID"/>
+        </w:rPr>
+        <w:t xml:space="preserve"> </w:t>
+      </w:r>
+      <w:proofErr w:type="spellStart"/>
+      <w:r>
+        <w:rPr>
+          <w:sz w:val="24"/>
+          <w:szCs w:val="24"/>
+          <w:lang w:val="en-ID"/>
+        </w:rPr>
+        <w:t>sistem</w:t>
+      </w:r>
+      <w:proofErr w:type="spellEnd"/>
+      <w:r>
+        <w:rPr>
+          <w:sz w:val="24"/>
+          <w:szCs w:val="24"/>
+          <w:lang w:val="en-ID"/>
+        </w:rPr>
+        <w:t xml:space="preserve"> manual yang </w:t>
+      </w:r>
+      <w:proofErr w:type="spellStart"/>
+      <w:r>
+        <w:rPr>
+          <w:sz w:val="24"/>
+          <w:szCs w:val="24"/>
+          <w:lang w:val="en-ID"/>
+        </w:rPr>
+        <w:t>berjalan</w:t>
+      </w:r>
+      <w:proofErr w:type="spellEnd"/>
+      <w:r>
+        <w:rPr>
+          <w:sz w:val="24"/>
+          <w:szCs w:val="24"/>
+          <w:lang w:val="en-ID"/>
+        </w:rPr>
+        <w:t xml:space="preserve"> </w:t>
+      </w:r>
+      <w:proofErr w:type="spellStart"/>
+      <w:r>
+        <w:rPr>
+          <w:sz w:val="24"/>
+          <w:szCs w:val="24"/>
+          <w:lang w:val="en-ID"/>
+        </w:rPr>
+        <w:t>saat</w:t>
+      </w:r>
+      <w:proofErr w:type="spellEnd"/>
+      <w:r>
+        <w:rPr>
+          <w:sz w:val="24"/>
+          <w:szCs w:val="24"/>
+          <w:lang w:val="en-ID"/>
+        </w:rPr>
+        <w:t xml:space="preserve"> </w:t>
+      </w:r>
+      <w:proofErr w:type="spellStart"/>
+      <w:r>
+        <w:rPr>
+          <w:sz w:val="24"/>
+          <w:szCs w:val="24"/>
+          <w:lang w:val="en-ID"/>
+        </w:rPr>
+        <w:t>ini</w:t>
+      </w:r>
+      <w:proofErr w:type="spellEnd"/>
+      <w:r>
+        <w:rPr>
+          <w:sz w:val="24"/>
+          <w:szCs w:val="24"/>
+          <w:lang w:val="en-ID"/>
         </w:rPr>
         <w:t xml:space="preserve"> di </w:t>
       </w:r>
       <w:proofErr w:type="spellStart"/>
       <w:r>
         <w:rPr>
-          <w:rFonts w:ascii="Times New Roman" w:hAnsi="Times New Roman"/>
-          <w:sz w:val="24"/>
-        </w:rPr>
-        <w:t>rak</w:t>
-      </w:r>
-      <w:proofErr w:type="spellEnd"/>
-      <w:r>
-        <w:rPr>
-          <w:rFonts w:ascii="Times New Roman" w:hAnsi="Times New Roman"/>
-          <w:sz w:val="24"/>
-        </w:rPr>
-        <w:t xml:space="preserve"> </w:t>
-      </w:r>
-      <w:proofErr w:type="spellStart"/>
-      <w:r>
-        <w:rPr>
-          <w:rFonts w:ascii="Times New Roman" w:hAnsi="Times New Roman"/>
-          <w:sz w:val="24"/>
-        </w:rPr>
-        <w:t>secara</w:t>
-      </w:r>
-      <w:proofErr w:type="spellEnd"/>
-      <w:r>
-        <w:rPr>
-          <w:rFonts w:ascii="Times New Roman" w:hAnsi="Times New Roman"/>
-          <w:sz w:val="24"/>
-        </w:rPr>
-        <w:t xml:space="preserve"> manual, </w:t>
-      </w:r>
-      <w:proofErr w:type="spellStart"/>
-      <w:r>
-        <w:rPr>
-          <w:rFonts w:ascii="Times New Roman" w:hAnsi="Times New Roman"/>
-          <w:sz w:val="24"/>
-        </w:rPr>
-        <w:t>mengambil</w:t>
-      </w:r>
-      <w:proofErr w:type="spellEnd"/>
-      <w:r>
-        <w:rPr>
-          <w:rFonts w:ascii="Times New Roman" w:hAnsi="Times New Roman"/>
-          <w:sz w:val="24"/>
-        </w:rPr>
-        <w:t xml:space="preserve"> </w:t>
-      </w:r>
-      <w:proofErr w:type="spellStart"/>
-      <w:r>
-        <w:rPr>
-          <w:rFonts w:ascii="Times New Roman" w:hAnsi="Times New Roman"/>
-          <w:sz w:val="24"/>
-        </w:rPr>
-        <w:t>obat</w:t>
-      </w:r>
-      <w:proofErr w:type="spellEnd"/>
-      <w:r>
-        <w:rPr>
-          <w:rFonts w:ascii="Times New Roman" w:hAnsi="Times New Roman"/>
-          <w:sz w:val="24"/>
-        </w:rPr>
-        <w:t xml:space="preserve"> </w:t>
-      </w:r>
-      <w:proofErr w:type="spellStart"/>
-      <w:r>
-        <w:rPr>
-          <w:rFonts w:ascii="Times New Roman" w:hAnsi="Times New Roman"/>
-          <w:sz w:val="24"/>
-        </w:rPr>
-        <w:t>tanpa</w:t>
-      </w:r>
-      <w:proofErr w:type="spellEnd"/>
-      <w:r>
-        <w:rPr>
-          <w:rFonts w:ascii="Times New Roman" w:hAnsi="Times New Roman"/>
-          <w:sz w:val="24"/>
-        </w:rPr>
-        <w:t xml:space="preserve"> </w:t>
-      </w:r>
-      <w:proofErr w:type="spellStart"/>
-      <w:r>
-        <w:rPr>
-          <w:rFonts w:ascii="Times New Roman" w:hAnsi="Times New Roman"/>
-          <w:sz w:val="24"/>
-        </w:rPr>
-        <w:t>mempertimbangkan</w:t>
-      </w:r>
-      <w:proofErr w:type="spellEnd"/>
-      <w:r>
-        <w:rPr>
-          <w:rFonts w:ascii="Times New Roman" w:hAnsi="Times New Roman"/>
-          <w:sz w:val="24"/>
-        </w:rPr>
-        <w:t xml:space="preserve"> </w:t>
-      </w:r>
-      <w:proofErr w:type="spellStart"/>
-      <w:r>
-        <w:rPr>
-          <w:rFonts w:ascii="Times New Roman" w:hAnsi="Times New Roman"/>
-          <w:sz w:val="24"/>
-        </w:rPr>
-        <w:t>urutan</w:t>
-      </w:r>
-      <w:proofErr w:type="spellEnd"/>
-      <w:r>
-        <w:rPr>
-          <w:rFonts w:ascii="Times New Roman" w:hAnsi="Times New Roman"/>
-          <w:sz w:val="24"/>
-        </w:rPr>
-        <w:t xml:space="preserve"> </w:t>
-      </w:r>
-      <w:proofErr w:type="spellStart"/>
-      <w:r>
-        <w:rPr>
-          <w:rFonts w:ascii="Times New Roman" w:hAnsi="Times New Roman"/>
-          <w:sz w:val="24"/>
-        </w:rPr>
-        <w:t>tanggal</w:t>
-      </w:r>
-      <w:proofErr w:type="spellEnd"/>
-      <w:r>
-        <w:rPr>
-          <w:rFonts w:ascii="Times New Roman" w:hAnsi="Times New Roman"/>
-          <w:sz w:val="24"/>
-        </w:rPr>
-        <w:t xml:space="preserve"> </w:t>
-      </w:r>
-      <w:proofErr w:type="spellStart"/>
-      <w:r>
-        <w:rPr>
-          <w:rFonts w:ascii="Times New Roman" w:hAnsi="Times New Roman"/>
-          <w:sz w:val="24"/>
-        </w:rPr>
-        <w:t>kedaluwarsa</w:t>
-      </w:r>
-      <w:proofErr w:type="spellEnd"/>
-      <w:r>
-        <w:rPr>
-          <w:rFonts w:ascii="Times New Roman" w:hAnsi="Times New Roman"/>
-          <w:sz w:val="24"/>
-        </w:rPr>
-        <w:t xml:space="preserve">, </w:t>
-      </w:r>
-      <w:proofErr w:type="spellStart"/>
-      <w:r>
-        <w:rPr>
-          <w:rFonts w:ascii="Times New Roman" w:hAnsi="Times New Roman"/>
-          <w:sz w:val="24"/>
-        </w:rPr>
-        <w:t>lalu</w:t>
-      </w:r>
-      <w:proofErr w:type="spellEnd"/>
-      <w:r>
-        <w:rPr>
-          <w:rFonts w:ascii="Times New Roman" w:hAnsi="Times New Roman"/>
-          <w:sz w:val="24"/>
-        </w:rPr>
-        <w:t xml:space="preserve"> </w:t>
-      </w:r>
-      <w:proofErr w:type="spellStart"/>
-      <w:r>
-        <w:rPr>
-          <w:rFonts w:ascii="Times New Roman" w:hAnsi="Times New Roman"/>
-          <w:sz w:val="24"/>
-        </w:rPr>
-        <w:t>menghitung</w:t>
-      </w:r>
-      <w:proofErr w:type="spellEnd"/>
-      <w:r>
-        <w:rPr>
-          <w:rFonts w:ascii="Times New Roman" w:hAnsi="Times New Roman"/>
-          <w:sz w:val="24"/>
-        </w:rPr>
-        <w:t xml:space="preserve"> total </w:t>
-      </w:r>
-      <w:proofErr w:type="spellStart"/>
-      <w:r>
-        <w:rPr>
-          <w:rFonts w:ascii="Times New Roman" w:hAnsi="Times New Roman"/>
-          <w:sz w:val="24"/>
-        </w:rPr>
-        <w:t>harga</w:t>
-      </w:r>
-      <w:proofErr w:type="spellEnd"/>
-      <w:r>
-        <w:rPr>
-          <w:rFonts w:ascii="Times New Roman" w:hAnsi="Times New Roman"/>
-          <w:sz w:val="24"/>
-        </w:rPr>
-        <w:t xml:space="preserve"> </w:t>
-      </w:r>
-      <w:proofErr w:type="spellStart"/>
-      <w:r>
-        <w:rPr>
-          <w:rFonts w:ascii="Times New Roman" w:hAnsi="Times New Roman"/>
-          <w:sz w:val="24"/>
-        </w:rPr>
-        <w:t>menggunakan</w:t>
-      </w:r>
-      <w:proofErr w:type="spellEnd"/>
-      <w:r>
-        <w:rPr>
-          <w:rFonts w:ascii="Times New Roman" w:hAnsi="Times New Roman"/>
-          <w:sz w:val="24"/>
-        </w:rPr>
-        <w:t xml:space="preserve"> </w:t>
-      </w:r>
-      <w:proofErr w:type="spellStart"/>
-      <w:r>
-        <w:rPr>
-          <w:rFonts w:ascii="Times New Roman" w:hAnsi="Times New Roman"/>
-          <w:sz w:val="24"/>
-        </w:rPr>
-        <w:t>kalkulator</w:t>
-      </w:r>
-      <w:proofErr w:type="spellEnd"/>
-      <w:r>
-        <w:rPr>
-          <w:rFonts w:ascii="Times New Roman" w:hAnsi="Times New Roman"/>
-          <w:sz w:val="24"/>
-        </w:rPr>
-        <w:t xml:space="preserve"> manual.</w:t>
-      </w:r>
-    </w:p>
-    <w:p>
-      <w:pPr>
-        <w:spacing w:before="20" w:after="60"/>
-        <w:ind w:left="360"/>
-      </w:pPr>
-      <w:r>
-        <w:rPr>
-          <w:rFonts w:ascii="Times New Roman" w:hAnsi="Times New Roman"/>
-          <w:sz w:val="24"/>
-        </w:rPr>
-        <w:t xml:space="preserve">3. Proses </w:t>
-      </w:r>
-      <w:proofErr w:type="spellStart"/>
-      <w:r>
-        <w:rPr>
-          <w:rFonts w:ascii="Times New Roman" w:hAnsi="Times New Roman"/>
-          <w:sz w:val="24"/>
-        </w:rPr>
-        <w:t>Pencatatan</w:t>
-      </w:r>
-      <w:proofErr w:type="spellEnd"/>
-      <w:r>
-        <w:rPr>
-          <w:rFonts w:ascii="Times New Roman" w:hAnsi="Times New Roman"/>
-          <w:sz w:val="24"/>
-        </w:rPr>
-        <w:t xml:space="preserve"> </w:t>
-      </w:r>
-      <w:proofErr w:type="spellStart"/>
-      <w:r>
-        <w:rPr>
-          <w:rFonts w:ascii="Times New Roman" w:hAnsi="Times New Roman"/>
-          <w:sz w:val="24"/>
-        </w:rPr>
-        <w:t>Rekapitulasi</w:t>
-      </w:r>
-      <w:proofErr w:type="spellEnd"/>
-      <w:r>
-        <w:rPr>
-          <w:rFonts w:ascii="Times New Roman" w:hAnsi="Times New Roman"/>
-          <w:sz w:val="24"/>
-        </w:rPr>
-        <w:t xml:space="preserve">: Pada </w:t>
-      </w:r>
-      <w:proofErr w:type="spellStart"/>
-      <w:r>
-        <w:rPr>
-          <w:rFonts w:ascii="Times New Roman" w:hAnsi="Times New Roman"/>
-          <w:sz w:val="24"/>
-        </w:rPr>
-        <w:t>akhir</w:t>
-      </w:r>
-      <w:proofErr w:type="spellEnd"/>
-      <w:r>
-        <w:rPr>
-          <w:rFonts w:ascii="Times New Roman" w:hAnsi="Times New Roman"/>
-          <w:sz w:val="24"/>
-        </w:rPr>
-        <w:t xml:space="preserve"> jam </w:t>
-      </w:r>
-      <w:proofErr w:type="spellStart"/>
-      <w:r>
-        <w:rPr>
-          <w:rFonts w:ascii="Times New Roman" w:hAnsi="Times New Roman"/>
-          <w:sz w:val="24"/>
-        </w:rPr>
-        <w:t>operasional</w:t>
-      </w:r>
-      <w:proofErr w:type="spellEnd"/>
-      <w:r>
-        <w:rPr>
-          <w:rFonts w:ascii="Times New Roman" w:hAnsi="Times New Roman"/>
-          <w:sz w:val="24"/>
-        </w:rPr>
-        <w:t xml:space="preserve">, </w:t>
-      </w:r>
-      <w:proofErr w:type="spellStart"/>
-      <w:r>
-        <w:rPr>
-          <w:rFonts w:ascii="Times New Roman" w:hAnsi="Times New Roman"/>
-          <w:sz w:val="24"/>
-        </w:rPr>
-        <w:t>kasir</w:t>
-      </w:r>
-      <w:proofErr w:type="spellEnd"/>
-      <w:r>
-        <w:rPr>
-          <w:rFonts w:ascii="Times New Roman" w:hAnsi="Times New Roman"/>
-          <w:sz w:val="24"/>
-        </w:rPr>
-        <w:t xml:space="preserve"> </w:t>
-      </w:r>
-      <w:proofErr w:type="spellStart"/>
-      <w:r>
-        <w:rPr>
-          <w:rFonts w:ascii="Times New Roman" w:hAnsi="Times New Roman"/>
-          <w:sz w:val="24"/>
-        </w:rPr>
-        <w:t>mencocokkan</w:t>
-      </w:r>
-      <w:proofErr w:type="spellEnd"/>
-      <w:r>
-        <w:rPr>
-          <w:rFonts w:ascii="Times New Roman" w:hAnsi="Times New Roman"/>
-          <w:sz w:val="24"/>
-        </w:rPr>
-        <w:t xml:space="preserve"> uang </w:t>
-      </w:r>
-      <w:proofErr w:type="spellStart"/>
-      <w:r>
-        <w:rPr>
-          <w:rFonts w:ascii="Times New Roman" w:hAnsi="Times New Roman"/>
-          <w:sz w:val="24"/>
-        </w:rPr>
-        <w:t>tunai</w:t>
-      </w:r>
-      <w:proofErr w:type="spellEnd"/>
-      <w:r>
-        <w:rPr>
-          <w:rFonts w:ascii="Times New Roman" w:hAnsi="Times New Roman"/>
-          <w:sz w:val="24"/>
-        </w:rPr>
-        <w:t xml:space="preserve"> </w:t>
-      </w:r>
-      <w:proofErr w:type="spellStart"/>
-      <w:r>
-        <w:rPr>
-          <w:rFonts w:ascii="Times New Roman" w:hAnsi="Times New Roman"/>
-          <w:sz w:val="24"/>
-        </w:rPr>
-        <w:t>dengan</w:t>
-      </w:r>
-      <w:proofErr w:type="spellEnd"/>
-      <w:r>
-        <w:rPr>
-          <w:rFonts w:ascii="Times New Roman" w:hAnsi="Times New Roman"/>
-          <w:sz w:val="24"/>
-        </w:rPr>
-        <w:t xml:space="preserve"> </w:t>
-      </w:r>
-      <w:proofErr w:type="spellStart"/>
-      <w:r>
-        <w:rPr>
-          <w:rFonts w:ascii="Times New Roman" w:hAnsi="Times New Roman"/>
-          <w:sz w:val="24"/>
-        </w:rPr>
-        <w:t>potongan</w:t>
-      </w:r>
-      <w:proofErr w:type="spellEnd"/>
-      <w:r>
-        <w:rPr>
-          <w:rFonts w:ascii="Times New Roman" w:hAnsi="Times New Roman"/>
-          <w:sz w:val="24"/>
-        </w:rPr>
-        <w:t xml:space="preserve"> nota </w:t>
-      </w:r>
-      <w:proofErr w:type="spellStart"/>
-      <w:r>
-        <w:rPr>
-          <w:rFonts w:ascii="Times New Roman" w:hAnsi="Times New Roman"/>
-          <w:sz w:val="24"/>
-        </w:rPr>
-        <w:t>fisik</w:t>
-      </w:r>
-      <w:proofErr w:type="spellEnd"/>
-      <w:r>
-        <w:rPr>
-          <w:rFonts w:ascii="Times New Roman" w:hAnsi="Times New Roman"/>
-          <w:sz w:val="24"/>
-        </w:rPr>
-        <w:t xml:space="preserve">. </w:t>
-      </w:r>
-      <w:proofErr w:type="spellStart"/>
-      <w:r>
-        <w:rPr>
-          <w:rFonts w:ascii="Times New Roman" w:hAnsi="Times New Roman"/>
-          <w:sz w:val="24"/>
-        </w:rPr>
-        <w:t>Pemotongan</w:t>
-      </w:r>
-      <w:proofErr w:type="spellEnd"/>
-      <w:r>
-        <w:rPr>
-          <w:rFonts w:ascii="Times New Roman" w:hAnsi="Times New Roman"/>
-          <w:sz w:val="24"/>
-        </w:rPr>
-        <w:t xml:space="preserve"> </w:t>
-      </w:r>
-      <w:proofErr w:type="spellStart"/>
-      <w:r>
-        <w:rPr>
-          <w:rFonts w:ascii="Times New Roman" w:hAnsi="Times New Roman"/>
-          <w:sz w:val="24"/>
-        </w:rPr>
-        <w:t>stok</w:t>
-      </w:r>
-      <w:proofErr w:type="spellEnd"/>
-      <w:r>
-        <w:rPr>
-          <w:rFonts w:ascii="Times New Roman" w:hAnsi="Times New Roman"/>
-          <w:sz w:val="24"/>
-        </w:rPr>
-        <w:t xml:space="preserve"> </w:t>
-      </w:r>
-      <w:proofErr w:type="spellStart"/>
-      <w:r>
-        <w:rPr>
-          <w:rFonts w:ascii="Times New Roman" w:hAnsi="Times New Roman"/>
-          <w:sz w:val="24"/>
-        </w:rPr>
-        <w:t>gudang</w:t>
-      </w:r>
-      <w:proofErr w:type="spellEnd"/>
-      <w:r>
-        <w:rPr>
-          <w:rFonts w:ascii="Times New Roman" w:hAnsi="Times New Roman"/>
-          <w:sz w:val="24"/>
-        </w:rPr>
-        <w:t xml:space="preserve"> </w:t>
-      </w:r>
-      <w:proofErr w:type="spellStart"/>
-      <w:r>
-        <w:rPr>
-          <w:rFonts w:ascii="Times New Roman" w:hAnsi="Times New Roman"/>
-          <w:sz w:val="24"/>
-        </w:rPr>
-        <w:t>baru</w:t>
-      </w:r>
-      <w:proofErr w:type="spellEnd"/>
-      <w:r>
-        <w:rPr>
-          <w:rFonts w:ascii="Times New Roman" w:hAnsi="Times New Roman"/>
-          <w:sz w:val="24"/>
-        </w:rPr>
-        <w:t xml:space="preserve"> </w:t>
-      </w:r>
-      <w:proofErr w:type="spellStart"/>
-      <w:r>
-        <w:rPr>
-          <w:rFonts w:ascii="Times New Roman" w:hAnsi="Times New Roman"/>
-          <w:sz w:val="24"/>
-        </w:rPr>
-        <w:t>dilakukan</w:t>
-      </w:r>
-      <w:proofErr w:type="spellEnd"/>
-      <w:r>
-        <w:rPr>
-          <w:rFonts w:ascii="Times New Roman" w:hAnsi="Times New Roman"/>
-          <w:sz w:val="24"/>
-        </w:rPr>
-        <w:t xml:space="preserve"> </w:t>
-      </w:r>
-      <w:proofErr w:type="spellStart"/>
-      <w:r>
-        <w:rPr>
-          <w:rFonts w:ascii="Times New Roman" w:hAnsi="Times New Roman"/>
-          <w:sz w:val="24"/>
-        </w:rPr>
-        <w:t>secara</w:t>
-      </w:r>
-      <w:proofErr w:type="spellEnd"/>
-      <w:r>
-        <w:rPr>
-          <w:rFonts w:ascii="Times New Roman" w:hAnsi="Times New Roman"/>
-          <w:sz w:val="24"/>
-        </w:rPr>
-        <w:t xml:space="preserve"> </w:t>
-      </w:r>
-      <w:proofErr w:type="spellStart"/>
-      <w:r>
-        <w:rPr>
-          <w:rFonts w:ascii="Times New Roman" w:hAnsi="Times New Roman"/>
-          <w:sz w:val="24"/>
-        </w:rPr>
-        <w:t>bulanan</w:t>
-      </w:r>
-      <w:proofErr w:type="spellEnd"/>
-      <w:r>
-        <w:rPr>
-          <w:rFonts w:ascii="Times New Roman" w:hAnsi="Times New Roman"/>
-          <w:sz w:val="24"/>
-        </w:rPr>
-        <w:t xml:space="preserve"> </w:t>
-      </w:r>
-      <w:proofErr w:type="spellStart"/>
-      <w:r>
-        <w:rPr>
-          <w:rFonts w:ascii="Times New Roman" w:hAnsi="Times New Roman"/>
-          <w:sz w:val="24"/>
-        </w:rPr>
-        <w:t>melalui</w:t>
-      </w:r>
-      <w:proofErr w:type="spellEnd"/>
-      <w:r>
-        <w:rPr>
-          <w:rFonts w:ascii="Times New Roman" w:hAnsi="Times New Roman"/>
-          <w:sz w:val="24"/>
-        </w:rPr>
-        <w:t xml:space="preserve"> stock </w:t>
-      </w:r>
-      <w:proofErr w:type="spellStart"/>
-      <w:r>
-        <w:rPr>
-          <w:rFonts w:ascii="Times New Roman" w:hAnsi="Times New Roman"/>
-          <w:sz w:val="24"/>
-        </w:rPr>
-        <w:t>opname</w:t>
-      </w:r>
-      <w:proofErr w:type="spellEnd"/>
-      <w:r>
-        <w:rPr>
-          <w:rFonts w:ascii="Times New Roman" w:hAnsi="Times New Roman"/>
-          <w:sz w:val="24"/>
-        </w:rPr>
-        <w:t xml:space="preserve"> </w:t>
-      </w:r>
-      <w:proofErr w:type="spellStart"/>
-      <w:r>
-        <w:rPr>
-          <w:rFonts w:ascii="Times New Roman" w:hAnsi="Times New Roman"/>
-          <w:sz w:val="24"/>
-        </w:rPr>
-        <w:t>fisik</w:t>
-      </w:r>
-      <w:proofErr w:type="spellEnd"/>
-      <w:r>
-        <w:rPr>
-          <w:rFonts w:ascii="Times New Roman" w:hAnsi="Times New Roman"/>
-          <w:sz w:val="24"/>
-        </w:rPr>
-        <w:t>.</w:t>
+          <w:sz w:val="24"/>
+          <w:szCs w:val="24"/>
+          <w:lang w:val="en-ID"/>
+        </w:rPr>
+        <w:t>apotek</w:t>
+      </w:r>
+      <w:proofErr w:type="spellEnd"/>
+      <w:r>
+        <w:rPr>
+          <w:sz w:val="24"/>
+          <w:szCs w:val="24"/>
+          <w:lang w:val="en-ID"/>
+        </w:rPr>
+        <w:t xml:space="preserve"> </w:t>
+      </w:r>
+      <w:proofErr w:type="spellStart"/>
+      <w:r>
+        <w:rPr>
+          <w:sz w:val="24"/>
+          <w:szCs w:val="24"/>
+          <w:lang w:val="en-ID"/>
+        </w:rPr>
+        <w:t>sebelum</w:t>
+      </w:r>
+      <w:proofErr w:type="spellEnd"/>
+      <w:r>
+        <w:rPr>
+          <w:sz w:val="24"/>
+          <w:szCs w:val="24"/>
+          <w:lang w:val="en-ID"/>
+        </w:rPr>
+        <w:t xml:space="preserve"> </w:t>
+      </w:r>
+      <w:proofErr w:type="spellStart"/>
+      <w:r>
+        <w:rPr>
+          <w:sz w:val="24"/>
+          <w:szCs w:val="24"/>
+          <w:lang w:val="en-ID"/>
+        </w:rPr>
+        <w:t>adanya</w:t>
+      </w:r>
+      <w:proofErr w:type="spellEnd"/>
+      <w:r>
+        <w:rPr>
+          <w:sz w:val="24"/>
+          <w:szCs w:val="24"/>
+          <w:lang w:val="en-ID"/>
+        </w:rPr>
+        <w:t xml:space="preserve"> </w:t>
+      </w:r>
+      <w:proofErr w:type="spellStart"/>
+      <w:r>
+        <w:rPr>
+          <w:sz w:val="24"/>
+          <w:szCs w:val="24"/>
+          <w:lang w:val="en-ID"/>
+        </w:rPr>
+        <w:t>ApotekSim</w:t>
+      </w:r>
+      <w:proofErr w:type="spellEnd"/>
+      <w:r>
+        <w:rPr>
+          <w:sz w:val="24"/>
+          <w:szCs w:val="24"/>
+          <w:lang w:val="en-ID"/>
+        </w:rPr>
+        <w:t>:</w:t>
       </w:r>
     </w:p>
     <w:p>
       <w:pPr>
         <w:keepNext/>
-        <w:spacing w:before="160" w:after="40"/>
+        <w:spacing w:before="240" w:after="80"/>
+        <w:jc w:val="center"/>
+        <w:rPr>
+          <w:lang w:val="en-ID"/>
+        </w:rPr>
       </w:pPr>
-      <w:proofErr w:type="spellStart"/>
-      <w:r>
-        <w:rPr>
-          <w:rFonts w:ascii="Times New Roman" w:hAnsi="Times New Roman"/>
-          <w:b/>
-          <w:sz w:val="24"/>
-        </w:rPr>
-        <w:t>Permasalahan</w:t>
-      </w:r>
-      <w:proofErr w:type="spellEnd"/>
-      <w:r>
-        <w:rPr>
-          <w:rFonts w:ascii="Times New Roman" w:hAnsi="Times New Roman"/>
-          <w:b/>
-          <w:sz w:val="24"/>
-        </w:rPr>
-        <w:t xml:space="preserve"> yang Ditemukan:</w:t>
+      <w:r>
+        <w:rPr>
+          <w:noProof/>
+          <w:lang w:val="en-ID"/>
+        </w:rPr>
+        <w:drawing>
+          <wp:inline distT="0" distB="0" distL="0" distR="0" wp14:anchorId="64EE3714" wp14:editId="77B57382">
+            <wp:extent cx="3840480" cy="2761299"/>
+            <wp:effectExtent l="0" t="0" r="7620" b="1270"/>
+            <wp:docPr id="1862326183" name="Picture 1"/>
+            <wp:cNvGraphicFramePr>
+              <a:graphicFrameLocks xmlns:a="http://schemas.openxmlformats.org/drawingml/2006/main" noChangeAspect="1"/>
+            </wp:cNvGraphicFramePr>
+            <a:graphic xmlns:a="http://schemas.openxmlformats.org/drawingml/2006/main">
+              <a:graphicData uri="http://schemas.openxmlformats.org/drawingml/2006/picture">
+                <pic:pic xmlns:pic="http://schemas.openxmlformats.org/drawingml/2006/picture">
+                  <pic:nvPicPr>
+                    <pic:cNvPr id="1862326183" name=""/>
+                    <pic:cNvPicPr/>
+                  </pic:nvPicPr>
+                  <pic:blipFill>
+                    <a:blip r:embed="rId10"/>
+                    <a:stretch>
+                      <a:fillRect/>
+                    </a:stretch>
+                  </pic:blipFill>
+                  <pic:spPr>
+                    <a:xfrm>
+                      <a:off x="0" y="0"/>
+                      <a:ext cx="3883748" cy="2792409"/>
+                    </a:xfrm>
+                    <a:prstGeom prst="rect">
+                      <a:avLst/>
+                    </a:prstGeom>
+                  </pic:spPr>
+                </pic:pic>
+              </a:graphicData>
+            </a:graphic>
+          </wp:inline>
+        </w:drawing>
       </w:r>
     </w:p>
     <w:p>
       <w:pPr>
-        <w:spacing w:before="20" w:after="60"/>
-        <w:ind w:left="360"/>
+        <w:keepNext/>
+        <w:spacing w:before="80"/>
+        <w:jc w:val="center"/>
+        <w:rPr>
+          <w:rFonts w:ascii="Times New Roman" w:hAnsi="Times New Roman"/>
+          <w:b/>
+          <w:color w:val="282828"/>
+          <w:sz w:val="21"/>
+        </w:rPr>
       </w:pPr>
       <w:r>
         <w:rPr>
           <w:rFonts w:ascii="Times New Roman" w:hAnsi="Times New Roman"/>
-          <w:sz w:val="24"/>
-        </w:rPr>
-        <w:t xml:space="preserve">1. </w:t>
-      </w:r>
-      <w:proofErr w:type="spellStart"/>
-      <w:r>
-        <w:rPr>
-          <w:rFonts w:ascii="Times New Roman" w:hAnsi="Times New Roman"/>
-          <w:sz w:val="24"/>
-        </w:rPr>
-        <w:t>Tingginya</w:t>
-      </w:r>
-      <w:proofErr w:type="spellEnd"/>
-      <w:r>
-        <w:rPr>
-          <w:rFonts w:ascii="Times New Roman" w:hAnsi="Times New Roman"/>
-          <w:sz w:val="24"/>
-        </w:rPr>
-        <w:t xml:space="preserve"> Risiko </w:t>
-      </w:r>
-      <w:proofErr w:type="spellStart"/>
-      <w:r>
-        <w:rPr>
-          <w:rFonts w:ascii="Times New Roman" w:hAnsi="Times New Roman"/>
-          <w:sz w:val="24"/>
-        </w:rPr>
-        <w:t>Kerugian</w:t>
-      </w:r>
-      <w:proofErr w:type="spellEnd"/>
-      <w:r>
-        <w:rPr>
-          <w:rFonts w:ascii="Times New Roman" w:hAnsi="Times New Roman"/>
-          <w:sz w:val="24"/>
-        </w:rPr>
-        <w:t xml:space="preserve"> </w:t>
-      </w:r>
-      <w:proofErr w:type="spellStart"/>
-      <w:r>
-        <w:rPr>
-          <w:rFonts w:ascii="Times New Roman" w:hAnsi="Times New Roman"/>
-          <w:sz w:val="24"/>
-        </w:rPr>
-        <w:t>Akibat</w:t>
-      </w:r>
-      <w:proofErr w:type="spellEnd"/>
-      <w:r>
-        <w:rPr>
-          <w:rFonts w:ascii="Times New Roman" w:hAnsi="Times New Roman"/>
-          <w:sz w:val="24"/>
-        </w:rPr>
-        <w:t xml:space="preserve"> Expired Date: Tidak </w:t>
-      </w:r>
-      <w:proofErr w:type="spellStart"/>
-      <w:r>
-        <w:rPr>
-          <w:rFonts w:ascii="Times New Roman" w:hAnsi="Times New Roman"/>
-          <w:sz w:val="24"/>
-        </w:rPr>
-        <w:t>adanya</w:t>
-      </w:r>
-      <w:proofErr w:type="spellEnd"/>
-      <w:r>
-        <w:rPr>
-          <w:rFonts w:ascii="Times New Roman" w:hAnsi="Times New Roman"/>
-          <w:sz w:val="24"/>
-        </w:rPr>
-        <w:t xml:space="preserve"> </w:t>
-      </w:r>
-      <w:proofErr w:type="spellStart"/>
-      <w:r>
-        <w:rPr>
-          <w:rFonts w:ascii="Times New Roman" w:hAnsi="Times New Roman"/>
-          <w:sz w:val="24"/>
-        </w:rPr>
-        <w:t>pencatatan</w:t>
-      </w:r>
-      <w:proofErr w:type="spellEnd"/>
-      <w:r>
-        <w:rPr>
-          <w:rFonts w:ascii="Times New Roman" w:hAnsi="Times New Roman"/>
-          <w:sz w:val="24"/>
-        </w:rPr>
-        <w:t xml:space="preserve"> </w:t>
-      </w:r>
-      <w:proofErr w:type="spellStart"/>
-      <w:r>
-        <w:rPr>
-          <w:rFonts w:ascii="Times New Roman" w:hAnsi="Times New Roman"/>
-          <w:sz w:val="24"/>
-        </w:rPr>
-        <w:t>antrean</w:t>
-      </w:r>
-      <w:proofErr w:type="spellEnd"/>
-      <w:r>
-        <w:rPr>
-          <w:rFonts w:ascii="Times New Roman" w:hAnsi="Times New Roman"/>
-          <w:sz w:val="24"/>
-        </w:rPr>
-        <w:t xml:space="preserve"> FEFO </w:t>
-      </w:r>
-      <w:proofErr w:type="spellStart"/>
-      <w:r>
-        <w:rPr>
-          <w:rFonts w:ascii="Times New Roman" w:hAnsi="Times New Roman"/>
-          <w:sz w:val="24"/>
-        </w:rPr>
-        <w:t>menyebabkan</w:t>
-      </w:r>
-      <w:proofErr w:type="spellEnd"/>
-      <w:r>
-        <w:rPr>
-          <w:rFonts w:ascii="Times New Roman" w:hAnsi="Times New Roman"/>
-          <w:sz w:val="24"/>
-        </w:rPr>
-        <w:t xml:space="preserve"> </w:t>
-      </w:r>
-      <w:proofErr w:type="spellStart"/>
-      <w:r>
-        <w:rPr>
-          <w:rFonts w:ascii="Times New Roman" w:hAnsi="Times New Roman"/>
-          <w:sz w:val="24"/>
-        </w:rPr>
-        <w:t>obat</w:t>
-      </w:r>
-      <w:proofErr w:type="spellEnd"/>
-      <w:r>
-        <w:rPr>
-          <w:rFonts w:ascii="Times New Roman" w:hAnsi="Times New Roman"/>
-          <w:sz w:val="24"/>
-        </w:rPr>
-        <w:t xml:space="preserve"> </w:t>
-      </w:r>
-      <w:proofErr w:type="spellStart"/>
-      <w:r>
-        <w:rPr>
-          <w:rFonts w:ascii="Times New Roman" w:hAnsi="Times New Roman"/>
-          <w:sz w:val="24"/>
-        </w:rPr>
-        <w:t>berumur</w:t>
-      </w:r>
-      <w:proofErr w:type="spellEnd"/>
-      <w:r>
-        <w:rPr>
-          <w:rFonts w:ascii="Times New Roman" w:hAnsi="Times New Roman"/>
-          <w:sz w:val="24"/>
-        </w:rPr>
-        <w:t xml:space="preserve"> </w:t>
-      </w:r>
-      <w:proofErr w:type="spellStart"/>
-      <w:r>
-        <w:rPr>
-          <w:rFonts w:ascii="Times New Roman" w:hAnsi="Times New Roman"/>
-          <w:sz w:val="24"/>
-        </w:rPr>
-        <w:t>simpan</w:t>
-      </w:r>
-      <w:proofErr w:type="spellEnd"/>
-      <w:r>
-        <w:rPr>
-          <w:rFonts w:ascii="Times New Roman" w:hAnsi="Times New Roman"/>
-          <w:sz w:val="24"/>
-        </w:rPr>
-        <w:t xml:space="preserve"> </w:t>
-      </w:r>
-      <w:proofErr w:type="spellStart"/>
-      <w:r>
-        <w:rPr>
-          <w:rFonts w:ascii="Times New Roman" w:hAnsi="Times New Roman"/>
-          <w:sz w:val="24"/>
-        </w:rPr>
-        <w:t>pendek</w:t>
-      </w:r>
-      <w:proofErr w:type="spellEnd"/>
-      <w:r>
-        <w:rPr>
-          <w:rFonts w:ascii="Times New Roman" w:hAnsi="Times New Roman"/>
-          <w:sz w:val="24"/>
-        </w:rPr>
-        <w:t xml:space="preserve"> </w:t>
-      </w:r>
-      <w:proofErr w:type="spellStart"/>
-      <w:r>
-        <w:rPr>
-          <w:rFonts w:ascii="Times New Roman" w:hAnsi="Times New Roman"/>
-          <w:sz w:val="24"/>
-        </w:rPr>
-        <w:t>tertindih</w:t>
-      </w:r>
-      <w:proofErr w:type="spellEnd"/>
-      <w:r>
-        <w:rPr>
-          <w:rFonts w:ascii="Times New Roman" w:hAnsi="Times New Roman"/>
-          <w:sz w:val="24"/>
-        </w:rPr>
-        <w:t xml:space="preserve"> </w:t>
-      </w:r>
-      <w:proofErr w:type="spellStart"/>
-      <w:r>
-        <w:rPr>
-          <w:rFonts w:ascii="Times New Roman" w:hAnsi="Times New Roman"/>
-          <w:sz w:val="24"/>
-        </w:rPr>
-        <w:t>obat</w:t>
-      </w:r>
-      <w:proofErr w:type="spellEnd"/>
-      <w:r>
-        <w:rPr>
-          <w:rFonts w:ascii="Times New Roman" w:hAnsi="Times New Roman"/>
-          <w:sz w:val="24"/>
-        </w:rPr>
-        <w:t xml:space="preserve"> </w:t>
-      </w:r>
-      <w:proofErr w:type="spellStart"/>
-      <w:r>
-        <w:rPr>
-          <w:rFonts w:ascii="Times New Roman" w:hAnsi="Times New Roman"/>
-          <w:sz w:val="24"/>
-        </w:rPr>
-        <w:t>baru</w:t>
-      </w:r>
-      <w:proofErr w:type="spellEnd"/>
-      <w:r>
-        <w:rPr>
-          <w:rFonts w:ascii="Times New Roman" w:hAnsi="Times New Roman"/>
-          <w:sz w:val="24"/>
-        </w:rPr>
-        <w:t xml:space="preserve"> di </w:t>
-      </w:r>
-      <w:proofErr w:type="spellStart"/>
-      <w:r>
-        <w:rPr>
-          <w:rFonts w:ascii="Times New Roman" w:hAnsi="Times New Roman"/>
-          <w:sz w:val="24"/>
-        </w:rPr>
-        <w:t>rak</w:t>
-      </w:r>
-      <w:proofErr w:type="spellEnd"/>
-      <w:r>
-        <w:rPr>
-          <w:rFonts w:ascii="Times New Roman" w:hAnsi="Times New Roman"/>
-          <w:sz w:val="24"/>
-        </w:rPr>
-        <w:t xml:space="preserve"> </w:t>
-      </w:r>
-      <w:proofErr w:type="spellStart"/>
-      <w:r>
-        <w:rPr>
-          <w:rFonts w:ascii="Times New Roman" w:hAnsi="Times New Roman"/>
-          <w:sz w:val="24"/>
-        </w:rPr>
-        <w:t>sehingga</w:t>
-      </w:r>
-      <w:proofErr w:type="spellEnd"/>
-      <w:r>
-        <w:rPr>
-          <w:rFonts w:ascii="Times New Roman" w:hAnsi="Times New Roman"/>
-          <w:sz w:val="24"/>
-        </w:rPr>
-        <w:t xml:space="preserve"> </w:t>
-      </w:r>
-      <w:proofErr w:type="spellStart"/>
-      <w:r>
-        <w:rPr>
-          <w:rFonts w:ascii="Times New Roman" w:hAnsi="Times New Roman"/>
-          <w:sz w:val="24"/>
-        </w:rPr>
-        <w:t>kedaluwarsa</w:t>
-      </w:r>
-      <w:proofErr w:type="spellEnd"/>
-      <w:r>
-        <w:rPr>
-          <w:rFonts w:ascii="Times New Roman" w:hAnsi="Times New Roman"/>
-          <w:sz w:val="24"/>
-        </w:rPr>
-        <w:t xml:space="preserve"> </w:t>
-      </w:r>
-      <w:proofErr w:type="spellStart"/>
-      <w:r>
-        <w:rPr>
-          <w:rFonts w:ascii="Times New Roman" w:hAnsi="Times New Roman"/>
-          <w:sz w:val="24"/>
-        </w:rPr>
-        <w:t>sebelum</w:t>
-      </w:r>
-      <w:proofErr w:type="spellEnd"/>
-      <w:r>
-        <w:rPr>
-          <w:rFonts w:ascii="Times New Roman" w:hAnsi="Times New Roman"/>
-          <w:sz w:val="24"/>
-        </w:rPr>
-        <w:t xml:space="preserve"> </w:t>
-      </w:r>
-      <w:proofErr w:type="spellStart"/>
-      <w:r>
-        <w:rPr>
-          <w:rFonts w:ascii="Times New Roman" w:hAnsi="Times New Roman"/>
-          <w:sz w:val="24"/>
-        </w:rPr>
-        <w:t>terjual</w:t>
-      </w:r>
-      <w:proofErr w:type="spellEnd"/>
-      <w:r>
-        <w:rPr>
-          <w:rFonts w:ascii="Times New Roman" w:hAnsi="Times New Roman"/>
-          <w:sz w:val="24"/>
-        </w:rPr>
-        <w:t>.</w:t>
+          <w:b/>
+          <w:color w:val="282828"/>
+          <w:sz w:val="21"/>
+        </w:rPr>
+        <w:t xml:space="preserve">Gambar 2.1 Diagram Flowchart </w:t>
+      </w:r>
+      <w:proofErr w:type="spellStart"/>
+      <w:r>
+        <w:rPr>
+          <w:rFonts w:ascii="Times New Roman" w:hAnsi="Times New Roman"/>
+          <w:b/>
+          <w:color w:val="282828"/>
+          <w:sz w:val="21"/>
+        </w:rPr>
+        <w:t>Sistem</w:t>
+      </w:r>
+      <w:proofErr w:type="spellEnd"/>
+      <w:r>
+        <w:rPr>
+          <w:rFonts w:ascii="Times New Roman" w:hAnsi="Times New Roman"/>
+          <w:b/>
+          <w:color w:val="282828"/>
+          <w:sz w:val="21"/>
+        </w:rPr>
+        <w:t xml:space="preserve"> </w:t>
+      </w:r>
+      <w:proofErr w:type="spellStart"/>
+      <w:r>
+        <w:rPr>
+          <w:rFonts w:ascii="Times New Roman" w:hAnsi="Times New Roman"/>
+          <w:b/>
+          <w:color w:val="282828"/>
+          <w:sz w:val="21"/>
+        </w:rPr>
+        <w:t>Berjalan</w:t>
+      </w:r>
+      <w:proofErr w:type="spellEnd"/>
+      <w:r>
+        <w:rPr>
+          <w:rFonts w:ascii="Times New Roman" w:hAnsi="Times New Roman"/>
+          <w:b/>
+          <w:color w:val="282828"/>
+          <w:sz w:val="21"/>
+        </w:rPr>
+        <w:t xml:space="preserve"> (Manual)</w:t>
       </w:r>
     </w:p>
     <w:p>
       <w:pPr>
-        <w:spacing w:before="20" w:after="60"/>
-        <w:ind w:left="360"/>
+        <w:keepNext/>
+        <w:spacing w:before="80"/>
+        <w:rPr>
+          <w:sz w:val="24"/>
+          <w:szCs w:val="24"/>
+          <w:lang w:val="en-ID"/>
+        </w:rPr>
       </w:pPr>
-      <w:r>
-        <w:rPr>
-          <w:rFonts w:ascii="Times New Roman" w:hAnsi="Times New Roman"/>
-          <w:sz w:val="24"/>
-        </w:rPr>
-        <w:t xml:space="preserve">2. </w:t>
-      </w:r>
-      <w:proofErr w:type="spellStart"/>
-      <w:r>
-        <w:rPr>
-          <w:rFonts w:ascii="Times New Roman" w:hAnsi="Times New Roman"/>
-          <w:sz w:val="24"/>
-        </w:rPr>
-        <w:t>Ketidakcocokan</w:t>
-      </w:r>
-      <w:proofErr w:type="spellEnd"/>
-      <w:r>
-        <w:rPr>
-          <w:rFonts w:ascii="Times New Roman" w:hAnsi="Times New Roman"/>
-          <w:sz w:val="24"/>
-        </w:rPr>
-        <w:t xml:space="preserve"> Data Stok (Stok Discrepancy): </w:t>
-      </w:r>
-      <w:proofErr w:type="spellStart"/>
-      <w:r>
-        <w:rPr>
-          <w:rFonts w:ascii="Times New Roman" w:hAnsi="Times New Roman"/>
-          <w:sz w:val="24"/>
-        </w:rPr>
-        <w:t>Pemotongan</w:t>
-      </w:r>
-      <w:proofErr w:type="spellEnd"/>
-      <w:r>
-        <w:rPr>
-          <w:rFonts w:ascii="Times New Roman" w:hAnsi="Times New Roman"/>
-          <w:sz w:val="24"/>
-        </w:rPr>
-        <w:t xml:space="preserve"> </w:t>
-      </w:r>
-      <w:proofErr w:type="spellStart"/>
-      <w:r>
-        <w:rPr>
-          <w:rFonts w:ascii="Times New Roman" w:hAnsi="Times New Roman"/>
-          <w:sz w:val="24"/>
-        </w:rPr>
-        <w:t>stok</w:t>
-      </w:r>
-      <w:proofErr w:type="spellEnd"/>
-      <w:r>
-        <w:rPr>
-          <w:rFonts w:ascii="Times New Roman" w:hAnsi="Times New Roman"/>
-          <w:sz w:val="24"/>
-        </w:rPr>
-        <w:t xml:space="preserve"> </w:t>
-      </w:r>
-      <w:proofErr w:type="spellStart"/>
-      <w:r>
-        <w:rPr>
-          <w:rFonts w:ascii="Times New Roman" w:hAnsi="Times New Roman"/>
-          <w:sz w:val="24"/>
-        </w:rPr>
-        <w:t>tidak</w:t>
-      </w:r>
-      <w:proofErr w:type="spellEnd"/>
-      <w:r>
-        <w:rPr>
-          <w:rFonts w:ascii="Times New Roman" w:hAnsi="Times New Roman"/>
-          <w:sz w:val="24"/>
-        </w:rPr>
-        <w:t xml:space="preserve"> real-time </w:t>
-      </w:r>
-      <w:proofErr w:type="spellStart"/>
-      <w:r>
-        <w:rPr>
-          <w:rFonts w:ascii="Times New Roman" w:hAnsi="Times New Roman"/>
-          <w:sz w:val="24"/>
-        </w:rPr>
-        <w:t>menyebabkan</w:t>
-      </w:r>
-      <w:proofErr w:type="spellEnd"/>
-      <w:r>
-        <w:rPr>
-          <w:rFonts w:ascii="Times New Roman" w:hAnsi="Times New Roman"/>
-          <w:sz w:val="24"/>
-        </w:rPr>
-        <w:t xml:space="preserve"> </w:t>
-      </w:r>
-      <w:proofErr w:type="spellStart"/>
-      <w:r>
-        <w:rPr>
-          <w:rFonts w:ascii="Times New Roman" w:hAnsi="Times New Roman"/>
-          <w:sz w:val="24"/>
-        </w:rPr>
-        <w:t>selisih</w:t>
-      </w:r>
-      <w:proofErr w:type="spellEnd"/>
-      <w:r>
-        <w:rPr>
-          <w:rFonts w:ascii="Times New Roman" w:hAnsi="Times New Roman"/>
-          <w:sz w:val="24"/>
-        </w:rPr>
-        <w:t xml:space="preserve"> data </w:t>
-      </w:r>
-      <w:proofErr w:type="spellStart"/>
-      <w:r>
-        <w:rPr>
-          <w:rFonts w:ascii="Times New Roman" w:hAnsi="Times New Roman"/>
-          <w:sz w:val="24"/>
-        </w:rPr>
-        <w:t>lembar</w:t>
-      </w:r>
-      <w:proofErr w:type="spellEnd"/>
-      <w:r>
-        <w:rPr>
-          <w:rFonts w:ascii="Times New Roman" w:hAnsi="Times New Roman"/>
-          <w:sz w:val="24"/>
-        </w:rPr>
-        <w:t xml:space="preserve"> </w:t>
-      </w:r>
-      <w:proofErr w:type="spellStart"/>
-      <w:r>
-        <w:rPr>
-          <w:rFonts w:ascii="Times New Roman" w:hAnsi="Times New Roman"/>
-          <w:sz w:val="24"/>
-        </w:rPr>
-        <w:t>sebar</w:t>
-      </w:r>
-      <w:proofErr w:type="spellEnd"/>
-      <w:r>
-        <w:rPr>
-          <w:rFonts w:ascii="Times New Roman" w:hAnsi="Times New Roman"/>
-          <w:sz w:val="24"/>
-        </w:rPr>
-        <w:t xml:space="preserve"> vs </w:t>
-      </w:r>
-      <w:proofErr w:type="spellStart"/>
-      <w:r>
-        <w:rPr>
-          <w:rFonts w:ascii="Times New Roman" w:hAnsi="Times New Roman"/>
-          <w:sz w:val="24"/>
-        </w:rPr>
-        <w:t>kondisi</w:t>
-      </w:r>
-      <w:proofErr w:type="spellEnd"/>
-      <w:r>
-        <w:rPr>
-          <w:rFonts w:ascii="Times New Roman" w:hAnsi="Times New Roman"/>
-          <w:sz w:val="24"/>
-        </w:rPr>
-        <w:t xml:space="preserve"> </w:t>
-      </w:r>
-      <w:proofErr w:type="spellStart"/>
-      <w:r>
-        <w:rPr>
-          <w:rFonts w:ascii="Times New Roman" w:hAnsi="Times New Roman"/>
-          <w:sz w:val="24"/>
+      <w:proofErr w:type="spellStart"/>
+      <w:r>
+        <w:rPr>
+          <w:sz w:val="24"/>
+          <w:szCs w:val="24"/>
+          <w:lang w:val="en-ID"/>
+        </w:rPr>
+        <w:t>Berdasarkan</w:t>
+      </w:r>
+      <w:proofErr w:type="spellEnd"/>
+      <w:r>
+        <w:rPr>
+          <w:sz w:val="24"/>
+          <w:szCs w:val="24"/>
+          <w:lang w:val="en-ID"/>
+        </w:rPr>
+        <w:t xml:space="preserve"> </w:t>
+      </w:r>
+      <w:proofErr w:type="spellStart"/>
+      <w:r>
+        <w:rPr>
+          <w:sz w:val="24"/>
+          <w:szCs w:val="24"/>
+          <w:lang w:val="en-ID"/>
+        </w:rPr>
+        <w:t>pemodelan</w:t>
+      </w:r>
+      <w:proofErr w:type="spellEnd"/>
+      <w:r>
+        <w:rPr>
+          <w:sz w:val="24"/>
+          <w:szCs w:val="24"/>
+          <w:lang w:val="en-ID"/>
+        </w:rPr>
+        <w:t xml:space="preserve"> diagram </w:t>
+      </w:r>
+      <w:proofErr w:type="spellStart"/>
+      <w:r>
+        <w:rPr>
+          <w:sz w:val="24"/>
+          <w:szCs w:val="24"/>
+          <w:lang w:val="en-ID"/>
+        </w:rPr>
+        <w:t>alur</w:t>
+      </w:r>
+      <w:proofErr w:type="spellEnd"/>
+      <w:r>
+        <w:rPr>
+          <w:sz w:val="24"/>
+          <w:szCs w:val="24"/>
+          <w:lang w:val="en-ID"/>
+        </w:rPr>
+        <w:t xml:space="preserve"> di </w:t>
+      </w:r>
+      <w:proofErr w:type="spellStart"/>
+      <w:r>
+        <w:rPr>
+          <w:sz w:val="24"/>
+          <w:szCs w:val="24"/>
+          <w:lang w:val="en-ID"/>
+        </w:rPr>
+        <w:t>atas</w:t>
+      </w:r>
+      <w:proofErr w:type="spellEnd"/>
+      <w:r>
+        <w:rPr>
+          <w:sz w:val="24"/>
+          <w:szCs w:val="24"/>
+          <w:lang w:val="en-ID"/>
+        </w:rPr>
+        <w:t xml:space="preserve">, proses </w:t>
+      </w:r>
+      <w:proofErr w:type="spellStart"/>
+      <w:r>
+        <w:rPr>
+          <w:sz w:val="24"/>
+          <w:szCs w:val="24"/>
+          <w:lang w:val="en-ID"/>
+        </w:rPr>
+        <w:t>operasional</w:t>
+      </w:r>
+      <w:proofErr w:type="spellEnd"/>
+      <w:r>
+        <w:rPr>
+          <w:sz w:val="24"/>
+          <w:szCs w:val="24"/>
+          <w:lang w:val="en-ID"/>
+        </w:rPr>
+        <w:t xml:space="preserve"> </w:t>
+      </w:r>
+      <w:proofErr w:type="spellStart"/>
+      <w:r>
+        <w:rPr>
+          <w:sz w:val="24"/>
+          <w:szCs w:val="24"/>
+          <w:lang w:val="en-ID"/>
+        </w:rPr>
+        <w:t>saat</w:t>
+      </w:r>
+      <w:proofErr w:type="spellEnd"/>
+      <w:r>
+        <w:rPr>
+          <w:sz w:val="24"/>
+          <w:szCs w:val="24"/>
+          <w:lang w:val="en-ID"/>
+        </w:rPr>
+        <w:t xml:space="preserve"> </w:t>
+      </w:r>
+      <w:proofErr w:type="spellStart"/>
+      <w:r>
+        <w:rPr>
+          <w:sz w:val="24"/>
+          <w:szCs w:val="24"/>
+          <w:lang w:val="en-ID"/>
+        </w:rPr>
+        <w:t>ini</w:t>
+      </w:r>
+      <w:proofErr w:type="spellEnd"/>
+      <w:r>
+        <w:rPr>
+          <w:sz w:val="24"/>
+          <w:szCs w:val="24"/>
+          <w:lang w:val="en-ID"/>
+        </w:rPr>
+        <w:t xml:space="preserve"> </w:t>
+      </w:r>
+      <w:proofErr w:type="spellStart"/>
+      <w:r>
+        <w:rPr>
+          <w:sz w:val="24"/>
+          <w:szCs w:val="24"/>
+          <w:lang w:val="en-ID"/>
+        </w:rPr>
+        <w:t>terbagi</w:t>
+      </w:r>
+      <w:proofErr w:type="spellEnd"/>
+      <w:r>
+        <w:rPr>
+          <w:sz w:val="24"/>
+          <w:szCs w:val="24"/>
+          <w:lang w:val="en-ID"/>
+        </w:rPr>
+        <w:t xml:space="preserve"> </w:t>
+      </w:r>
+      <w:proofErr w:type="spellStart"/>
+      <w:r>
+        <w:rPr>
+          <w:sz w:val="24"/>
+          <w:szCs w:val="24"/>
+          <w:lang w:val="en-ID"/>
+        </w:rPr>
+        <w:t>menjadi</w:t>
+      </w:r>
+      <w:proofErr w:type="spellEnd"/>
+      <w:r>
+        <w:rPr>
+          <w:sz w:val="24"/>
+          <w:szCs w:val="24"/>
+          <w:lang w:val="en-ID"/>
+        </w:rPr>
+        <w:t xml:space="preserve"> </w:t>
+      </w:r>
+      <w:proofErr w:type="spellStart"/>
+      <w:r>
+        <w:rPr>
+          <w:sz w:val="24"/>
+          <w:szCs w:val="24"/>
+          <w:lang w:val="en-ID"/>
+        </w:rPr>
+        <w:t>tiga</w:t>
+      </w:r>
+      <w:proofErr w:type="spellEnd"/>
+      <w:r>
+        <w:rPr>
+          <w:sz w:val="24"/>
+          <w:szCs w:val="24"/>
+          <w:lang w:val="en-ID"/>
+        </w:rPr>
+        <w:t xml:space="preserve"> </w:t>
+      </w:r>
+      <w:proofErr w:type="spellStart"/>
+      <w:r>
+        <w:rPr>
+          <w:sz w:val="24"/>
+          <w:szCs w:val="24"/>
+          <w:lang w:val="en-ID"/>
+        </w:rPr>
+        <w:t>tahapan</w:t>
+      </w:r>
+      <w:proofErr w:type="spellEnd"/>
+      <w:r>
+        <w:rPr>
+          <w:sz w:val="24"/>
+          <w:szCs w:val="24"/>
+          <w:lang w:val="en-ID"/>
+        </w:rPr>
+        <w:t xml:space="preserve"> </w:t>
+      </w:r>
+      <w:proofErr w:type="spellStart"/>
+      <w:r>
+        <w:rPr>
+          <w:sz w:val="24"/>
+          <w:szCs w:val="24"/>
+          <w:lang w:val="en-ID"/>
+        </w:rPr>
+        <w:t>utama</w:t>
+      </w:r>
+      <w:proofErr w:type="spellEnd"/>
+      <w:r>
+        <w:rPr>
+          <w:sz w:val="24"/>
+          <w:szCs w:val="24"/>
+          <w:lang w:val="en-ID"/>
+        </w:rPr>
+        <w:t xml:space="preserve"> yang </w:t>
+      </w:r>
+      <w:proofErr w:type="spellStart"/>
+      <w:r>
+        <w:rPr>
+          <w:sz w:val="24"/>
+          <w:szCs w:val="24"/>
+          <w:lang w:val="en-ID"/>
+        </w:rPr>
+        <w:t>masih</w:t>
+      </w:r>
+      <w:proofErr w:type="spellEnd"/>
+      <w:r>
+        <w:rPr>
+          <w:sz w:val="24"/>
+          <w:szCs w:val="24"/>
+          <w:lang w:val="en-ID"/>
+        </w:rPr>
+        <w:t xml:space="preserve"> sangat </w:t>
+      </w:r>
+      <w:proofErr w:type="spellStart"/>
+      <w:r>
+        <w:rPr>
+          <w:sz w:val="24"/>
+          <w:szCs w:val="24"/>
+          <w:lang w:val="en-ID"/>
+        </w:rPr>
+        <w:t>bergantung</w:t>
+      </w:r>
+      <w:proofErr w:type="spellEnd"/>
+      <w:r>
+        <w:rPr>
+          <w:sz w:val="24"/>
+          <w:szCs w:val="24"/>
+          <w:lang w:val="en-ID"/>
+        </w:rPr>
+        <w:t xml:space="preserve"> pada </w:t>
+      </w:r>
+      <w:proofErr w:type="spellStart"/>
+      <w:r>
+        <w:rPr>
+          <w:sz w:val="24"/>
+          <w:szCs w:val="24"/>
+          <w:lang w:val="en-ID"/>
+        </w:rPr>
+        <w:t>tenaga</w:t>
+      </w:r>
+      <w:proofErr w:type="spellEnd"/>
+      <w:r>
+        <w:rPr>
+          <w:sz w:val="24"/>
+          <w:szCs w:val="24"/>
+          <w:lang w:val="en-ID"/>
+        </w:rPr>
+        <w:t xml:space="preserve"> </w:t>
+      </w:r>
+      <w:proofErr w:type="spellStart"/>
+      <w:r>
+        <w:rPr>
+          <w:sz w:val="24"/>
+          <w:szCs w:val="24"/>
+          <w:lang w:val="en-ID"/>
+        </w:rPr>
+        <w:t>manusia</w:t>
+      </w:r>
+      <w:proofErr w:type="spellEnd"/>
+      <w:r>
+        <w:rPr>
+          <w:sz w:val="24"/>
+          <w:szCs w:val="24"/>
+          <w:lang w:val="en-ID"/>
+        </w:rPr>
+        <w:t xml:space="preserve"> dan </w:t>
+      </w:r>
+      <w:proofErr w:type="spellStart"/>
+      <w:r>
+        <w:rPr>
+          <w:sz w:val="24"/>
+          <w:szCs w:val="24"/>
+          <w:lang w:val="en-ID"/>
+        </w:rPr>
+        <w:t>pencatatan</w:t>
+      </w:r>
+      <w:proofErr w:type="spellEnd"/>
+      <w:r>
+        <w:rPr>
+          <w:sz w:val="24"/>
+          <w:szCs w:val="24"/>
+          <w:lang w:val="en-ID"/>
+        </w:rPr>
+        <w:t xml:space="preserve"> </w:t>
+      </w:r>
+      <w:proofErr w:type="spellStart"/>
+      <w:r>
+        <w:rPr>
+          <w:sz w:val="24"/>
+          <w:szCs w:val="24"/>
+          <w:lang w:val="en-ID"/>
         </w:rPr>
         <w:t>fisik</w:t>
       </w:r>
       <w:proofErr w:type="spellEnd"/>
       <w:r>
         <w:rPr>
-          <w:rFonts w:ascii="Times New Roman" w:hAnsi="Times New Roman"/>
-          <w:sz w:val="24"/>
-        </w:rPr>
-        <w:t xml:space="preserve"> </w:t>
-      </w:r>
-      <w:proofErr w:type="spellStart"/>
-      <w:r>
-        <w:rPr>
-          <w:rFonts w:ascii="Times New Roman" w:hAnsi="Times New Roman"/>
-          <w:sz w:val="24"/>
-        </w:rPr>
-        <w:t>gudang</w:t>
-      </w:r>
-      <w:proofErr w:type="spellEnd"/>
-      <w:r>
-        <w:rPr>
-          <w:rFonts w:ascii="Times New Roman" w:hAnsi="Times New Roman"/>
-          <w:sz w:val="24"/>
-        </w:rPr>
-        <w:t>.</w:t>
+          <w:sz w:val="24"/>
+          <w:szCs w:val="24"/>
+          <w:lang w:val="en-ID"/>
+        </w:rPr>
+        <w:t>:</w:t>
       </w:r>
     </w:p>
     <w:p>
       <w:pPr>
-        <w:spacing w:before="20" w:after="60"/>
-        <w:ind w:left="360"/>
+        <w:pStyle w:val="NormalWeb"/>
+        <w:numPr>
+          <w:ilvl w:val="0"/>
+          <w:numId w:val="10"/>
+        </w:numPr>
       </w:pPr>
       <w:r>
         <w:rPr>
-          <w:rFonts w:ascii="Times New Roman" w:hAnsi="Times New Roman"/>
-          <w:sz w:val="24"/>
-        </w:rPr>
-        <w:t xml:space="preserve">3. </w:t>
-      </w:r>
-      <w:proofErr w:type="spellStart"/>
-      <w:r>
-        <w:rPr>
-          <w:rFonts w:ascii="Times New Roman" w:hAnsi="Times New Roman"/>
-          <w:sz w:val="24"/>
-        </w:rPr>
-        <w:t>Lambatnya</w:t>
-      </w:r>
-      <w:proofErr w:type="spellEnd"/>
-      <w:r>
-        <w:rPr>
-          <w:rFonts w:ascii="Times New Roman" w:hAnsi="Times New Roman"/>
-          <w:sz w:val="24"/>
-        </w:rPr>
-        <w:t xml:space="preserve"> </w:t>
-      </w:r>
-      <w:proofErr w:type="spellStart"/>
-      <w:r>
-        <w:rPr>
-          <w:rFonts w:ascii="Times New Roman" w:hAnsi="Times New Roman"/>
-          <w:sz w:val="24"/>
-        </w:rPr>
-        <w:t>Pelayanan</w:t>
-      </w:r>
-      <w:proofErr w:type="spellEnd"/>
-      <w:r>
-        <w:rPr>
-          <w:rFonts w:ascii="Times New Roman" w:hAnsi="Times New Roman"/>
-          <w:sz w:val="24"/>
-        </w:rPr>
-        <w:t xml:space="preserve"> Kasir: </w:t>
-      </w:r>
-      <w:proofErr w:type="spellStart"/>
-      <w:r>
-        <w:rPr>
-          <w:rFonts w:ascii="Times New Roman" w:hAnsi="Times New Roman"/>
-          <w:sz w:val="24"/>
-        </w:rPr>
-        <w:t>Perhitungan</w:t>
-      </w:r>
-      <w:proofErr w:type="spellEnd"/>
-      <w:r>
-        <w:rPr>
-          <w:rFonts w:ascii="Times New Roman" w:hAnsi="Times New Roman"/>
-          <w:sz w:val="24"/>
-        </w:rPr>
+          <w:rStyle w:val="Strong"/>
+        </w:rPr>
+        <w:t xml:space="preserve">Proses </w:t>
+      </w:r>
+      <w:proofErr w:type="spellStart"/>
+      <w:r>
+        <w:rPr>
+          <w:rStyle w:val="Strong"/>
+        </w:rPr>
+        <w:t>Pengadaan</w:t>
+      </w:r>
+      <w:proofErr w:type="spellEnd"/>
+      <w:r>
+        <w:rPr>
+          <w:rStyle w:val="Strong"/>
+        </w:rPr>
+        <w:t xml:space="preserve"> Barang (</w:t>
+      </w:r>
+      <w:proofErr w:type="spellStart"/>
+      <w:r>
+        <w:rPr>
+          <w:rStyle w:val="Strong"/>
+        </w:rPr>
+        <w:t>Petugas</w:t>
+      </w:r>
+      <w:proofErr w:type="spellEnd"/>
+      <w:r>
+        <w:rPr>
+          <w:rStyle w:val="Strong"/>
+        </w:rPr>
+        <w:t xml:space="preserve"> &amp; Supplier):</w:t>
+      </w:r>
+      <w:r>
+        <w:t xml:space="preserve"> </w:t>
+      </w:r>
+      <w:proofErr w:type="spellStart"/>
+      <w:r>
+        <w:t>Petugas</w:t>
+      </w:r>
+      <w:proofErr w:type="spellEnd"/>
+      <w:r>
+        <w:t xml:space="preserve"> </w:t>
+      </w:r>
+      <w:proofErr w:type="spellStart"/>
+      <w:r>
+        <w:t>menerima</w:t>
+      </w:r>
+      <w:proofErr w:type="spellEnd"/>
+      <w:r>
+        <w:t xml:space="preserve"> </w:t>
+      </w:r>
+      <w:proofErr w:type="spellStart"/>
+      <w:r>
+        <w:t>kiriman</w:t>
+      </w:r>
+      <w:proofErr w:type="spellEnd"/>
+      <w:r>
+        <w:t xml:space="preserve"> </w:t>
+      </w:r>
+      <w:proofErr w:type="spellStart"/>
+      <w:r>
+        <w:t>obat</w:t>
+      </w:r>
+      <w:proofErr w:type="spellEnd"/>
+      <w:r>
+        <w:t xml:space="preserve"> </w:t>
+      </w:r>
+      <w:proofErr w:type="spellStart"/>
+      <w:r>
+        <w:t>beserta</w:t>
+      </w:r>
+      <w:proofErr w:type="spellEnd"/>
+      <w:r>
+        <w:t xml:space="preserve"> </w:t>
+      </w:r>
+      <w:proofErr w:type="spellStart"/>
+      <w:r>
+        <w:t>faktur</w:t>
+      </w:r>
+      <w:proofErr w:type="spellEnd"/>
+      <w:r>
+        <w:t xml:space="preserve"> </w:t>
+      </w:r>
+      <w:proofErr w:type="spellStart"/>
+      <w:r>
+        <w:t>fisik</w:t>
+      </w:r>
+      <w:proofErr w:type="spellEnd"/>
+      <w:r>
+        <w:t xml:space="preserve"> </w:t>
+      </w:r>
+      <w:proofErr w:type="spellStart"/>
+      <w:r>
+        <w:t>dari</w:t>
+      </w:r>
+      <w:proofErr w:type="spellEnd"/>
+      <w:r>
+        <w:t xml:space="preserve"> PBF (</w:t>
+      </w:r>
+      <w:proofErr w:type="spellStart"/>
+      <w:r>
+        <w:t>Pedagang</w:t>
+      </w:r>
+      <w:proofErr w:type="spellEnd"/>
+      <w:r>
+        <w:t xml:space="preserve"> Besar Farmasi), </w:t>
+      </w:r>
+      <w:proofErr w:type="spellStart"/>
+      <w:r>
+        <w:t>kemudian</w:t>
+      </w:r>
+      <w:proofErr w:type="spellEnd"/>
+      <w:r>
+        <w:t xml:space="preserve"> </w:t>
+      </w:r>
+      <w:proofErr w:type="spellStart"/>
+      <w:r>
+        <w:t>mencatat</w:t>
+      </w:r>
+      <w:proofErr w:type="spellEnd"/>
+      <w:r>
+        <w:t xml:space="preserve"> </w:t>
+      </w:r>
+      <w:proofErr w:type="spellStart"/>
+      <w:r>
+        <w:lastRenderedPageBreak/>
+        <w:t>jumlah</w:t>
+      </w:r>
+      <w:proofErr w:type="spellEnd"/>
+      <w:r>
+        <w:t xml:space="preserve"> </w:t>
+      </w:r>
+      <w:proofErr w:type="spellStart"/>
+      <w:r>
+        <w:t>obat</w:t>
+      </w:r>
+      <w:proofErr w:type="spellEnd"/>
+      <w:r>
+        <w:t xml:space="preserve"> </w:t>
+      </w:r>
+      <w:proofErr w:type="spellStart"/>
+      <w:r>
+        <w:t>ke</w:t>
+      </w:r>
+      <w:proofErr w:type="spellEnd"/>
+      <w:r>
+        <w:t xml:space="preserve"> </w:t>
+      </w:r>
+      <w:proofErr w:type="spellStart"/>
+      <w:r>
+        <w:t>dalam</w:t>
+      </w:r>
+      <w:proofErr w:type="spellEnd"/>
+      <w:r>
+        <w:t xml:space="preserve"> </w:t>
+      </w:r>
+      <w:proofErr w:type="spellStart"/>
+      <w:r>
+        <w:t>buku</w:t>
+      </w:r>
+      <w:proofErr w:type="spellEnd"/>
+      <w:r>
+        <w:t xml:space="preserve"> </w:t>
+      </w:r>
+      <w:proofErr w:type="spellStart"/>
+      <w:r>
+        <w:t>besar</w:t>
+      </w:r>
+      <w:proofErr w:type="spellEnd"/>
+      <w:r>
+        <w:t xml:space="preserve"> </w:t>
+      </w:r>
+      <w:proofErr w:type="spellStart"/>
+      <w:r>
+        <w:t>inventaris</w:t>
+      </w:r>
+      <w:proofErr w:type="spellEnd"/>
+      <w:r>
+        <w:t xml:space="preserve"> </w:t>
+      </w:r>
+      <w:proofErr w:type="spellStart"/>
+      <w:r>
+        <w:t>atau</w:t>
+      </w:r>
+      <w:proofErr w:type="spellEnd"/>
+      <w:r>
+        <w:t xml:space="preserve"> </w:t>
+      </w:r>
+      <w:proofErr w:type="spellStart"/>
+      <w:r>
+        <w:t>lembar</w:t>
+      </w:r>
+      <w:proofErr w:type="spellEnd"/>
+      <w:r>
+        <w:t xml:space="preserve"> </w:t>
+      </w:r>
+      <w:proofErr w:type="spellStart"/>
+      <w:r>
+        <w:t>sebar</w:t>
+      </w:r>
+      <w:proofErr w:type="spellEnd"/>
+      <w:r>
+        <w:t xml:space="preserve"> (</w:t>
+      </w:r>
+      <w:r>
+        <w:rPr>
+          <w:rStyle w:val="Emphasis"/>
+        </w:rPr>
+        <w:t>spreadsheet</w:t>
+      </w:r>
+      <w:r>
+        <w:t xml:space="preserve">) </w:t>
+      </w:r>
+      <w:proofErr w:type="spellStart"/>
+      <w:r>
+        <w:t>secara</w:t>
+      </w:r>
+      <w:proofErr w:type="spellEnd"/>
+      <w:r>
         <w:t xml:space="preserve"> manual </w:t>
       </w:r>
       <w:proofErr w:type="spellStart"/>
       <w:r>
-        <w:rPr>
-          <w:rFonts w:ascii="Times New Roman" w:hAnsi="Times New Roman"/>
-          <w:sz w:val="24"/>
-        </w:rPr>
-        <w:t>memperpanjang</w:t>
-      </w:r>
-      <w:proofErr w:type="spellEnd"/>
-      <w:r>
-        <w:rPr>
-          <w:rFonts w:ascii="Times New Roman" w:hAnsi="Times New Roman"/>
-          <w:sz w:val="24"/>
-        </w:rPr>
-        <w:t xml:space="preserve"> </w:t>
-      </w:r>
-      <w:proofErr w:type="spellStart"/>
-      <w:r>
-        <w:rPr>
-          <w:rFonts w:ascii="Times New Roman" w:hAnsi="Times New Roman"/>
-          <w:sz w:val="24"/>
-        </w:rPr>
-        <w:t>waktu</w:t>
-      </w:r>
-      <w:proofErr w:type="spellEnd"/>
-      <w:r>
-        <w:rPr>
-          <w:rFonts w:ascii="Times New Roman" w:hAnsi="Times New Roman"/>
-          <w:sz w:val="24"/>
-        </w:rPr>
-        <w:t xml:space="preserve"> </w:t>
-      </w:r>
-      <w:proofErr w:type="spellStart"/>
-      <w:r>
-        <w:rPr>
-          <w:rFonts w:ascii="Times New Roman" w:hAnsi="Times New Roman"/>
-          <w:sz w:val="24"/>
-        </w:rPr>
-        <w:t>antrean</w:t>
-      </w:r>
-      <w:proofErr w:type="spellEnd"/>
-      <w:r>
-        <w:rPr>
-          <w:rFonts w:ascii="Times New Roman" w:hAnsi="Times New Roman"/>
-          <w:sz w:val="24"/>
-        </w:rPr>
-        <w:t xml:space="preserve"> </w:t>
-      </w:r>
-      <w:proofErr w:type="spellStart"/>
-      <w:r>
-        <w:rPr>
-          <w:rFonts w:ascii="Times New Roman" w:hAnsi="Times New Roman"/>
-          <w:sz w:val="24"/>
-        </w:rPr>
-        <w:t>transaksi</w:t>
-      </w:r>
-      <w:proofErr w:type="spellEnd"/>
-      <w:r>
-        <w:rPr>
-          <w:rFonts w:ascii="Times New Roman" w:hAnsi="Times New Roman"/>
-          <w:sz w:val="24"/>
-        </w:rPr>
-        <w:t xml:space="preserve"> </w:t>
-      </w:r>
-      <w:proofErr w:type="spellStart"/>
-      <w:r>
-        <w:rPr>
-          <w:rFonts w:ascii="Times New Roman" w:hAnsi="Times New Roman"/>
-          <w:sz w:val="24"/>
-        </w:rPr>
-        <w:t>konsumen</w:t>
-      </w:r>
-      <w:proofErr w:type="spellEnd"/>
-      <w:r>
-        <w:rPr>
-          <w:rFonts w:ascii="Times New Roman" w:hAnsi="Times New Roman"/>
-          <w:sz w:val="24"/>
-        </w:rPr>
+        <w:t>tanpa</w:t>
+      </w:r>
+      <w:proofErr w:type="spellEnd"/>
+      <w:r>
+        <w:t xml:space="preserve"> </w:t>
+      </w:r>
+      <w:proofErr w:type="spellStart"/>
+      <w:r>
+        <w:t>mencatat</w:t>
+      </w:r>
+      <w:proofErr w:type="spellEnd"/>
+      <w:r>
+        <w:t xml:space="preserve"> </w:t>
+      </w:r>
+      <w:proofErr w:type="spellStart"/>
+      <w:r>
+        <w:t>nomor</w:t>
+      </w:r>
+      <w:proofErr w:type="spellEnd"/>
+      <w:r>
+        <w:t xml:space="preserve"> </w:t>
+      </w:r>
+      <w:r>
+        <w:rPr>
+          <w:rStyle w:val="Emphasis"/>
+        </w:rPr>
+        <w:t>batch</w:t>
+      </w:r>
+      <w:r>
+        <w:t xml:space="preserve"> dan </w:t>
+      </w:r>
+      <w:proofErr w:type="spellStart"/>
+      <w:r>
+        <w:t>tanggal</w:t>
+      </w:r>
+      <w:proofErr w:type="spellEnd"/>
+      <w:r>
+        <w:t xml:space="preserve"> </w:t>
+      </w:r>
+      <w:proofErr w:type="spellStart"/>
+      <w:r>
+        <w:t>kedaluwarsa</w:t>
+      </w:r>
+      <w:proofErr w:type="spellEnd"/>
+      <w:r>
+        <w:t xml:space="preserve"> </w:t>
+      </w:r>
+      <w:proofErr w:type="spellStart"/>
+      <w:r>
+        <w:t>secara</w:t>
+      </w:r>
+      <w:proofErr w:type="spellEnd"/>
+      <w:r>
+        <w:t xml:space="preserve"> </w:t>
+      </w:r>
+      <w:proofErr w:type="spellStart"/>
+      <w:r>
+        <w:t>spesifik</w:t>
+      </w:r>
+      <w:proofErr w:type="spellEnd"/>
+      <w:r>
         <w:t>.</w:t>
       </w:r>
     </w:p>
     <w:p>
       <w:pPr>
-        <w:spacing w:before="20" w:after="60"/>
-        <w:ind w:left="360"/>
+        <w:pStyle w:val="NormalWeb"/>
+        <w:numPr>
+          <w:ilvl w:val="0"/>
+          <w:numId w:val="10"/>
+        </w:numPr>
       </w:pPr>
       <w:r>
         <w:rPr>
-          <w:rFonts w:ascii="Times New Roman" w:hAnsi="Times New Roman"/>
-          <w:sz w:val="24"/>
-        </w:rPr>
-        <w:t xml:space="preserve">4. Risiko Keamanan &amp; </w:t>
-      </w:r>
-      <w:proofErr w:type="spellStart"/>
-      <w:r>
-        <w:rPr>
-          <w:rFonts w:ascii="Times New Roman" w:hAnsi="Times New Roman"/>
-          <w:sz w:val="24"/>
+          <w:rStyle w:val="Strong"/>
+        </w:rPr>
+        <w:t xml:space="preserve">Proses </w:t>
+      </w:r>
+      <w:proofErr w:type="spellStart"/>
+      <w:r>
+        <w:rPr>
+          <w:rStyle w:val="Strong"/>
+        </w:rPr>
+        <w:t>Pelayanan</w:t>
+      </w:r>
+      <w:proofErr w:type="spellEnd"/>
+      <w:r>
+        <w:rPr>
+          <w:rStyle w:val="Strong"/>
+        </w:rPr>
+        <w:t xml:space="preserve"> Kasir (Kasir &amp; </w:t>
+      </w:r>
+      <w:proofErr w:type="spellStart"/>
+      <w:r>
+        <w:rPr>
+          <w:rStyle w:val="Strong"/>
+        </w:rPr>
+        <w:t>Pembeli</w:t>
+      </w:r>
+      <w:proofErr w:type="spellEnd"/>
+      <w:r>
+        <w:rPr>
+          <w:rStyle w:val="Strong"/>
+        </w:rPr>
+        <w:t>):</w:t>
+      </w:r>
+      <w:r>
+        <w:t xml:space="preserve"> </w:t>
+      </w:r>
+      <w:proofErr w:type="spellStart"/>
+      <w:r>
+        <w:t>Konsumen</w:t>
+      </w:r>
+      <w:proofErr w:type="spellEnd"/>
+      <w:r>
+        <w:t xml:space="preserve"> </w:t>
+      </w:r>
+      <w:proofErr w:type="spellStart"/>
+      <w:r>
+        <w:t>datang</w:t>
+      </w:r>
+      <w:proofErr w:type="spellEnd"/>
+      <w:r>
+        <w:t xml:space="preserve"> </w:t>
+      </w:r>
+      <w:proofErr w:type="spellStart"/>
+      <w:r>
+        <w:t>untuk</w:t>
+      </w:r>
+      <w:proofErr w:type="spellEnd"/>
+      <w:r>
+        <w:t xml:space="preserve"> </w:t>
+      </w:r>
+      <w:proofErr w:type="spellStart"/>
+      <w:r>
+        <w:t>membeli</w:t>
+      </w:r>
+      <w:proofErr w:type="spellEnd"/>
+      <w:r>
+        <w:t xml:space="preserve"> </w:t>
+      </w:r>
+      <w:proofErr w:type="spellStart"/>
+      <w:r>
+        <w:t>obat</w:t>
+      </w:r>
+      <w:proofErr w:type="spellEnd"/>
+      <w:r>
+        <w:t xml:space="preserve">. Kasir </w:t>
+      </w:r>
+      <w:proofErr w:type="spellStart"/>
+      <w:r>
+        <w:t>menerima</w:t>
+      </w:r>
+      <w:proofErr w:type="spellEnd"/>
+      <w:r>
+        <w:t xml:space="preserve"> </w:t>
+      </w:r>
+      <w:proofErr w:type="spellStart"/>
+      <w:r>
+        <w:t>pesanan</w:t>
+      </w:r>
+      <w:proofErr w:type="spellEnd"/>
+      <w:r>
+        <w:t xml:space="preserve">, </w:t>
+      </w:r>
+      <w:proofErr w:type="spellStart"/>
+      <w:r>
+        <w:t>mencari</w:t>
+      </w:r>
+      <w:proofErr w:type="spellEnd"/>
+      <w:r>
+        <w:t xml:space="preserve"> </w:t>
+      </w:r>
+      <w:proofErr w:type="spellStart"/>
+      <w:r>
+        <w:t>obat</w:t>
+      </w:r>
+      <w:proofErr w:type="spellEnd"/>
+      <w:r>
+        <w:t xml:space="preserve"> di </w:t>
+      </w:r>
+      <w:proofErr w:type="spellStart"/>
+      <w:r>
+        <w:t>rak</w:t>
+      </w:r>
+      <w:proofErr w:type="spellEnd"/>
+      <w:r>
+        <w:t xml:space="preserve"> </w:t>
+      </w:r>
+      <w:proofErr w:type="spellStart"/>
+      <w:r>
+        <w:t>secara</w:t>
+      </w:r>
+      <w:proofErr w:type="spellEnd"/>
+      <w:r>
+        <w:t xml:space="preserve"> manual (</w:t>
+      </w:r>
+      <w:proofErr w:type="spellStart"/>
+      <w:r>
+        <w:t>tanpa</w:t>
+      </w:r>
+      <w:proofErr w:type="spellEnd"/>
+      <w:r>
+        <w:t xml:space="preserve"> </w:t>
+      </w:r>
+      <w:proofErr w:type="spellStart"/>
+      <w:r>
+        <w:t>panduan</w:t>
+      </w:r>
+      <w:proofErr w:type="spellEnd"/>
+      <w:r>
+        <w:t xml:space="preserve"> </w:t>
+      </w:r>
+      <w:proofErr w:type="spellStart"/>
+      <w:r>
+        <w:t>sistem</w:t>
+      </w:r>
+      <w:proofErr w:type="spellEnd"/>
+      <w:r>
+        <w:t xml:space="preserve"> FEFO), </w:t>
+      </w:r>
+      <w:proofErr w:type="spellStart"/>
+      <w:r>
+        <w:t>lalu</w:t>
+      </w:r>
+      <w:proofErr w:type="spellEnd"/>
+      <w:r>
+        <w:t xml:space="preserve"> </w:t>
+      </w:r>
+      <w:proofErr w:type="spellStart"/>
+      <w:r>
+        <w:t>menghitung</w:t>
+      </w:r>
+      <w:proofErr w:type="spellEnd"/>
+      <w:r>
+        <w:t xml:space="preserve"> total </w:t>
+      </w:r>
+      <w:proofErr w:type="spellStart"/>
+      <w:r>
+        <w:t>harga</w:t>
+      </w:r>
+      <w:proofErr w:type="spellEnd"/>
+      <w:r>
+        <w:t xml:space="preserve"> </w:t>
+      </w:r>
+      <w:proofErr w:type="spellStart"/>
+      <w:r>
+        <w:t>menggunakan</w:t>
+      </w:r>
+      <w:proofErr w:type="spellEnd"/>
+      <w:r>
+        <w:t xml:space="preserve"> </w:t>
+      </w:r>
+      <w:proofErr w:type="spellStart"/>
+      <w:r>
+        <w:t>kalkulator</w:t>
+      </w:r>
+      <w:proofErr w:type="spellEnd"/>
+      <w:r>
+        <w:t xml:space="preserve">. Bukti </w:t>
+      </w:r>
+      <w:proofErr w:type="spellStart"/>
+      <w:r>
+        <w:t>transaksi</w:t>
+      </w:r>
+      <w:proofErr w:type="spellEnd"/>
+      <w:r>
+        <w:t xml:space="preserve"> </w:t>
+      </w:r>
+      <w:proofErr w:type="spellStart"/>
+      <w:r>
+        <w:t>hanya</w:t>
+      </w:r>
+      <w:proofErr w:type="spellEnd"/>
+      <w:r>
+        <w:t xml:space="preserve"> </w:t>
+      </w:r>
+      <w:proofErr w:type="spellStart"/>
+      <w:r>
+        <w:t>berupa</w:t>
+      </w:r>
+      <w:proofErr w:type="spellEnd"/>
+      <w:r>
+        <w:t xml:space="preserve"> nota </w:t>
+      </w:r>
+      <w:proofErr w:type="spellStart"/>
+      <w:r>
+        <w:t>tulis</w:t>
+      </w:r>
+      <w:proofErr w:type="spellEnd"/>
+      <w:r>
+        <w:t xml:space="preserve"> </w:t>
+      </w:r>
+      <w:proofErr w:type="spellStart"/>
+      <w:r>
+        <w:t>tangan</w:t>
+      </w:r>
+      <w:proofErr w:type="spellEnd"/>
+      <w:r>
+        <w:t xml:space="preserve"> </w:t>
+      </w:r>
+      <w:proofErr w:type="spellStart"/>
+      <w:r>
+        <w:t>atau</w:t>
+      </w:r>
+      <w:proofErr w:type="spellEnd"/>
+      <w:r>
+        <w:t xml:space="preserve"> </w:t>
+      </w:r>
+      <w:proofErr w:type="spellStart"/>
+      <w:r>
+        <w:t>struk</w:t>
+      </w:r>
+      <w:proofErr w:type="spellEnd"/>
+      <w:r>
+        <w:t xml:space="preserve"> </w:t>
+      </w:r>
+      <w:proofErr w:type="spellStart"/>
+      <w:r>
+        <w:t>kasir</w:t>
+      </w:r>
+      <w:proofErr w:type="spellEnd"/>
+      <w:r>
+        <w:t xml:space="preserve"> non-database.</w:t>
+      </w:r>
+    </w:p>
+    <w:p>
+      <w:pPr>
+        <w:pStyle w:val="NormalWeb"/>
+        <w:numPr>
+          <w:ilvl w:val="0"/>
+          <w:numId w:val="10"/>
+        </w:numPr>
+      </w:pPr>
+      <w:r>
+        <w:rPr>
+          <w:rStyle w:val="Strong"/>
+        </w:rPr>
+        <w:t xml:space="preserve">Proses </w:t>
+      </w:r>
+      <w:proofErr w:type="spellStart"/>
+      <w:r>
+        <w:rPr>
+          <w:rStyle w:val="Strong"/>
+        </w:rPr>
+        <w:t>Pencatatan</w:t>
+      </w:r>
+      <w:proofErr w:type="spellEnd"/>
+      <w:r>
+        <w:rPr>
+          <w:rStyle w:val="Strong"/>
+        </w:rPr>
+        <w:t xml:space="preserve"> </w:t>
+      </w:r>
+      <w:proofErr w:type="spellStart"/>
+      <w:r>
+        <w:rPr>
+          <w:rStyle w:val="Strong"/>
+        </w:rPr>
+        <w:t>Rekapitulasi</w:t>
+      </w:r>
+      <w:proofErr w:type="spellEnd"/>
+      <w:r>
+        <w:rPr>
+          <w:rStyle w:val="Strong"/>
+        </w:rPr>
+        <w:t xml:space="preserve"> (</w:t>
+      </w:r>
+      <w:proofErr w:type="spellStart"/>
+      <w:r>
+        <w:rPr>
+          <w:rStyle w:val="Strong"/>
         </w:rPr>
         <w:t>Pelaporan</w:t>
       </w:r>
       <w:proofErr w:type="spellEnd"/>
       <w:r>
         <w:rPr>
-          <w:rFonts w:ascii="Times New Roman" w:hAnsi="Times New Roman"/>
-          <w:sz w:val="24"/>
-        </w:rPr>
-        <w:t xml:space="preserve"> </w:t>
-      </w:r>
-      <w:proofErr w:type="spellStart"/>
-      <w:r>
-        <w:rPr>
-          <w:rFonts w:ascii="Times New Roman" w:hAnsi="Times New Roman"/>
-          <w:sz w:val="24"/>
-        </w:rPr>
+          <w:rStyle w:val="Strong"/>
+        </w:rPr>
+        <w:t>):</w:t>
+      </w:r>
+      <w:r>
+        <w:t xml:space="preserve"> Pada </w:t>
+      </w:r>
+      <w:proofErr w:type="spellStart"/>
+      <w:r>
+        <w:t>akhir</w:t>
+      </w:r>
+      <w:proofErr w:type="spellEnd"/>
+      <w:r>
+        <w:t xml:space="preserve"> jam </w:t>
+      </w:r>
+      <w:proofErr w:type="spellStart"/>
+      <w:r>
+        <w:t>operasional</w:t>
+      </w:r>
+      <w:proofErr w:type="spellEnd"/>
+      <w:r>
+        <w:t xml:space="preserve"> (</w:t>
+      </w:r>
+      <w:proofErr w:type="spellStart"/>
+      <w:r>
+        <w:t>tutup</w:t>
+      </w:r>
+      <w:proofErr w:type="spellEnd"/>
+      <w:r>
+        <w:t xml:space="preserve"> </w:t>
+      </w:r>
+      <w:r>
+        <w:rPr>
+          <w:rStyle w:val="Emphasis"/>
+        </w:rPr>
+        <w:t>shift</w:t>
+      </w:r>
+      <w:r>
+        <w:t xml:space="preserve">), </w:t>
+      </w:r>
+      <w:proofErr w:type="spellStart"/>
+      <w:r>
+        <w:t>kasir</w:t>
+      </w:r>
+      <w:proofErr w:type="spellEnd"/>
+      <w:r>
+        <w:t xml:space="preserve"> </w:t>
+      </w:r>
+      <w:proofErr w:type="spellStart"/>
+      <w:r>
+        <w:t>mencocokkan</w:t>
+      </w:r>
+      <w:proofErr w:type="spellEnd"/>
+      <w:r>
+        <w:t xml:space="preserve"> uang </w:t>
+      </w:r>
+      <w:proofErr w:type="spellStart"/>
+      <w:r>
+        <w:t>tunai</w:t>
+      </w:r>
+      <w:proofErr w:type="spellEnd"/>
+      <w:r>
+        <w:t xml:space="preserve"> </w:t>
+      </w:r>
+      <w:proofErr w:type="spellStart"/>
+      <w:r>
+        <w:t>fisik</w:t>
+      </w:r>
+      <w:proofErr w:type="spellEnd"/>
+      <w:r>
+        <w:t xml:space="preserve"> </w:t>
+      </w:r>
+      <w:proofErr w:type="spellStart"/>
+      <w:r>
+        <w:t>dengan</w:t>
+      </w:r>
+      <w:proofErr w:type="spellEnd"/>
+      <w:r>
+        <w:t xml:space="preserve"> </w:t>
+      </w:r>
+      <w:proofErr w:type="spellStart"/>
+      <w:r>
+        <w:t>tumpukan</w:t>
+      </w:r>
+      <w:proofErr w:type="spellEnd"/>
+      <w:r>
+        <w:t xml:space="preserve"> nota </w:t>
+      </w:r>
+      <w:proofErr w:type="spellStart"/>
+      <w:r>
+        <w:t>kertas</w:t>
+      </w:r>
+      <w:proofErr w:type="spellEnd"/>
+      <w:r>
+        <w:t xml:space="preserve">. </w:t>
+      </w:r>
+      <w:proofErr w:type="spellStart"/>
+      <w:r>
+        <w:t>Penyesuaian</w:t>
+      </w:r>
+      <w:proofErr w:type="spellEnd"/>
+      <w:r>
+        <w:t xml:space="preserve"> </w:t>
+      </w:r>
+      <w:proofErr w:type="spellStart"/>
+      <w:r>
+        <w:t>stok</w:t>
+      </w:r>
+      <w:proofErr w:type="spellEnd"/>
+      <w:r>
+        <w:t xml:space="preserve"> </w:t>
+      </w:r>
+      <w:proofErr w:type="spellStart"/>
+      <w:r>
+        <w:t>riil</w:t>
+      </w:r>
+      <w:proofErr w:type="spellEnd"/>
+      <w:r>
+        <w:t xml:space="preserve"> (</w:t>
+      </w:r>
+      <w:proofErr w:type="spellStart"/>
+      <w:r>
+        <w:t>pemotongan</w:t>
+      </w:r>
+      <w:proofErr w:type="spellEnd"/>
+      <w:r>
+        <w:t xml:space="preserve"> </w:t>
+      </w:r>
+      <w:proofErr w:type="spellStart"/>
+      <w:r>
+        <w:t>stok</w:t>
+      </w:r>
+      <w:proofErr w:type="spellEnd"/>
+      <w:r>
+        <w:t xml:space="preserve"> </w:t>
+      </w:r>
+      <w:proofErr w:type="spellStart"/>
+      <w:r>
+        <w:t>gudang</w:t>
+      </w:r>
+      <w:proofErr w:type="spellEnd"/>
+      <w:r>
+        <w:t xml:space="preserve">) </w:t>
+      </w:r>
+      <w:proofErr w:type="spellStart"/>
+      <w:r>
+        <w:t>baru</w:t>
+      </w:r>
+      <w:proofErr w:type="spellEnd"/>
+      <w:r>
+        <w:t xml:space="preserve"> </w:t>
+      </w:r>
+      <w:proofErr w:type="spellStart"/>
+      <w:r>
+        <w:t>bisa</w:t>
+      </w:r>
+      <w:proofErr w:type="spellEnd"/>
+      <w:r>
+        <w:t xml:space="preserve"> </w:t>
+      </w:r>
+      <w:proofErr w:type="spellStart"/>
+      <w:r>
+        <w:t>dilakukan</w:t>
+      </w:r>
+      <w:proofErr w:type="spellEnd"/>
+      <w:r>
+        <w:t xml:space="preserve"> </w:t>
+      </w:r>
+      <w:proofErr w:type="spellStart"/>
+      <w:r>
+        <w:t>secara</w:t>
+      </w:r>
+      <w:proofErr w:type="spellEnd"/>
+      <w:r>
+        <w:t xml:space="preserve"> </w:t>
+      </w:r>
+      <w:proofErr w:type="spellStart"/>
+      <w:r>
+        <w:t>bulanan</w:t>
+      </w:r>
+      <w:proofErr w:type="spellEnd"/>
+      <w:r>
+        <w:t xml:space="preserve"> </w:t>
+      </w:r>
+      <w:proofErr w:type="spellStart"/>
+      <w:r>
+        <w:t>melalui</w:t>
+      </w:r>
+      <w:proofErr w:type="spellEnd"/>
+      <w:r>
+        <w:t xml:space="preserve"> </w:t>
+      </w:r>
+      <w:proofErr w:type="spellStart"/>
+      <w:r>
+        <w:t>kegiatan</w:t>
+      </w:r>
+      <w:proofErr w:type="spellEnd"/>
+      <w:r>
+        <w:t xml:space="preserve"> </w:t>
+      </w:r>
+      <w:r>
+        <w:rPr>
+          <w:rStyle w:val="Emphasis"/>
+        </w:rPr>
+        <w:t xml:space="preserve">stock </w:t>
+      </w:r>
+      <w:proofErr w:type="spellStart"/>
+      <w:r>
+        <w:rPr>
+          <w:rStyle w:val="Emphasis"/>
+        </w:rPr>
+        <w:t>opname</w:t>
+      </w:r>
+      <w:proofErr w:type="spellEnd"/>
+      <w:r>
+        <w:t xml:space="preserve"> </w:t>
+      </w:r>
+      <w:proofErr w:type="spellStart"/>
+      <w:r>
+        <w:t>fisik</w:t>
+      </w:r>
+      <w:proofErr w:type="spellEnd"/>
+      <w:r>
+        <w:t xml:space="preserve"> yang sangat </w:t>
+      </w:r>
+      <w:proofErr w:type="spellStart"/>
+      <w:r>
+        <w:t>memakan</w:t>
+      </w:r>
+      <w:proofErr w:type="spellEnd"/>
+      <w:r>
+        <w:t xml:space="preserve"> </w:t>
+      </w:r>
+      <w:proofErr w:type="spellStart"/>
+      <w:r>
+        <w:t>waktu</w:t>
+      </w:r>
+      <w:proofErr w:type="spellEnd"/>
+      <w:r>
+        <w:t>.</w:t>
+      </w:r>
+    </w:p>
+    <w:p>
+      <w:pPr>
+        <w:pStyle w:val="NormalWeb"/>
+      </w:pPr>
+      <w:proofErr w:type="spellStart"/>
+      <w:r>
+        <w:rPr>
+          <w:b/>
+          <w:bCs/>
+        </w:rPr>
+        <w:t>Permasalahan</w:t>
+      </w:r>
+      <w:proofErr w:type="spellEnd"/>
+      <w:r>
+        <w:rPr>
+          <w:b/>
+          <w:bCs/>
+        </w:rPr>
+        <w:t xml:space="preserve"> yang Ditemukan:</w:t>
+      </w:r>
+    </w:p>
+    <w:p>
+      <w:pPr>
+        <w:pStyle w:val="NormalWeb"/>
+        <w:numPr>
+          <w:ilvl w:val="0"/>
+          <w:numId w:val="11"/>
+        </w:numPr>
+      </w:pPr>
+      <w:proofErr w:type="spellStart"/>
+      <w:r>
+        <w:t>Tingginya</w:t>
+      </w:r>
+      <w:proofErr w:type="spellEnd"/>
+      <w:r>
+        <w:t xml:space="preserve"> Risiko </w:t>
+      </w:r>
+      <w:proofErr w:type="spellStart"/>
+      <w:r>
+        <w:t>Kerugian</w:t>
+      </w:r>
+      <w:proofErr w:type="spellEnd"/>
+      <w:r>
+        <w:t xml:space="preserve"> </w:t>
+      </w:r>
+      <w:proofErr w:type="spellStart"/>
+      <w:r>
+        <w:t>Akibat</w:t>
+      </w:r>
+      <w:proofErr w:type="spellEnd"/>
+      <w:r>
+        <w:t xml:space="preserve"> Expired Date: Tidak </w:t>
+      </w:r>
+      <w:proofErr w:type="spellStart"/>
+      <w:r>
+        <w:t>adanya</w:t>
+      </w:r>
+      <w:proofErr w:type="spellEnd"/>
+      <w:r>
+        <w:t xml:space="preserve"> </w:t>
+      </w:r>
+      <w:proofErr w:type="spellStart"/>
+      <w:r>
+        <w:t>pencatatan</w:t>
+      </w:r>
+      <w:proofErr w:type="spellEnd"/>
+      <w:r>
+        <w:t xml:space="preserve"> </w:t>
+      </w:r>
+      <w:proofErr w:type="spellStart"/>
+      <w:r>
+        <w:t>antrean</w:t>
+      </w:r>
+      <w:proofErr w:type="spellEnd"/>
+      <w:r>
+        <w:t xml:space="preserve"> FEFO </w:t>
+      </w:r>
+      <w:proofErr w:type="spellStart"/>
+      <w:r>
+        <w:t>menyebabkan</w:t>
+      </w:r>
+      <w:proofErr w:type="spellEnd"/>
+      <w:r>
+        <w:t xml:space="preserve"> </w:t>
+      </w:r>
+      <w:proofErr w:type="spellStart"/>
+      <w:r>
+        <w:t>obat</w:t>
+      </w:r>
+      <w:proofErr w:type="spellEnd"/>
+      <w:r>
+        <w:t xml:space="preserve"> </w:t>
+      </w:r>
+      <w:proofErr w:type="spellStart"/>
+      <w:r>
+        <w:t>berumur</w:t>
+      </w:r>
+      <w:proofErr w:type="spellEnd"/>
+      <w:r>
+        <w:t xml:space="preserve"> </w:t>
+      </w:r>
+      <w:proofErr w:type="spellStart"/>
+      <w:r>
+        <w:t>simpan</w:t>
+      </w:r>
+      <w:proofErr w:type="spellEnd"/>
+      <w:r>
+        <w:t xml:space="preserve"> </w:t>
+      </w:r>
+      <w:proofErr w:type="spellStart"/>
+      <w:r>
+        <w:t>pendek</w:t>
+      </w:r>
+      <w:proofErr w:type="spellEnd"/>
+      <w:r>
+        <w:t xml:space="preserve"> </w:t>
+      </w:r>
+      <w:proofErr w:type="spellStart"/>
+      <w:r>
+        <w:t>tertindih</w:t>
+      </w:r>
+      <w:proofErr w:type="spellEnd"/>
+      <w:r>
+        <w:t xml:space="preserve"> </w:t>
+      </w:r>
+      <w:proofErr w:type="spellStart"/>
+      <w:r>
+        <w:t>obat</w:t>
+      </w:r>
+      <w:proofErr w:type="spellEnd"/>
+      <w:r>
+        <w:t xml:space="preserve"> </w:t>
+      </w:r>
+      <w:proofErr w:type="spellStart"/>
+      <w:r>
+        <w:t>baru</w:t>
+      </w:r>
+      <w:proofErr w:type="spellEnd"/>
+      <w:r>
+        <w:t xml:space="preserve"> di </w:t>
+      </w:r>
+      <w:proofErr w:type="spellStart"/>
+      <w:r>
+        <w:t>rak</w:t>
+      </w:r>
+      <w:proofErr w:type="spellEnd"/>
+      <w:r>
+        <w:t xml:space="preserve"> </w:t>
+      </w:r>
+      <w:proofErr w:type="spellStart"/>
+      <w:r>
+        <w:t>sehingga</w:t>
+      </w:r>
+      <w:proofErr w:type="spellEnd"/>
+      <w:r>
+        <w:t xml:space="preserve"> </w:t>
+      </w:r>
+      <w:proofErr w:type="spellStart"/>
+      <w:r>
+        <w:t>kedaluwarsa</w:t>
+      </w:r>
+      <w:proofErr w:type="spellEnd"/>
+      <w:r>
+        <w:t xml:space="preserve"> </w:t>
+      </w:r>
+      <w:proofErr w:type="spellStart"/>
+      <w:r>
+        <w:t>sebelum</w:t>
+      </w:r>
+      <w:proofErr w:type="spellEnd"/>
+      <w:r>
+        <w:t xml:space="preserve"> </w:t>
+      </w:r>
+      <w:proofErr w:type="spellStart"/>
+      <w:r>
+        <w:t>terjual</w:t>
+      </w:r>
+      <w:proofErr w:type="spellEnd"/>
+      <w:r>
+        <w:t>.</w:t>
+      </w:r>
+    </w:p>
+    <w:p>
+      <w:pPr>
+        <w:pStyle w:val="NormalWeb"/>
+        <w:numPr>
+          <w:ilvl w:val="0"/>
+          <w:numId w:val="11"/>
+        </w:numPr>
+      </w:pPr>
+      <w:proofErr w:type="spellStart"/>
+      <w:r>
+        <w:t>Ketidakcocokan</w:t>
+      </w:r>
+      <w:proofErr w:type="spellEnd"/>
+      <w:r>
+        <w:t xml:space="preserve"> Data Stok (Stok Discrepancy): </w:t>
+      </w:r>
+      <w:proofErr w:type="spellStart"/>
+      <w:r>
+        <w:t>Pemotongan</w:t>
+      </w:r>
+      <w:proofErr w:type="spellEnd"/>
+      <w:r>
+        <w:t xml:space="preserve"> </w:t>
+      </w:r>
+      <w:proofErr w:type="spellStart"/>
+      <w:r>
+        <w:t>stok</w:t>
+      </w:r>
+      <w:proofErr w:type="spellEnd"/>
+      <w:r>
+        <w:t xml:space="preserve"> </w:t>
+      </w:r>
+      <w:proofErr w:type="spellStart"/>
+      <w:r>
+        <w:t>tidak</w:t>
+      </w:r>
+      <w:proofErr w:type="spellEnd"/>
+      <w:r>
+        <w:t xml:space="preserve"> real-time </w:t>
+      </w:r>
+      <w:proofErr w:type="spellStart"/>
+      <w:r>
+        <w:t>menyebabkan</w:t>
+      </w:r>
+      <w:proofErr w:type="spellEnd"/>
+      <w:r>
+        <w:t xml:space="preserve"> </w:t>
+      </w:r>
+      <w:proofErr w:type="spellStart"/>
+      <w:r>
+        <w:t>selisih</w:t>
+      </w:r>
+      <w:proofErr w:type="spellEnd"/>
+      <w:r>
+        <w:t xml:space="preserve"> data </w:t>
+      </w:r>
+      <w:proofErr w:type="spellStart"/>
+      <w:r>
+        <w:t>lembar</w:t>
+      </w:r>
+      <w:proofErr w:type="spellEnd"/>
+      <w:r>
+        <w:t xml:space="preserve"> </w:t>
+      </w:r>
+      <w:proofErr w:type="spellStart"/>
+      <w:r>
+        <w:t>sebar</w:t>
+      </w:r>
+      <w:proofErr w:type="spellEnd"/>
+      <w:r>
+        <w:t xml:space="preserve"> vs </w:t>
+      </w:r>
+      <w:proofErr w:type="spellStart"/>
+      <w:r>
+        <w:t>kondisi</w:t>
+      </w:r>
+      <w:proofErr w:type="spellEnd"/>
+      <w:r>
+        <w:t xml:space="preserve"> </w:t>
+      </w:r>
+      <w:proofErr w:type="spellStart"/>
+      <w:r>
+        <w:t>fisik</w:t>
+      </w:r>
+      <w:proofErr w:type="spellEnd"/>
+      <w:r>
+        <w:t xml:space="preserve"> </w:t>
+      </w:r>
+      <w:proofErr w:type="spellStart"/>
+      <w:r>
+        <w:t>gudang</w:t>
+      </w:r>
+      <w:proofErr w:type="spellEnd"/>
+      <w:r>
+        <w:t>.</w:t>
+      </w:r>
+    </w:p>
+    <w:p>
+      <w:pPr>
+        <w:pStyle w:val="NormalWeb"/>
+        <w:numPr>
+          <w:ilvl w:val="0"/>
+          <w:numId w:val="11"/>
+        </w:numPr>
+      </w:pPr>
+      <w:proofErr w:type="spellStart"/>
+      <w:r>
+        <w:t>Lambatnya</w:t>
+      </w:r>
+      <w:proofErr w:type="spellEnd"/>
+      <w:r>
+        <w:t xml:space="preserve"> </w:t>
+      </w:r>
+      <w:proofErr w:type="spellStart"/>
+      <w:r>
+        <w:t>Pelayanan</w:t>
+      </w:r>
+      <w:proofErr w:type="spellEnd"/>
+      <w:r>
+        <w:t xml:space="preserve"> Kasir: </w:t>
+      </w:r>
+      <w:proofErr w:type="spellStart"/>
+      <w:r>
+        <w:t>Perhitungan</w:t>
+      </w:r>
+      <w:proofErr w:type="spellEnd"/>
+      <w:r>
+        <w:t xml:space="preserve"> manual </w:t>
+      </w:r>
+      <w:proofErr w:type="spellStart"/>
+      <w:r>
+        <w:t>memperpanjang</w:t>
+      </w:r>
+      <w:proofErr w:type="spellEnd"/>
+      <w:r>
+        <w:t xml:space="preserve"> </w:t>
+      </w:r>
+      <w:proofErr w:type="spellStart"/>
+      <w:r>
+        <w:t>waktu</w:t>
+      </w:r>
+      <w:proofErr w:type="spellEnd"/>
+      <w:r>
+        <w:t xml:space="preserve"> </w:t>
+      </w:r>
+      <w:proofErr w:type="spellStart"/>
+      <w:r>
+        <w:t>antrean</w:t>
+      </w:r>
+      <w:proofErr w:type="spellEnd"/>
+      <w:r>
+        <w:t xml:space="preserve"> </w:t>
+      </w:r>
+      <w:proofErr w:type="spellStart"/>
+      <w:r>
+        <w:t>transaksi</w:t>
+      </w:r>
+      <w:proofErr w:type="spellEnd"/>
+      <w:r>
+        <w:t xml:space="preserve"> </w:t>
+      </w:r>
+      <w:proofErr w:type="spellStart"/>
+      <w:r>
+        <w:t>konsumen</w:t>
+      </w:r>
+      <w:proofErr w:type="spellEnd"/>
+      <w:r>
+        <w:t>.</w:t>
+      </w:r>
+    </w:p>
+    <w:p>
+      <w:pPr>
+        <w:pStyle w:val="NormalWeb"/>
+        <w:numPr>
+          <w:ilvl w:val="0"/>
+          <w:numId w:val="11"/>
+        </w:numPr>
+      </w:pPr>
+      <w:r>
+        <w:t xml:space="preserve">Risiko Keamanan &amp; </w:t>
+      </w:r>
+      <w:proofErr w:type="spellStart"/>
+      <w:r>
+        <w:t>Pelaporan</w:t>
+      </w:r>
+      <w:proofErr w:type="spellEnd"/>
+      <w:r>
+        <w:t xml:space="preserve"> </w:t>
+      </w:r>
+      <w:proofErr w:type="spellStart"/>
+      <w:r>
         <w:t>Rendah</w:t>
       </w:r>
       <w:proofErr w:type="spellEnd"/>
       <w:r>
-        <w:rPr>
-          <w:rFonts w:ascii="Times New Roman" w:hAnsi="Times New Roman"/>
-          <w:sz w:val="24"/>
-        </w:rPr>
         <w:t xml:space="preserve">: Nota </w:t>
       </w:r>
       <w:proofErr w:type="spellStart"/>
       <w:r>
-        <w:rPr>
-          <w:rFonts w:ascii="Times New Roman" w:hAnsi="Times New Roman"/>
-          <w:sz w:val="24"/>
-        </w:rPr>
         <w:t>kertas</w:t>
       </w:r>
       <w:proofErr w:type="spellEnd"/>
       <w:r>
-        <w:rPr>
-          <w:rFonts w:ascii="Times New Roman" w:hAnsi="Times New Roman"/>
-          <w:sz w:val="24"/>
-        </w:rPr>
-        <w:t xml:space="preserve"> </w:t>
-      </w:r>
-      <w:proofErr w:type="spellStart"/>
-      <w:r>
-        <w:rPr>
-          <w:rFonts w:ascii="Times New Roman" w:hAnsi="Times New Roman"/>
-          <w:sz w:val="24"/>
-        </w:rPr>
+        <w:t xml:space="preserve"> </w:t>
+      </w:r>
+      <w:proofErr w:type="spellStart"/>
+      <w:r>
         <w:t>rawan</w:t>
       </w:r>
       <w:proofErr w:type="spellEnd"/>
       <w:r>
-        <w:rPr>
-          <w:rFonts w:ascii="Times New Roman" w:hAnsi="Times New Roman"/>
-          <w:sz w:val="24"/>
-        </w:rPr>
-        <w:t xml:space="preserve"> </w:t>
-      </w:r>
-      <w:proofErr w:type="spellStart"/>
-      <w:r>
-        <w:rPr>
-          <w:rFonts w:ascii="Times New Roman" w:hAnsi="Times New Roman"/>
-          <w:sz w:val="24"/>
-        </w:rPr>
+        <w:t xml:space="preserve"> </w:t>
+      </w:r>
+      <w:proofErr w:type="spellStart"/>
+      <w:r>
         <w:t>hilang</w:t>
       </w:r>
       <w:proofErr w:type="spellEnd"/>
       <w:r>
-        <w:rPr>
-          <w:rFonts w:ascii="Times New Roman" w:hAnsi="Times New Roman"/>
-          <w:sz w:val="24"/>
-        </w:rPr>
         <w:t xml:space="preserve"> dan </w:t>
       </w:r>
       <w:proofErr w:type="spellStart"/>
       <w:r>
-        <w:rPr>
-          <w:rFonts w:ascii="Times New Roman" w:hAnsi="Times New Roman"/>
-          <w:sz w:val="24"/>
-        </w:rPr>
         <w:t>pemilik</w:t>
       </w:r>
       <w:proofErr w:type="spellEnd"/>
       <w:r>
-        <w:rPr>
-          <w:rFonts w:ascii="Times New Roman" w:hAnsi="Times New Roman"/>
-          <w:sz w:val="24"/>
-        </w:rPr>
-        <w:t xml:space="preserve"> </w:t>
-      </w:r>
-      <w:proofErr w:type="spellStart"/>
-      <w:r>
-        <w:rPr>
-          <w:rFonts w:ascii="Times New Roman" w:hAnsi="Times New Roman"/>
-          <w:sz w:val="24"/>
-        </w:rPr>
+        <w:t xml:space="preserve"> </w:t>
+      </w:r>
+      <w:proofErr w:type="spellStart"/>
+      <w:r>
         <w:t>apotek</w:t>
       </w:r>
       <w:proofErr w:type="spellEnd"/>
       <w:r>
-        <w:rPr>
-          <w:rFonts w:ascii="Times New Roman" w:hAnsi="Times New Roman"/>
-          <w:sz w:val="24"/>
-        </w:rPr>
-        <w:t xml:space="preserve"> </w:t>
-      </w:r>
-      <w:proofErr w:type="spellStart"/>
-      <w:r>
-        <w:rPr>
-          <w:rFonts w:ascii="Times New Roman" w:hAnsi="Times New Roman"/>
-          <w:sz w:val="24"/>
-        </w:rPr>
+        <w:t xml:space="preserve"> </w:t>
+      </w:r>
+      <w:proofErr w:type="spellStart"/>
+      <w:r>
         <w:t>kesulitan</w:t>
       </w:r>
       <w:proofErr w:type="spellEnd"/>
       <w:r>
-        <w:rPr>
-          <w:rFonts w:ascii="Times New Roman" w:hAnsi="Times New Roman"/>
-          <w:sz w:val="24"/>
-        </w:rPr>
-        <w:t xml:space="preserve"> </w:t>
-      </w:r>
-      <w:proofErr w:type="spellStart"/>
-      <w:r>
-        <w:rPr>
-          <w:rFonts w:ascii="Times New Roman" w:hAnsi="Times New Roman"/>
-          <w:sz w:val="24"/>
-        </w:rPr>
+        <w:t xml:space="preserve"> </w:t>
+      </w:r>
+      <w:proofErr w:type="spellStart"/>
+      <w:r>
         <w:t>memantau</w:t>
       </w:r>
       <w:proofErr w:type="spellEnd"/>
       <w:r>
-        <w:rPr>
-          <w:rFonts w:ascii="Times New Roman" w:hAnsi="Times New Roman"/>
-          <w:sz w:val="24"/>
-        </w:rPr>
-        <w:t xml:space="preserve"> </w:t>
-      </w:r>
-      <w:proofErr w:type="spellStart"/>
-      <w:r>
-        <w:rPr>
-          <w:rFonts w:ascii="Times New Roman" w:hAnsi="Times New Roman"/>
-          <w:sz w:val="24"/>
-        </w:rPr>
+        <w:t xml:space="preserve"> </w:t>
+      </w:r>
+      <w:proofErr w:type="spellStart"/>
+      <w:r>
         <w:t>grafik</w:t>
       </w:r>
       <w:proofErr w:type="spellEnd"/>
       <w:r>
-        <w:rPr>
-          <w:rFonts w:ascii="Times New Roman" w:hAnsi="Times New Roman"/>
-          <w:sz w:val="24"/>
-        </w:rPr>
-        <w:t xml:space="preserve"> </w:t>
-      </w:r>
-      <w:proofErr w:type="spellStart"/>
-      <w:r>
-        <w:rPr>
-          <w:rFonts w:ascii="Times New Roman" w:hAnsi="Times New Roman"/>
-          <w:sz w:val="24"/>
-        </w:rPr>
+        <w:t xml:space="preserve"> </w:t>
+      </w:r>
+      <w:proofErr w:type="spellStart"/>
+      <w:r>
         <w:t>tren</w:t>
       </w:r>
       <w:proofErr w:type="spellEnd"/>
       <w:r>
-        <w:rPr>
-          <w:rFonts w:ascii="Times New Roman" w:hAnsi="Times New Roman"/>
-          <w:sz w:val="24"/>
-        </w:rPr>
-        <w:t xml:space="preserve"> </w:t>
-      </w:r>
-      <w:proofErr w:type="spellStart"/>
-      <w:r>
-        <w:rPr>
-          <w:rFonts w:ascii="Times New Roman" w:hAnsi="Times New Roman"/>
-          <w:sz w:val="24"/>
-        </w:rPr>
+        <w:t xml:space="preserve"> </w:t>
+      </w:r>
+      <w:proofErr w:type="spellStart"/>
+      <w:r>
         <w:t>penjualan</w:t>
       </w:r>
       <w:proofErr w:type="spellEnd"/>
       <w:r>
-        <w:rPr>
-          <w:rFonts w:ascii="Times New Roman" w:hAnsi="Times New Roman"/>
-          <w:sz w:val="24"/>
-        </w:rPr>
-        <w:t xml:space="preserve"> </w:t>
-      </w:r>
-      <w:proofErr w:type="spellStart"/>
-      <w:r>
-        <w:rPr>
-          <w:rFonts w:ascii="Times New Roman" w:hAnsi="Times New Roman"/>
-          <w:sz w:val="24"/>
-        </w:rPr>
+        <w:t xml:space="preserve"> </w:t>
+      </w:r>
+      <w:proofErr w:type="spellStart"/>
+      <w:r>
         <w:t>harian</w:t>
       </w:r>
       <w:proofErr w:type="spellEnd"/>
       <w:r>
-        <w:rPr>
-          <w:rFonts w:ascii="Times New Roman" w:hAnsi="Times New Roman"/>
-          <w:sz w:val="24"/>
-        </w:rPr>
-        <w:t xml:space="preserve"> </w:t>
-      </w:r>
-      <w:proofErr w:type="spellStart"/>
-      <w:r>
-        <w:rPr>
-          <w:rFonts w:ascii="Times New Roman" w:hAnsi="Times New Roman"/>
-          <w:sz w:val="24"/>
-        </w:rPr>
+        <w:t xml:space="preserve"> </w:t>
+      </w:r>
+      <w:proofErr w:type="spellStart"/>
+      <w:r>
         <w:t>secara</w:t>
       </w:r>
       <w:proofErr w:type="spellEnd"/>
       <w:r>
-        <w:rPr>
-          <w:rFonts w:ascii="Times New Roman" w:hAnsi="Times New Roman"/>
-          <w:sz w:val="24"/>
-        </w:rPr>
-        <w:t xml:space="preserve"> </w:t>
-      </w:r>
-      <w:proofErr w:type="spellStart"/>
-      <w:r>
-        <w:rPr>
-          <w:rFonts w:ascii="Times New Roman" w:hAnsi="Times New Roman"/>
-          <w:sz w:val="24"/>
-        </w:rPr>
+        <w:t xml:space="preserve"> </w:t>
+      </w:r>
+      <w:proofErr w:type="spellStart"/>
+      <w:r>
         <w:t>terpusat</w:t>
       </w:r>
       <w:proofErr w:type="spellEnd"/>
       <w:r>
-        <w:rPr>
-          <w:rFonts w:ascii="Times New Roman" w:hAnsi="Times New Roman"/>
-          <w:sz w:val="24"/>
-        </w:rPr>
         <w:t>.</w:t>
       </w:r>
     </w:p>
@@ -15790,7 +16495,6 @@
           <w:b/>
           <w:sz w:val="25"/>
         </w:rPr>
-        <w:lastRenderedPageBreak/>
         <w:t xml:space="preserve">2.3 </w:t>
       </w:r>
       <w:proofErr w:type="spellStart"/>
@@ -17168,6 +17872,7 @@
                 <w:rFonts w:ascii="Times New Roman" w:hAnsi="Times New Roman"/>
                 <w:sz w:val="20"/>
               </w:rPr>
+              <w:lastRenderedPageBreak/>
               <w:t>Layar</w:t>
             </w:r>
             <w:proofErr w:type="spellEnd"/>
@@ -18252,7 +18957,6 @@
                 <w:rFonts w:ascii="Times New Roman" w:hAnsi="Times New Roman"/>
                 <w:sz w:val="20"/>
               </w:rPr>
-              <w:lastRenderedPageBreak/>
               <w:t>Styling &amp; UI Kit</w:t>
             </w:r>
           </w:p>
@@ -18762,7 +19466,7 @@
                     <pic:cNvPicPr/>
                   </pic:nvPicPr>
                   <pic:blipFill>
-                    <a:blip r:embed="rId10"/>
+                    <a:blip r:embed="rId11"/>
                     <a:stretch>
                       <a:fillRect/>
                     </a:stretch>
@@ -19110,7 +19814,7 @@
                     <pic:cNvPicPr/>
                   </pic:nvPicPr>
                   <pic:blipFill>
-                    <a:blip r:embed="rId11"/>
+                    <a:blip r:embed="rId12"/>
                     <a:stretch>
                       <a:fillRect/>
                     </a:stretch>
@@ -19384,7 +20088,7 @@
                     <pic:cNvPicPr/>
                   </pic:nvPicPr>
                   <pic:blipFill>
-                    <a:blip r:embed="rId12"/>
+                    <a:blip r:embed="rId13"/>
                     <a:stretch>
                       <a:fillRect/>
                     </a:stretch>
@@ -26435,995 +27139,745 @@
     </w:p>
     <w:p>
       <w:pPr>
-        <w:keepNext/>
-        <w:spacing w:before="240" w:after="80"/>
+        <w:spacing w:before="240" w:after="120"/>
       </w:pPr>
       <w:r>
         <w:rPr>
           <w:rFonts w:ascii="Times New Roman" w:hAnsi="Times New Roman"/>
           <w:b/>
-          <w:sz w:val="25"/>
-        </w:rPr>
-        <w:t xml:space="preserve">3.6 Desain </w:t>
-      </w:r>
-      <w:proofErr w:type="spellStart"/>
-      <w:r>
-        <w:rPr>
-          <w:rFonts w:ascii="Times New Roman" w:hAnsi="Times New Roman"/>
-          <w:b/>
-          <w:sz w:val="25"/>
-        </w:rPr>
-        <w:t>Antarmuka</w:t>
-      </w:r>
-      <w:proofErr w:type="spellEnd"/>
+          <w:sz w:val="24"/>
+        </w:rPr>
+        <w:t>3.6 Desain Antarmuka (Rapid Prototyping)</w:t>
+      </w:r>
     </w:p>
     <w:p>
       <w:pPr>
-        <w:spacing w:after="80"/>
+        <w:spacing w:after="120"/>
         <w:jc w:val="both"/>
       </w:pPr>
-      <w:proofErr w:type="spellStart"/>
-      <w:r>
-        <w:rPr>
-          <w:rFonts w:ascii="Times New Roman" w:hAnsi="Times New Roman"/>
-          <w:sz w:val="24"/>
-        </w:rPr>
-        <w:t>Rancangan</w:t>
-      </w:r>
-      <w:proofErr w:type="spellEnd"/>
-      <w:r>
-        <w:rPr>
-          <w:rFonts w:ascii="Times New Roman" w:hAnsi="Times New Roman"/>
-          <w:sz w:val="24"/>
-        </w:rPr>
-        <w:t xml:space="preserve"> </w:t>
-      </w:r>
-      <w:proofErr w:type="spellStart"/>
-      <w:r>
-        <w:rPr>
-          <w:rFonts w:ascii="Times New Roman" w:hAnsi="Times New Roman"/>
-          <w:sz w:val="24"/>
-        </w:rPr>
-        <w:t>antarmuka</w:t>
-      </w:r>
-      <w:proofErr w:type="spellEnd"/>
-      <w:r>
-        <w:rPr>
-          <w:rFonts w:ascii="Times New Roman" w:hAnsi="Times New Roman"/>
-          <w:sz w:val="24"/>
-        </w:rPr>
-        <w:t xml:space="preserve"> </w:t>
-      </w:r>
-      <w:proofErr w:type="spellStart"/>
-      <w:r>
-        <w:rPr>
-          <w:rFonts w:ascii="Times New Roman" w:hAnsi="Times New Roman"/>
-          <w:sz w:val="24"/>
-        </w:rPr>
-        <w:t>pengguna</w:t>
-      </w:r>
-      <w:proofErr w:type="spellEnd"/>
-      <w:r>
-        <w:rPr>
-          <w:rFonts w:ascii="Times New Roman" w:hAnsi="Times New Roman"/>
-          <w:sz w:val="24"/>
-        </w:rPr>
-        <w:t xml:space="preserve"> </w:t>
-      </w:r>
-      <w:proofErr w:type="spellStart"/>
-      <w:r>
-        <w:rPr>
-          <w:rFonts w:ascii="Times New Roman" w:hAnsi="Times New Roman"/>
-          <w:sz w:val="24"/>
-        </w:rPr>
-        <w:t>sistem</w:t>
-      </w:r>
-      <w:proofErr w:type="spellEnd"/>
-      <w:r>
-        <w:rPr>
-          <w:rFonts w:ascii="Times New Roman" w:hAnsi="Times New Roman"/>
-          <w:sz w:val="24"/>
-        </w:rPr>
-        <w:t xml:space="preserve"> </w:t>
-      </w:r>
-      <w:proofErr w:type="spellStart"/>
-      <w:r>
-        <w:rPr>
-          <w:rFonts w:ascii="Times New Roman" w:hAnsi="Times New Roman"/>
-          <w:sz w:val="24"/>
-        </w:rPr>
-        <w:t>ApotekSim</w:t>
-      </w:r>
-      <w:proofErr w:type="spellEnd"/>
-      <w:r>
-        <w:rPr>
-          <w:rFonts w:ascii="Times New Roman" w:hAnsi="Times New Roman"/>
-          <w:sz w:val="24"/>
-        </w:rPr>
-        <w:t xml:space="preserve"> </w:t>
-      </w:r>
-      <w:proofErr w:type="spellStart"/>
-      <w:r>
-        <w:rPr>
-          <w:rFonts w:ascii="Times New Roman" w:hAnsi="Times New Roman"/>
-          <w:sz w:val="24"/>
-        </w:rPr>
-        <w:t>dibangun</w:t>
-      </w:r>
-      <w:proofErr w:type="spellEnd"/>
-      <w:r>
-        <w:rPr>
-          <w:rFonts w:ascii="Times New Roman" w:hAnsi="Times New Roman"/>
-          <w:sz w:val="24"/>
-        </w:rPr>
-        <w:t xml:space="preserve"> </w:t>
-      </w:r>
-      <w:proofErr w:type="spellStart"/>
-      <w:r>
-        <w:rPr>
-          <w:rFonts w:ascii="Times New Roman" w:hAnsi="Times New Roman"/>
-          <w:sz w:val="24"/>
-        </w:rPr>
-        <w:t>reaktif</w:t>
-      </w:r>
-      <w:proofErr w:type="spellEnd"/>
-      <w:r>
-        <w:rPr>
-          <w:rFonts w:ascii="Times New Roman" w:hAnsi="Times New Roman"/>
-          <w:sz w:val="24"/>
-        </w:rPr>
-        <w:t xml:space="preserve"> </w:t>
-      </w:r>
-      <w:proofErr w:type="spellStart"/>
-      <w:r>
-        <w:rPr>
-          <w:rFonts w:ascii="Times New Roman" w:hAnsi="Times New Roman"/>
-          <w:sz w:val="24"/>
-        </w:rPr>
-        <w:t>dengan</w:t>
-      </w:r>
-      <w:proofErr w:type="spellEnd"/>
-      <w:r>
-        <w:rPr>
-          <w:rFonts w:ascii="Times New Roman" w:hAnsi="Times New Roman"/>
-          <w:sz w:val="24"/>
-        </w:rPr>
-        <w:t xml:space="preserve"> Tailwind CSS dan </w:t>
-      </w:r>
-      <w:proofErr w:type="spellStart"/>
-      <w:r>
-        <w:rPr>
-          <w:rFonts w:ascii="Times New Roman" w:hAnsi="Times New Roman"/>
-          <w:sz w:val="24"/>
-        </w:rPr>
-        <w:t>Shadcn</w:t>
-      </w:r>
-      <w:proofErr w:type="spellEnd"/>
-      <w:r>
-        <w:rPr>
-          <w:rFonts w:ascii="Times New Roman" w:hAnsi="Times New Roman"/>
-          <w:sz w:val="24"/>
-        </w:rPr>
-        <w:t xml:space="preserve"> UI. </w:t>
-      </w:r>
-      <w:proofErr w:type="spellStart"/>
-      <w:r>
-        <w:rPr>
-          <w:rFonts w:ascii="Times New Roman" w:hAnsi="Times New Roman"/>
-          <w:sz w:val="24"/>
-        </w:rPr>
-        <w:t>Berikut</w:t>
-      </w:r>
-      <w:proofErr w:type="spellEnd"/>
-      <w:r>
-        <w:rPr>
-          <w:rFonts w:ascii="Times New Roman" w:hAnsi="Times New Roman"/>
-          <w:sz w:val="24"/>
-        </w:rPr>
-        <w:t xml:space="preserve"> </w:t>
-      </w:r>
-      <w:proofErr w:type="spellStart"/>
-      <w:r>
-        <w:rPr>
-          <w:rFonts w:ascii="Times New Roman" w:hAnsi="Times New Roman"/>
-          <w:sz w:val="24"/>
-        </w:rPr>
-        <w:t>adalah</w:t>
-      </w:r>
-      <w:proofErr w:type="spellEnd"/>
-      <w:r>
-        <w:rPr>
-          <w:rFonts w:ascii="Times New Roman" w:hAnsi="Times New Roman"/>
-          <w:sz w:val="24"/>
-        </w:rPr>
-        <w:t xml:space="preserve"> </w:t>
-      </w:r>
-      <w:proofErr w:type="spellStart"/>
-      <w:r>
-        <w:rPr>
-          <w:rFonts w:ascii="Times New Roman" w:hAnsi="Times New Roman"/>
-          <w:sz w:val="24"/>
-        </w:rPr>
-        <w:t>rincian</w:t>
-      </w:r>
-      <w:proofErr w:type="spellEnd"/>
-      <w:r>
-        <w:rPr>
-          <w:rFonts w:ascii="Times New Roman" w:hAnsi="Times New Roman"/>
-          <w:sz w:val="24"/>
-        </w:rPr>
-        <w:t xml:space="preserve"> tata </w:t>
-      </w:r>
-      <w:proofErr w:type="spellStart"/>
-      <w:r>
-        <w:rPr>
-          <w:rFonts w:ascii="Times New Roman" w:hAnsi="Times New Roman"/>
-          <w:sz w:val="24"/>
-        </w:rPr>
-        <w:t>letak</w:t>
-      </w:r>
-      <w:proofErr w:type="spellEnd"/>
-      <w:r>
-        <w:rPr>
-          <w:rFonts w:ascii="Times New Roman" w:hAnsi="Times New Roman"/>
-          <w:sz w:val="24"/>
-        </w:rPr>
-        <w:t xml:space="preserve"> </w:t>
-      </w:r>
-      <w:proofErr w:type="spellStart"/>
-      <w:r>
-        <w:rPr>
-          <w:rFonts w:ascii="Times New Roman" w:hAnsi="Times New Roman"/>
-          <w:sz w:val="24"/>
-        </w:rPr>
-        <w:t>antarmuka</w:t>
-      </w:r>
-      <w:proofErr w:type="spellEnd"/>
-      <w:r>
-        <w:rPr>
-          <w:rFonts w:ascii="Times New Roman" w:hAnsi="Times New Roman"/>
-          <w:sz w:val="24"/>
-        </w:rPr>
-        <w:t xml:space="preserve"> </w:t>
-      </w:r>
-      <w:proofErr w:type="spellStart"/>
-      <w:r>
-        <w:rPr>
-          <w:rFonts w:ascii="Times New Roman" w:hAnsi="Times New Roman"/>
-          <w:sz w:val="24"/>
-        </w:rPr>
-        <w:t>utama</w:t>
-      </w:r>
-      <w:proofErr w:type="spellEnd"/>
-      <w:r>
-        <w:rPr>
-          <w:rFonts w:ascii="Times New Roman" w:hAnsi="Times New Roman"/>
-          <w:sz w:val="24"/>
-        </w:rPr>
-        <w:t>:</w:t>
+      <w:r>
+        <w:rPr>
+          <w:rFonts w:ascii="Times New Roman" w:hAnsi="Times New Roman"/>
+          <w:sz w:val="24"/>
+        </w:rPr>
+        <w:t>Tahap desain antarmuka pada sistem ApotekSim tidak menggunakan perangkat lunak desain statis konvensional, melainkan menggunakan pendekatan Rapid Prototyping (Code-as-Design). Desain tata letak (layout) dan komponen antarmuka dibangun secara langsung dalam bentuk purwarupa interaktif menggunakan HTML dan kerangka kerja CSS.</w:t>
       </w:r>
     </w:p>
     <w:p>
       <w:pPr>
-        <w:spacing w:before="20" w:after="60"/>
-        <w:ind w:left="360"/>
+        <w:spacing w:after="120"/>
+        <w:jc w:val="both"/>
       </w:pPr>
       <w:r>
         <w:rPr>
           <w:rFonts w:ascii="Times New Roman" w:hAnsi="Times New Roman"/>
           <w:sz w:val="24"/>
         </w:rPr>
-        <w:t>• Halaman Login (</w:t>
-      </w:r>
-      <w:proofErr w:type="spellStart"/>
-      <w:r>
-        <w:rPr>
-          <w:rFonts w:ascii="Times New Roman" w:hAnsi="Times New Roman"/>
-          <w:sz w:val="24"/>
-        </w:rPr>
-        <w:t>opsional</w:t>
-      </w:r>
-      <w:proofErr w:type="spellEnd"/>
-      <w:r>
-        <w:rPr>
-          <w:rFonts w:ascii="Times New Roman" w:hAnsi="Times New Roman"/>
-          <w:sz w:val="24"/>
-        </w:rPr>
-        <w:t xml:space="preserve">): Form </w:t>
-      </w:r>
-      <w:proofErr w:type="spellStart"/>
-      <w:r>
-        <w:rPr>
-          <w:rFonts w:ascii="Times New Roman" w:hAnsi="Times New Roman"/>
-          <w:sz w:val="24"/>
-        </w:rPr>
-        <w:t>autentikasi</w:t>
-      </w:r>
-      <w:proofErr w:type="spellEnd"/>
-      <w:r>
-        <w:rPr>
-          <w:rFonts w:ascii="Times New Roman" w:hAnsi="Times New Roman"/>
-          <w:sz w:val="24"/>
-        </w:rPr>
-        <w:t xml:space="preserve"> </w:t>
-      </w:r>
-      <w:proofErr w:type="spellStart"/>
-      <w:r>
-        <w:rPr>
-          <w:rFonts w:ascii="Times New Roman" w:hAnsi="Times New Roman"/>
-          <w:sz w:val="24"/>
-        </w:rPr>
-        <w:t>masuk</w:t>
-      </w:r>
-      <w:proofErr w:type="spellEnd"/>
-      <w:r>
-        <w:rPr>
-          <w:rFonts w:ascii="Times New Roman" w:hAnsi="Times New Roman"/>
-          <w:sz w:val="24"/>
-        </w:rPr>
-        <w:t xml:space="preserve"> </w:t>
-      </w:r>
-      <w:proofErr w:type="spellStart"/>
-      <w:r>
-        <w:rPr>
-          <w:rFonts w:ascii="Times New Roman" w:hAnsi="Times New Roman"/>
-          <w:sz w:val="24"/>
-        </w:rPr>
-        <w:t>pengguna</w:t>
-      </w:r>
-      <w:proofErr w:type="spellEnd"/>
-      <w:r>
-        <w:rPr>
-          <w:rFonts w:ascii="Times New Roman" w:hAnsi="Times New Roman"/>
-          <w:sz w:val="24"/>
-        </w:rPr>
-        <w:t xml:space="preserve"> </w:t>
-      </w:r>
-      <w:proofErr w:type="spellStart"/>
-      <w:r>
-        <w:rPr>
-          <w:rFonts w:ascii="Times New Roman" w:hAnsi="Times New Roman"/>
-          <w:sz w:val="24"/>
-        </w:rPr>
-        <w:t>dengan</w:t>
-      </w:r>
-      <w:proofErr w:type="spellEnd"/>
-      <w:r>
-        <w:rPr>
-          <w:rFonts w:ascii="Times New Roman" w:hAnsi="Times New Roman"/>
-          <w:sz w:val="24"/>
-        </w:rPr>
-        <w:t xml:space="preserve"> </w:t>
-      </w:r>
-      <w:proofErr w:type="spellStart"/>
-      <w:r>
-        <w:rPr>
-          <w:rFonts w:ascii="Times New Roman" w:hAnsi="Times New Roman"/>
-          <w:sz w:val="24"/>
-        </w:rPr>
-        <w:t>verifikasi</w:t>
-      </w:r>
-      <w:proofErr w:type="spellEnd"/>
-      <w:r>
-        <w:rPr>
-          <w:rFonts w:ascii="Times New Roman" w:hAnsi="Times New Roman"/>
-          <w:sz w:val="24"/>
-        </w:rPr>
-        <w:t xml:space="preserve"> </w:t>
-      </w:r>
-      <w:proofErr w:type="spellStart"/>
-      <w:r>
-        <w:rPr>
-          <w:rFonts w:ascii="Times New Roman" w:hAnsi="Times New Roman"/>
-          <w:sz w:val="24"/>
-        </w:rPr>
-        <w:t>Supabase</w:t>
-      </w:r>
-      <w:proofErr w:type="spellEnd"/>
-      <w:r>
-        <w:rPr>
-          <w:rFonts w:ascii="Times New Roman" w:hAnsi="Times New Roman"/>
-          <w:sz w:val="24"/>
-        </w:rPr>
-        <w:t xml:space="preserve"> Auth (JWT).</w:t>
+        <w:t>Pendekatan ini dipilih agar responsivitas, hierarki visual, dan interaksi elemen antarmuka dapat langsung dievaluasi melalui web browser sebelum tahapan integrasi logika backend dan basis data dilakukan. Berikut adalah rancangan tata letak prototipe antarmuka pada sistem:</w:t>
       </w:r>
     </w:p>
     <w:p>
       <w:pPr>
-        <w:spacing w:before="20" w:after="60"/>
-        <w:ind w:left="360"/>
+        <w:spacing w:before="120" w:after="40"/>
+        <w:jc w:val="both"/>
       </w:pPr>
       <w:r>
         <w:rPr>
           <w:rFonts w:ascii="Times New Roman" w:hAnsi="Times New Roman"/>
-          <w:sz w:val="24"/>
-        </w:rPr>
-        <w:t xml:space="preserve">• Menu Utama: Dasbor </w:t>
-      </w:r>
-      <w:proofErr w:type="spellStart"/>
-      <w:r>
-        <w:rPr>
-          <w:rFonts w:ascii="Times New Roman" w:hAnsi="Times New Roman"/>
-          <w:sz w:val="24"/>
-        </w:rPr>
-        <w:t>utama</w:t>
-      </w:r>
-      <w:proofErr w:type="spellEnd"/>
-      <w:r>
-        <w:rPr>
-          <w:rFonts w:ascii="Times New Roman" w:hAnsi="Times New Roman"/>
-          <w:sz w:val="24"/>
-        </w:rPr>
-        <w:t xml:space="preserve"> </w:t>
-      </w:r>
-      <w:proofErr w:type="spellStart"/>
-      <w:r>
-        <w:rPr>
-          <w:rFonts w:ascii="Times New Roman" w:hAnsi="Times New Roman"/>
-          <w:sz w:val="24"/>
-        </w:rPr>
-        <w:t>menampilkan</w:t>
-      </w:r>
-      <w:proofErr w:type="spellEnd"/>
-      <w:r>
-        <w:rPr>
-          <w:rFonts w:ascii="Times New Roman" w:hAnsi="Times New Roman"/>
-          <w:sz w:val="24"/>
-        </w:rPr>
-        <w:t xml:space="preserve"> </w:t>
-      </w:r>
-      <w:proofErr w:type="spellStart"/>
-      <w:r>
-        <w:rPr>
-          <w:rFonts w:ascii="Times New Roman" w:hAnsi="Times New Roman"/>
-          <w:sz w:val="24"/>
-        </w:rPr>
-        <w:t>ringkasan</w:t>
-      </w:r>
-      <w:proofErr w:type="spellEnd"/>
-      <w:r>
-        <w:rPr>
-          <w:rFonts w:ascii="Times New Roman" w:hAnsi="Times New Roman"/>
-          <w:sz w:val="24"/>
-        </w:rPr>
-        <w:t xml:space="preserve"> </w:t>
-      </w:r>
-      <w:proofErr w:type="spellStart"/>
-      <w:r>
-        <w:rPr>
-          <w:rFonts w:ascii="Times New Roman" w:hAnsi="Times New Roman"/>
-          <w:sz w:val="24"/>
-        </w:rPr>
-        <w:t>penjualan</w:t>
-      </w:r>
-      <w:proofErr w:type="spellEnd"/>
-      <w:r>
-        <w:rPr>
-          <w:rFonts w:ascii="Times New Roman" w:hAnsi="Times New Roman"/>
-          <w:sz w:val="24"/>
-        </w:rPr>
-        <w:t xml:space="preserve"> </w:t>
-      </w:r>
-      <w:proofErr w:type="spellStart"/>
-      <w:r>
-        <w:rPr>
-          <w:rFonts w:ascii="Times New Roman" w:hAnsi="Times New Roman"/>
-          <w:sz w:val="24"/>
-        </w:rPr>
-        <w:t>harian</w:t>
-      </w:r>
-      <w:proofErr w:type="spellEnd"/>
-      <w:r>
-        <w:rPr>
-          <w:rFonts w:ascii="Times New Roman" w:hAnsi="Times New Roman"/>
-          <w:sz w:val="24"/>
-        </w:rPr>
-        <w:t xml:space="preserve">, alarm </w:t>
-      </w:r>
-      <w:proofErr w:type="spellStart"/>
-      <w:r>
-        <w:rPr>
-          <w:rFonts w:ascii="Times New Roman" w:hAnsi="Times New Roman"/>
-          <w:sz w:val="24"/>
-        </w:rPr>
-        <w:t>stok</w:t>
-      </w:r>
-      <w:proofErr w:type="spellEnd"/>
-      <w:r>
-        <w:rPr>
-          <w:rFonts w:ascii="Times New Roman" w:hAnsi="Times New Roman"/>
-          <w:sz w:val="24"/>
-        </w:rPr>
-        <w:t xml:space="preserve"> minimum, dan </w:t>
-      </w:r>
-      <w:proofErr w:type="spellStart"/>
-      <w:r>
-        <w:rPr>
-          <w:rFonts w:ascii="Times New Roman" w:hAnsi="Times New Roman"/>
-          <w:sz w:val="24"/>
-        </w:rPr>
-        <w:t>grafik</w:t>
-      </w:r>
-      <w:proofErr w:type="spellEnd"/>
-      <w:r>
-        <w:rPr>
-          <w:rFonts w:ascii="Times New Roman" w:hAnsi="Times New Roman"/>
-          <w:sz w:val="24"/>
-        </w:rPr>
-        <w:t xml:space="preserve"> </w:t>
-      </w:r>
-      <w:proofErr w:type="spellStart"/>
-      <w:r>
-        <w:rPr>
-          <w:rFonts w:ascii="Times New Roman" w:hAnsi="Times New Roman"/>
-          <w:sz w:val="24"/>
-        </w:rPr>
-        <w:t>performa</w:t>
-      </w:r>
-      <w:proofErr w:type="spellEnd"/>
-      <w:r>
-        <w:rPr>
-          <w:rFonts w:ascii="Times New Roman" w:hAnsi="Times New Roman"/>
-          <w:sz w:val="24"/>
-        </w:rPr>
-        <w:t xml:space="preserve"> </w:t>
-      </w:r>
-      <w:proofErr w:type="spellStart"/>
-      <w:r>
-        <w:rPr>
-          <w:rFonts w:ascii="Times New Roman" w:hAnsi="Times New Roman"/>
-          <w:sz w:val="24"/>
-        </w:rPr>
-        <w:t>toko</w:t>
-      </w:r>
-      <w:proofErr w:type="spellEnd"/>
-      <w:r>
-        <w:rPr>
-          <w:rFonts w:ascii="Times New Roman" w:hAnsi="Times New Roman"/>
-          <w:sz w:val="24"/>
-        </w:rPr>
-        <w:t>.</w:t>
+          <w:b/>
+          <w:sz w:val="24"/>
+        </w:rPr>
+        <w:t>1. Rancangan Prototipe Halaman Login</w:t>
       </w:r>
     </w:p>
     <w:p>
       <w:pPr>
-        <w:spacing w:before="20" w:after="60"/>
-        <w:ind w:left="360"/>
+        <w:spacing w:after="120"/>
+        <w:jc w:val="both"/>
+        <w:rPr>
+          <w:rFonts w:ascii="Times New Roman" w:hAnsi="Times New Roman"/>
+          <w:sz w:val="24"/>
+        </w:rPr>
       </w:pPr>
       <w:r>
         <w:rPr>
           <w:rFonts w:ascii="Times New Roman" w:hAnsi="Times New Roman"/>
           <w:sz w:val="24"/>
         </w:rPr>
-        <w:t xml:space="preserve">• Form Master 1: Form </w:t>
-      </w:r>
-      <w:proofErr w:type="spellStart"/>
-      <w:r>
-        <w:rPr>
-          <w:rFonts w:ascii="Times New Roman" w:hAnsi="Times New Roman"/>
-          <w:sz w:val="24"/>
-        </w:rPr>
-        <w:t>manajemen</w:t>
-      </w:r>
-      <w:proofErr w:type="spellEnd"/>
-      <w:r>
-        <w:rPr>
-          <w:rFonts w:ascii="Times New Roman" w:hAnsi="Times New Roman"/>
-          <w:sz w:val="24"/>
-        </w:rPr>
-        <w:t xml:space="preserve"> data Master Supplier (</w:t>
-      </w:r>
-      <w:proofErr w:type="spellStart"/>
-      <w:r>
-        <w:rPr>
-          <w:rFonts w:ascii="Times New Roman" w:hAnsi="Times New Roman"/>
-          <w:sz w:val="24"/>
-        </w:rPr>
-        <w:t>Tambah</w:t>
-      </w:r>
-      <w:proofErr w:type="spellEnd"/>
-      <w:r>
-        <w:rPr>
-          <w:rFonts w:ascii="Times New Roman" w:hAnsi="Times New Roman"/>
-          <w:sz w:val="24"/>
-        </w:rPr>
-        <w:t>, Edit, Hapus data vendor PBF).</w:t>
+        <w:t xml:space="preserve">Rancangan halaman ini difokuskan pada antarmuka minimalis dengan form card di tengah layar </w:t>
+      </w:r>
+      <w:proofErr w:type="spellStart"/>
+      <w:r>
+        <w:rPr>
+          <w:rFonts w:ascii="Times New Roman" w:hAnsi="Times New Roman"/>
+          <w:sz w:val="24"/>
+        </w:rPr>
+        <w:t>untuk</w:t>
+      </w:r>
+      <w:proofErr w:type="spellEnd"/>
+      <w:r>
+        <w:rPr>
+          <w:rFonts w:ascii="Times New Roman" w:hAnsi="Times New Roman"/>
+          <w:sz w:val="24"/>
+        </w:rPr>
+        <w:t xml:space="preserve"> </w:t>
+      </w:r>
+      <w:proofErr w:type="spellStart"/>
+      <w:r>
+        <w:rPr>
+          <w:rFonts w:ascii="Times New Roman" w:hAnsi="Times New Roman"/>
+          <w:sz w:val="24"/>
+        </w:rPr>
+        <w:t>memusatkan</w:t>
+      </w:r>
+      <w:proofErr w:type="spellEnd"/>
+      <w:r>
+        <w:rPr>
+          <w:rFonts w:ascii="Times New Roman" w:hAnsi="Times New Roman"/>
+          <w:sz w:val="24"/>
+        </w:rPr>
+        <w:t xml:space="preserve"> </w:t>
+      </w:r>
+      <w:proofErr w:type="spellStart"/>
+      <w:r>
+        <w:rPr>
+          <w:rFonts w:ascii="Times New Roman" w:hAnsi="Times New Roman"/>
+          <w:sz w:val="24"/>
+        </w:rPr>
+        <w:t>fokus</w:t>
+      </w:r>
+      <w:proofErr w:type="spellEnd"/>
+      <w:r>
+        <w:rPr>
+          <w:rFonts w:ascii="Times New Roman" w:hAnsi="Times New Roman"/>
+          <w:sz w:val="24"/>
+        </w:rPr>
+        <w:t xml:space="preserve"> </w:t>
+      </w:r>
+      <w:proofErr w:type="spellStart"/>
+      <w:r>
+        <w:rPr>
+          <w:rFonts w:ascii="Times New Roman" w:hAnsi="Times New Roman"/>
+          <w:sz w:val="24"/>
+        </w:rPr>
+        <w:t>pengguna</w:t>
+      </w:r>
+      <w:proofErr w:type="spellEnd"/>
+      <w:r>
+        <w:rPr>
+          <w:rFonts w:ascii="Times New Roman" w:hAnsi="Times New Roman"/>
+          <w:sz w:val="24"/>
+        </w:rPr>
+        <w:t xml:space="preserve"> </w:t>
+      </w:r>
+      <w:proofErr w:type="spellStart"/>
+      <w:r>
+        <w:rPr>
+          <w:rFonts w:ascii="Times New Roman" w:hAnsi="Times New Roman"/>
+          <w:sz w:val="24"/>
+        </w:rPr>
+        <w:t>saat</w:t>
+      </w:r>
+      <w:proofErr w:type="spellEnd"/>
+      <w:r>
+        <w:rPr>
+          <w:rFonts w:ascii="Times New Roman" w:hAnsi="Times New Roman"/>
+          <w:sz w:val="24"/>
+        </w:rPr>
+        <w:t xml:space="preserve"> </w:t>
+      </w:r>
+      <w:proofErr w:type="spellStart"/>
+      <w:r>
+        <w:rPr>
+          <w:rFonts w:ascii="Times New Roman" w:hAnsi="Times New Roman"/>
+          <w:sz w:val="24"/>
+        </w:rPr>
+        <w:t>melakukan</w:t>
+      </w:r>
+      <w:proofErr w:type="spellEnd"/>
+      <w:r>
+        <w:rPr>
+          <w:rFonts w:ascii="Times New Roman" w:hAnsi="Times New Roman"/>
+          <w:sz w:val="24"/>
+        </w:rPr>
+        <w:t xml:space="preserve"> </w:t>
+      </w:r>
+      <w:proofErr w:type="spellStart"/>
+      <w:r>
+        <w:rPr>
+          <w:rFonts w:ascii="Times New Roman" w:hAnsi="Times New Roman"/>
+          <w:sz w:val="24"/>
+        </w:rPr>
+        <w:t>autentikasi</w:t>
+      </w:r>
+      <w:proofErr w:type="spellEnd"/>
+      <w:r>
+        <w:rPr>
+          <w:rFonts w:ascii="Times New Roman" w:hAnsi="Times New Roman"/>
+          <w:sz w:val="24"/>
+        </w:rPr>
+        <w:t>.</w:t>
       </w:r>
     </w:p>
     <w:p>
       <w:pPr>
-        <w:spacing w:before="20" w:after="60"/>
-        <w:ind w:left="360"/>
+        <w:spacing w:after="120"/>
+        <w:jc w:val="both"/>
       </w:pPr>
-      <w:r>
-        <w:rPr>
-          <w:rFonts w:ascii="Times New Roman" w:hAnsi="Times New Roman"/>
-          <w:sz w:val="24"/>
-        </w:rPr>
-        <w:t xml:space="preserve">• Form Master 2: Form </w:t>
-      </w:r>
-      <w:proofErr w:type="spellStart"/>
-      <w:r>
-        <w:rPr>
-          <w:rFonts w:ascii="Times New Roman" w:hAnsi="Times New Roman"/>
-          <w:sz w:val="24"/>
-        </w:rPr>
-        <w:t>manajemen</w:t>
-      </w:r>
-      <w:proofErr w:type="spellEnd"/>
-      <w:r>
-        <w:rPr>
-          <w:rFonts w:ascii="Times New Roman" w:hAnsi="Times New Roman"/>
-          <w:sz w:val="24"/>
-        </w:rPr>
-        <w:t xml:space="preserve"> data Master Obat (</w:t>
-      </w:r>
-      <w:proofErr w:type="spellStart"/>
-      <w:r>
-        <w:rPr>
-          <w:rFonts w:ascii="Times New Roman" w:hAnsi="Times New Roman"/>
-          <w:sz w:val="24"/>
-        </w:rPr>
-        <w:t>Katalog</w:t>
-      </w:r>
-      <w:proofErr w:type="spellEnd"/>
-      <w:r>
-        <w:rPr>
-          <w:rFonts w:ascii="Times New Roman" w:hAnsi="Times New Roman"/>
-          <w:sz w:val="24"/>
-        </w:rPr>
-        <w:t xml:space="preserve"> </w:t>
-      </w:r>
-      <w:proofErr w:type="spellStart"/>
-      <w:r>
-        <w:rPr>
-          <w:rFonts w:ascii="Times New Roman" w:hAnsi="Times New Roman"/>
-          <w:sz w:val="24"/>
-        </w:rPr>
-        <w:t>produk</w:t>
-      </w:r>
-      <w:proofErr w:type="spellEnd"/>
-      <w:r>
-        <w:rPr>
-          <w:rFonts w:ascii="Times New Roman" w:hAnsi="Times New Roman"/>
-          <w:sz w:val="24"/>
-        </w:rPr>
-        <w:t xml:space="preserve">, </w:t>
-      </w:r>
-      <w:proofErr w:type="spellStart"/>
-      <w:r>
-        <w:rPr>
-          <w:rFonts w:ascii="Times New Roman" w:hAnsi="Times New Roman"/>
-          <w:sz w:val="24"/>
-        </w:rPr>
-        <w:t>kategori</w:t>
-      </w:r>
-      <w:proofErr w:type="spellEnd"/>
-      <w:r>
-        <w:rPr>
-          <w:rFonts w:ascii="Times New Roman" w:hAnsi="Times New Roman"/>
-          <w:sz w:val="24"/>
-        </w:rPr>
-        <w:t xml:space="preserve">, </w:t>
-      </w:r>
-      <w:proofErr w:type="spellStart"/>
-      <w:r>
-        <w:rPr>
-          <w:rFonts w:ascii="Times New Roman" w:hAnsi="Times New Roman"/>
-          <w:sz w:val="24"/>
-        </w:rPr>
-        <w:t>harga</w:t>
-      </w:r>
-      <w:proofErr w:type="spellEnd"/>
-      <w:r>
-        <w:rPr>
-          <w:rFonts w:ascii="Times New Roman" w:hAnsi="Times New Roman"/>
-          <w:sz w:val="24"/>
-        </w:rPr>
-        <w:t xml:space="preserve"> </w:t>
-      </w:r>
-      <w:proofErr w:type="spellStart"/>
-      <w:r>
-        <w:rPr>
-          <w:rFonts w:ascii="Times New Roman" w:hAnsi="Times New Roman"/>
-          <w:sz w:val="24"/>
-        </w:rPr>
-        <w:t>jual</w:t>
-      </w:r>
-      <w:proofErr w:type="spellEnd"/>
-      <w:r>
-        <w:rPr>
-          <w:rFonts w:ascii="Times New Roman" w:hAnsi="Times New Roman"/>
-          <w:sz w:val="24"/>
-        </w:rPr>
-        <w:t xml:space="preserve">, dan batas </w:t>
-      </w:r>
-      <w:proofErr w:type="spellStart"/>
-      <w:r>
-        <w:rPr>
-          <w:rFonts w:ascii="Times New Roman" w:hAnsi="Times New Roman"/>
-          <w:sz w:val="24"/>
-        </w:rPr>
-        <w:t>stok</w:t>
-      </w:r>
-      <w:proofErr w:type="spellEnd"/>
-      <w:r>
-        <w:rPr>
-          <w:rFonts w:ascii="Times New Roman" w:hAnsi="Times New Roman"/>
-          <w:sz w:val="24"/>
-        </w:rPr>
-        <w:t xml:space="preserve"> minimum).</w:t>
-      </w:r>
     </w:p>
     <w:p>
       <w:pPr>
-        <w:spacing w:before="20" w:after="60"/>
-        <w:ind w:left="360"/>
+        <w:spacing w:before="120" w:after="80"/>
+        <w:jc w:val="center"/>
       </w:pPr>
       <w:r>
         <w:rPr>
-          <w:rFonts w:ascii="Times New Roman" w:hAnsi="Times New Roman"/>
-          <w:sz w:val="24"/>
-        </w:rPr>
-        <w:t xml:space="preserve">• Form </w:t>
-      </w:r>
-      <w:proofErr w:type="spellStart"/>
-      <w:r>
-        <w:rPr>
-          <w:rFonts w:ascii="Times New Roman" w:hAnsi="Times New Roman"/>
-          <w:sz w:val="24"/>
-        </w:rPr>
-        <w:t>Transaksi</w:t>
-      </w:r>
-      <w:proofErr w:type="spellEnd"/>
-      <w:r>
-        <w:rPr>
-          <w:rFonts w:ascii="Times New Roman" w:hAnsi="Times New Roman"/>
-          <w:sz w:val="24"/>
-        </w:rPr>
-        <w:t xml:space="preserve">: Form </w:t>
-      </w:r>
-      <w:proofErr w:type="spellStart"/>
-      <w:r>
-        <w:rPr>
-          <w:rFonts w:ascii="Times New Roman" w:hAnsi="Times New Roman"/>
-          <w:sz w:val="24"/>
-        </w:rPr>
-        <w:t>transaksi</w:t>
-      </w:r>
-      <w:proofErr w:type="spellEnd"/>
-      <w:r>
-        <w:rPr>
-          <w:rFonts w:ascii="Times New Roman" w:hAnsi="Times New Roman"/>
-          <w:sz w:val="24"/>
-        </w:rPr>
-        <w:t xml:space="preserve"> </w:t>
-      </w:r>
-      <w:proofErr w:type="spellStart"/>
-      <w:r>
-        <w:rPr>
-          <w:rFonts w:ascii="Times New Roman" w:hAnsi="Times New Roman"/>
-          <w:sz w:val="24"/>
-        </w:rPr>
-        <w:t>kasir</w:t>
-      </w:r>
-      <w:proofErr w:type="spellEnd"/>
-      <w:r>
-        <w:rPr>
-          <w:rFonts w:ascii="Times New Roman" w:hAnsi="Times New Roman"/>
-          <w:sz w:val="24"/>
-        </w:rPr>
-        <w:t xml:space="preserve"> POS (Point of Sales) dan form </w:t>
-      </w:r>
-      <w:proofErr w:type="spellStart"/>
-      <w:r>
-        <w:rPr>
-          <w:rFonts w:ascii="Times New Roman" w:hAnsi="Times New Roman"/>
-          <w:sz w:val="24"/>
-        </w:rPr>
-        <w:t>pengadaan</w:t>
-      </w:r>
-      <w:proofErr w:type="spellEnd"/>
-      <w:r>
-        <w:rPr>
-          <w:rFonts w:ascii="Times New Roman" w:hAnsi="Times New Roman"/>
-          <w:sz w:val="24"/>
-        </w:rPr>
-        <w:t xml:space="preserve"> restock </w:t>
-      </w:r>
-      <w:proofErr w:type="spellStart"/>
-      <w:r>
-        <w:rPr>
-          <w:rFonts w:ascii="Times New Roman" w:hAnsi="Times New Roman"/>
-          <w:sz w:val="24"/>
-        </w:rPr>
-        <w:t>barang</w:t>
-      </w:r>
-      <w:proofErr w:type="spellEnd"/>
-      <w:r>
-        <w:rPr>
-          <w:rFonts w:ascii="Times New Roman" w:hAnsi="Times New Roman"/>
-          <w:sz w:val="24"/>
-        </w:rPr>
-        <w:t xml:space="preserve"> </w:t>
-      </w:r>
-      <w:proofErr w:type="spellStart"/>
-      <w:r>
-        <w:rPr>
-          <w:rFonts w:ascii="Times New Roman" w:hAnsi="Times New Roman"/>
-          <w:sz w:val="24"/>
-        </w:rPr>
-        <w:t>masuk</w:t>
-      </w:r>
-      <w:proofErr w:type="spellEnd"/>
-      <w:r>
-        <w:rPr>
-          <w:rFonts w:ascii="Times New Roman" w:hAnsi="Times New Roman"/>
-          <w:sz w:val="24"/>
-        </w:rPr>
-        <w:t xml:space="preserve"> </w:t>
-      </w:r>
-      <w:proofErr w:type="spellStart"/>
-      <w:r>
-        <w:rPr>
-          <w:rFonts w:ascii="Times New Roman" w:hAnsi="Times New Roman"/>
-          <w:sz w:val="24"/>
-        </w:rPr>
-        <w:t>berbasis</w:t>
-      </w:r>
-      <w:proofErr w:type="spellEnd"/>
-      <w:r>
-        <w:rPr>
-          <w:rFonts w:ascii="Times New Roman" w:hAnsi="Times New Roman"/>
-          <w:sz w:val="24"/>
-        </w:rPr>
-        <w:t xml:space="preserve"> batch FEFO.</w:t>
+          <w:noProof/>
+        </w:rPr>
+        <w:lastRenderedPageBreak/>
+        <w:drawing>
+          <wp:inline distT="0" distB="0" distL="0" distR="0" wp14:anchorId="15EAF032" wp14:editId="710D7664">
+            <wp:extent cx="5303520" cy="2393085"/>
+            <wp:effectExtent l="0" t="0" r="0" b="0"/>
+            <wp:docPr id="2084542869" name="Picture 2084542869"/>
+            <wp:cNvGraphicFramePr>
+              <a:graphicFrameLocks xmlns:a="http://schemas.openxmlformats.org/drawingml/2006/main" noChangeAspect="1"/>
+            </wp:cNvGraphicFramePr>
+            <a:graphic xmlns:a="http://schemas.openxmlformats.org/drawingml/2006/main">
+              <a:graphicData uri="http://schemas.openxmlformats.org/drawingml/2006/picture">
+                <pic:pic xmlns:pic="http://schemas.openxmlformats.org/drawingml/2006/picture">
+                  <pic:nvPicPr>
+                    <pic:cNvPr id="0" name="image.png"/>
+                    <pic:cNvPicPr/>
+                  </pic:nvPicPr>
+                  <pic:blipFill>
+                    <a:blip r:embed="rId14"/>
+                    <a:stretch>
+                      <a:fillRect/>
+                    </a:stretch>
+                  </pic:blipFill>
+                  <pic:spPr>
+                    <a:xfrm>
+                      <a:off x="0" y="0"/>
+                      <a:ext cx="5303520" cy="2393085"/>
+                    </a:xfrm>
+                    <a:prstGeom prst="rect">
+                      <a:avLst/>
+                    </a:prstGeom>
+                  </pic:spPr>
+                </pic:pic>
+              </a:graphicData>
+            </a:graphic>
+          </wp:inline>
+        </w:drawing>
       </w:r>
     </w:p>
     <w:p>
       <w:pPr>
-        <w:spacing w:before="20" w:after="60"/>
-        <w:ind w:left="360"/>
+        <w:spacing w:before="40" w:after="240"/>
+        <w:jc w:val="center"/>
       </w:pPr>
       <w:r>
         <w:rPr>
           <w:rFonts w:ascii="Times New Roman" w:hAnsi="Times New Roman"/>
-          <w:sz w:val="24"/>
-        </w:rPr>
-        <w:t xml:space="preserve">• Halaman Laporan: Halaman </w:t>
-      </w:r>
-      <w:proofErr w:type="spellStart"/>
-      <w:r>
-        <w:rPr>
-          <w:rFonts w:ascii="Times New Roman" w:hAnsi="Times New Roman"/>
-          <w:sz w:val="24"/>
-        </w:rPr>
-        <w:t>rekapitulasi</w:t>
-      </w:r>
-      <w:proofErr w:type="spellEnd"/>
-      <w:r>
-        <w:rPr>
-          <w:rFonts w:ascii="Times New Roman" w:hAnsi="Times New Roman"/>
-          <w:sz w:val="24"/>
-        </w:rPr>
-        <w:t xml:space="preserve"> </w:t>
-      </w:r>
-      <w:proofErr w:type="spellStart"/>
-      <w:r>
-        <w:rPr>
-          <w:rFonts w:ascii="Times New Roman" w:hAnsi="Times New Roman"/>
-          <w:sz w:val="24"/>
-        </w:rPr>
-        <w:t>laporan</w:t>
-      </w:r>
-      <w:proofErr w:type="spellEnd"/>
-      <w:r>
-        <w:rPr>
-          <w:rFonts w:ascii="Times New Roman" w:hAnsi="Times New Roman"/>
-          <w:sz w:val="24"/>
-        </w:rPr>
-        <w:t xml:space="preserve"> </w:t>
-      </w:r>
-      <w:proofErr w:type="spellStart"/>
-      <w:r>
-        <w:rPr>
-          <w:rFonts w:ascii="Times New Roman" w:hAnsi="Times New Roman"/>
-          <w:sz w:val="24"/>
-        </w:rPr>
-        <w:t>penjualan</w:t>
-      </w:r>
-      <w:proofErr w:type="spellEnd"/>
-      <w:r>
-        <w:rPr>
-          <w:rFonts w:ascii="Times New Roman" w:hAnsi="Times New Roman"/>
-          <w:sz w:val="24"/>
-        </w:rPr>
-        <w:t xml:space="preserve">, </w:t>
-      </w:r>
-      <w:proofErr w:type="spellStart"/>
-      <w:r>
-        <w:rPr>
-          <w:rFonts w:ascii="Times New Roman" w:hAnsi="Times New Roman"/>
-          <w:sz w:val="24"/>
-        </w:rPr>
-        <w:t>laporan</w:t>
-      </w:r>
-      <w:proofErr w:type="spellEnd"/>
-      <w:r>
-        <w:rPr>
-          <w:rFonts w:ascii="Times New Roman" w:hAnsi="Times New Roman"/>
-          <w:sz w:val="24"/>
-        </w:rPr>
-        <w:t xml:space="preserve"> </w:t>
-      </w:r>
-      <w:proofErr w:type="spellStart"/>
-      <w:r>
-        <w:rPr>
-          <w:rFonts w:ascii="Times New Roman" w:hAnsi="Times New Roman"/>
-          <w:sz w:val="24"/>
-        </w:rPr>
-        <w:t>mutasi</w:t>
-      </w:r>
-      <w:proofErr w:type="spellEnd"/>
-      <w:r>
-        <w:rPr>
-          <w:rFonts w:ascii="Times New Roman" w:hAnsi="Times New Roman"/>
-          <w:sz w:val="24"/>
-        </w:rPr>
-        <w:t xml:space="preserve"> </w:t>
-      </w:r>
-      <w:proofErr w:type="spellStart"/>
-      <w:r>
-        <w:rPr>
-          <w:rFonts w:ascii="Times New Roman" w:hAnsi="Times New Roman"/>
-          <w:sz w:val="24"/>
-        </w:rPr>
-        <w:t>stok</w:t>
-      </w:r>
-      <w:proofErr w:type="spellEnd"/>
-      <w:r>
-        <w:rPr>
-          <w:rFonts w:ascii="Times New Roman" w:hAnsi="Times New Roman"/>
-          <w:sz w:val="24"/>
-        </w:rPr>
-        <w:t xml:space="preserve"> FEFO, dan </w:t>
-      </w:r>
-      <w:proofErr w:type="spellStart"/>
-      <w:r>
-        <w:rPr>
-          <w:rFonts w:ascii="Times New Roman" w:hAnsi="Times New Roman"/>
-          <w:sz w:val="24"/>
-        </w:rPr>
-        <w:t>laporan</w:t>
-      </w:r>
-      <w:proofErr w:type="spellEnd"/>
-      <w:r>
-        <w:rPr>
-          <w:rFonts w:ascii="Times New Roman" w:hAnsi="Times New Roman"/>
-          <w:sz w:val="24"/>
-        </w:rPr>
-        <w:t xml:space="preserve"> </w:t>
-      </w:r>
-      <w:proofErr w:type="spellStart"/>
-      <w:r>
-        <w:rPr>
-          <w:rFonts w:ascii="Times New Roman" w:hAnsi="Times New Roman"/>
-          <w:sz w:val="24"/>
-        </w:rPr>
-        <w:t>pengeluaran</w:t>
-      </w:r>
-      <w:proofErr w:type="spellEnd"/>
-      <w:r>
-        <w:rPr>
-          <w:rFonts w:ascii="Times New Roman" w:hAnsi="Times New Roman"/>
-          <w:sz w:val="24"/>
-        </w:rPr>
-        <w:t xml:space="preserve"> restock.</w:t>
+          <w:b/>
+          <w:sz w:val="21"/>
+        </w:rPr>
+        <w:t>Gambar 3.4 Prototipe Halaman Login</w:t>
       </w:r>
     </w:p>
     <w:p>
-      <w:r>
-        <w:br w:type="page"/>
+      <w:pPr>
+        <w:spacing w:before="120" w:after="40"/>
+        <w:jc w:val="both"/>
+      </w:pPr>
+      <w:r>
+        <w:rPr>
+          <w:rFonts w:ascii="Times New Roman" w:hAnsi="Times New Roman"/>
+          <w:b/>
+          <w:sz w:val="24"/>
+        </w:rPr>
+        <w:t>2. Rancangan Prototipe Manajemen Data Obat</w:t>
+      </w:r>
+    </w:p>
+    <w:p>
+      <w:pPr>
+        <w:spacing w:after="120"/>
+        <w:jc w:val="both"/>
+      </w:pPr>
+      <w:r>
+        <w:rPr>
+          <w:rFonts w:ascii="Times New Roman" w:hAnsi="Times New Roman"/>
+          <w:sz w:val="24"/>
+        </w:rPr>
+        <w:t>Desain antarmuka master data menggunakan sistem tabel data-grid untuk menampilkan inventaris, dilengkapi dengan form pop-up / halaman khusus untuk entri data baru secara terstruktur.</w:t>
+      </w:r>
+    </w:p>
+    <w:p>
+      <w:pPr>
+        <w:spacing w:before="120" w:after="80"/>
+        <w:jc w:val="center"/>
+      </w:pPr>
+      <w:r>
+        <w:rPr>
+          <w:noProof/>
+        </w:rPr>
+        <w:drawing>
+          <wp:inline distT="0" distB="0" distL="0" distR="0" wp14:anchorId="2C83DE6E" wp14:editId="59F8DE6D">
+            <wp:extent cx="5303520" cy="2395852"/>
+            <wp:effectExtent l="0" t="0" r="0" b="0"/>
+            <wp:docPr id="2084542870" name="Picture 2084542870"/>
+            <wp:cNvGraphicFramePr>
+              <a:graphicFrameLocks xmlns:a="http://schemas.openxmlformats.org/drawingml/2006/main" noChangeAspect="1"/>
+            </wp:cNvGraphicFramePr>
+            <a:graphic xmlns:a="http://schemas.openxmlformats.org/drawingml/2006/main">
+              <a:graphicData uri="http://schemas.openxmlformats.org/drawingml/2006/picture">
+                <pic:pic xmlns:pic="http://schemas.openxmlformats.org/drawingml/2006/picture">
+                  <pic:nvPicPr>
+                    <pic:cNvPr id="0" name="image.png"/>
+                    <pic:cNvPicPr/>
+                  </pic:nvPicPr>
+                  <pic:blipFill>
+                    <a:blip r:embed="rId15"/>
+                    <a:stretch>
+                      <a:fillRect/>
+                    </a:stretch>
+                  </pic:blipFill>
+                  <pic:spPr>
+                    <a:xfrm>
+                      <a:off x="0" y="0"/>
+                      <a:ext cx="5303520" cy="2395852"/>
+                    </a:xfrm>
+                    <a:prstGeom prst="rect">
+                      <a:avLst/>
+                    </a:prstGeom>
+                  </pic:spPr>
+                </pic:pic>
+              </a:graphicData>
+            </a:graphic>
+          </wp:inline>
+        </w:drawing>
+      </w:r>
+    </w:p>
+    <w:p>
+      <w:pPr>
+        <w:spacing w:before="40" w:after="240"/>
+        <w:jc w:val="center"/>
+      </w:pPr>
+      <w:r>
+        <w:rPr>
+          <w:rFonts w:ascii="Times New Roman" w:hAnsi="Times New Roman"/>
+          <w:b/>
+          <w:sz w:val="21"/>
+        </w:rPr>
+        <w:t>Gambar 3.5 Prototipe Tabel Data Obat</w:t>
+      </w:r>
+    </w:p>
+    <w:p>
+      <w:pPr>
+        <w:spacing w:before="120" w:after="80"/>
+        <w:jc w:val="center"/>
+      </w:pPr>
+      <w:r>
+        <w:rPr>
+          <w:noProof/>
+        </w:rPr>
+        <w:lastRenderedPageBreak/>
+        <w:drawing>
+          <wp:inline distT="0" distB="0" distL="0" distR="0" wp14:anchorId="3B79EBD7" wp14:editId="4F5974B1">
+            <wp:extent cx="5303520" cy="2395852"/>
+            <wp:effectExtent l="0" t="0" r="0" b="0"/>
+            <wp:docPr id="2084542871" name="Picture 2084542871"/>
+            <wp:cNvGraphicFramePr>
+              <a:graphicFrameLocks xmlns:a="http://schemas.openxmlformats.org/drawingml/2006/main" noChangeAspect="1"/>
+            </wp:cNvGraphicFramePr>
+            <a:graphic xmlns:a="http://schemas.openxmlformats.org/drawingml/2006/main">
+              <a:graphicData uri="http://schemas.openxmlformats.org/drawingml/2006/picture">
+                <pic:pic xmlns:pic="http://schemas.openxmlformats.org/drawingml/2006/picture">
+                  <pic:nvPicPr>
+                    <pic:cNvPr id="0" name="image.png"/>
+                    <pic:cNvPicPr/>
+                  </pic:nvPicPr>
+                  <pic:blipFill>
+                    <a:blip r:embed="rId15"/>
+                    <a:stretch>
+                      <a:fillRect/>
+                    </a:stretch>
+                  </pic:blipFill>
+                  <pic:spPr>
+                    <a:xfrm>
+                      <a:off x="0" y="0"/>
+                      <a:ext cx="5303520" cy="2395852"/>
+                    </a:xfrm>
+                    <a:prstGeom prst="rect">
+                      <a:avLst/>
+                    </a:prstGeom>
+                  </pic:spPr>
+                </pic:pic>
+              </a:graphicData>
+            </a:graphic>
+          </wp:inline>
+        </w:drawing>
+      </w:r>
+    </w:p>
+    <w:p>
+      <w:pPr>
+        <w:spacing w:before="40" w:after="240"/>
+        <w:jc w:val="center"/>
+      </w:pPr>
+      <w:r>
+        <w:rPr>
+          <w:rFonts w:ascii="Times New Roman" w:hAnsi="Times New Roman"/>
+          <w:b/>
+          <w:sz w:val="21"/>
+        </w:rPr>
+        <w:t>Gambar 3.6 Prototipe Form Tambah Obat</w:t>
+      </w:r>
+    </w:p>
+    <w:p>
+      <w:pPr>
+        <w:spacing w:before="120" w:after="40"/>
+        <w:jc w:val="both"/>
+      </w:pPr>
+      <w:r>
+        <w:rPr>
+          <w:rFonts w:ascii="Times New Roman" w:hAnsi="Times New Roman"/>
+          <w:b/>
+          <w:sz w:val="24"/>
+        </w:rPr>
+        <w:t>3. Rancangan Prototipe Point of Sales (POS)</w:t>
+      </w:r>
+    </w:p>
+    <w:p>
+      <w:pPr>
+        <w:spacing w:after="120"/>
+        <w:jc w:val="both"/>
+      </w:pPr>
+      <w:r>
+        <w:rPr>
+          <w:rFonts w:ascii="Times New Roman" w:hAnsi="Times New Roman"/>
+          <w:sz w:val="24"/>
+        </w:rPr>
+        <w:t>Rancangan halaman kasir membagi layar menjadi dua kolom. Kolom kiri difungsikan sebagai etalase dan pencarian obat, sedangkan kolom kanan dirancang statis untuk mengunci ringkasan keranjang (invoice) dan proses pembayaran.</w:t>
+      </w:r>
+    </w:p>
+    <w:p>
+      <w:pPr>
+        <w:spacing w:before="120" w:after="80"/>
+        <w:jc w:val="center"/>
+      </w:pPr>
+      <w:r>
+        <w:rPr>
+          <w:noProof/>
+        </w:rPr>
+        <w:drawing>
+          <wp:inline distT="0" distB="0" distL="0" distR="0" wp14:anchorId="35DE7F1F" wp14:editId="33BF936A">
+            <wp:extent cx="5303520" cy="2398619"/>
+            <wp:effectExtent l="0" t="0" r="0" b="0"/>
+            <wp:docPr id="2084542872" name="Picture 2084542872"/>
+            <wp:cNvGraphicFramePr>
+              <a:graphicFrameLocks xmlns:a="http://schemas.openxmlformats.org/drawingml/2006/main" noChangeAspect="1"/>
+            </wp:cNvGraphicFramePr>
+            <a:graphic xmlns:a="http://schemas.openxmlformats.org/drawingml/2006/main">
+              <a:graphicData uri="http://schemas.openxmlformats.org/drawingml/2006/picture">
+                <pic:pic xmlns:pic="http://schemas.openxmlformats.org/drawingml/2006/picture">
+                  <pic:nvPicPr>
+                    <pic:cNvPr id="0" name="image.png"/>
+                    <pic:cNvPicPr/>
+                  </pic:nvPicPr>
+                  <pic:blipFill>
+                    <a:blip r:embed="rId16"/>
+                    <a:stretch>
+                      <a:fillRect/>
+                    </a:stretch>
+                  </pic:blipFill>
+                  <pic:spPr>
+                    <a:xfrm>
+                      <a:off x="0" y="0"/>
+                      <a:ext cx="5303520" cy="2398619"/>
+                    </a:xfrm>
+                    <a:prstGeom prst="rect">
+                      <a:avLst/>
+                    </a:prstGeom>
+                  </pic:spPr>
+                </pic:pic>
+              </a:graphicData>
+            </a:graphic>
+          </wp:inline>
+        </w:drawing>
+      </w:r>
+    </w:p>
+    <w:p>
+      <w:pPr>
+        <w:spacing w:before="40" w:after="240"/>
+        <w:jc w:val="center"/>
+      </w:pPr>
+      <w:r>
+        <w:rPr>
+          <w:rFonts w:ascii="Times New Roman" w:hAnsi="Times New Roman"/>
+          <w:b/>
+          <w:sz w:val="21"/>
+        </w:rPr>
+        <w:t>Gambar 3.7 Prototipe Antarmuka Kasir (POS)</w:t>
+      </w:r>
+    </w:p>
+    <w:p>
+      <w:pPr>
+        <w:spacing w:before="120" w:after="80"/>
+        <w:jc w:val="center"/>
+      </w:pPr>
+      <w:r>
+        <w:rPr>
+          <w:noProof/>
+        </w:rPr>
+        <w:lastRenderedPageBreak/>
+        <w:drawing>
+          <wp:inline distT="0" distB="0" distL="0" distR="0" wp14:anchorId="57872A77" wp14:editId="7774F2B7">
+            <wp:extent cx="5303520" cy="2398619"/>
+            <wp:effectExtent l="0" t="0" r="0" b="0"/>
+            <wp:docPr id="2084542873" name="Picture 2084542873"/>
+            <wp:cNvGraphicFramePr>
+              <a:graphicFrameLocks xmlns:a="http://schemas.openxmlformats.org/drawingml/2006/main" noChangeAspect="1"/>
+            </wp:cNvGraphicFramePr>
+            <a:graphic xmlns:a="http://schemas.openxmlformats.org/drawingml/2006/main">
+              <a:graphicData uri="http://schemas.openxmlformats.org/drawingml/2006/picture">
+                <pic:pic xmlns:pic="http://schemas.openxmlformats.org/drawingml/2006/picture">
+                  <pic:nvPicPr>
+                    <pic:cNvPr id="0" name="image.png"/>
+                    <pic:cNvPicPr/>
+                  </pic:nvPicPr>
+                  <pic:blipFill>
+                    <a:blip r:embed="rId16"/>
+                    <a:stretch>
+                      <a:fillRect/>
+                    </a:stretch>
+                  </pic:blipFill>
+                  <pic:spPr>
+                    <a:xfrm>
+                      <a:off x="0" y="0"/>
+                      <a:ext cx="5303520" cy="2398619"/>
+                    </a:xfrm>
+                    <a:prstGeom prst="rect">
+                      <a:avLst/>
+                    </a:prstGeom>
+                  </pic:spPr>
+                </pic:pic>
+              </a:graphicData>
+            </a:graphic>
+          </wp:inline>
+        </w:drawing>
+      </w:r>
+    </w:p>
+    <w:p>
+      <w:pPr>
+        <w:spacing w:before="40" w:after="240"/>
+        <w:jc w:val="center"/>
+      </w:pPr>
+      <w:r>
+        <w:rPr>
+          <w:rFonts w:ascii="Times New Roman" w:hAnsi="Times New Roman"/>
+          <w:b/>
+          <w:sz w:val="21"/>
+        </w:rPr>
+        <w:t>Gambar 3.8 Prototipe Modal Pembayaran</w:t>
+      </w:r>
+    </w:p>
+    <w:p>
+      <w:pPr>
+        <w:spacing w:before="120" w:after="40"/>
+        <w:jc w:val="both"/>
+      </w:pPr>
+      <w:r>
+        <w:rPr>
+          <w:rFonts w:ascii="Times New Roman" w:hAnsi="Times New Roman"/>
+          <w:b/>
+          <w:sz w:val="24"/>
+        </w:rPr>
+        <w:t>4. Rancangan Prototipe Laporan Penjualan</w:t>
+      </w:r>
+    </w:p>
+    <w:p>
+      <w:pPr>
+        <w:spacing w:after="120"/>
+        <w:jc w:val="both"/>
+        <w:rPr>
+          <w:rFonts w:ascii="Times New Roman" w:hAnsi="Times New Roman"/>
+          <w:sz w:val="24"/>
+        </w:rPr>
+      </w:pPr>
+      <w:r>
+        <w:rPr>
+          <w:rFonts w:ascii="Times New Roman" w:hAnsi="Times New Roman"/>
+          <w:sz w:val="24"/>
+        </w:rPr>
+        <w:t xml:space="preserve">Desain layout laporan menggunakan pola navigasi sidebar di sebelah kiri dan area konten di sebelah kanan yang </w:t>
+      </w:r>
+      <w:proofErr w:type="spellStart"/>
+      <w:r>
+        <w:rPr>
+          <w:rFonts w:ascii="Times New Roman" w:hAnsi="Times New Roman"/>
+          <w:sz w:val="24"/>
+        </w:rPr>
+        <w:t>berisi</w:t>
+      </w:r>
+      <w:proofErr w:type="spellEnd"/>
+      <w:r>
+        <w:rPr>
+          <w:rFonts w:ascii="Times New Roman" w:hAnsi="Times New Roman"/>
+          <w:sz w:val="24"/>
+        </w:rPr>
+        <w:t xml:space="preserve"> </w:t>
+      </w:r>
+      <w:proofErr w:type="spellStart"/>
+      <w:r>
+        <w:rPr>
+          <w:rFonts w:ascii="Times New Roman" w:hAnsi="Times New Roman"/>
+          <w:sz w:val="24"/>
+        </w:rPr>
+        <w:t>ringkasan</w:t>
+      </w:r>
+      <w:proofErr w:type="spellEnd"/>
+      <w:r>
+        <w:rPr>
+          <w:rFonts w:ascii="Times New Roman" w:hAnsi="Times New Roman"/>
+          <w:sz w:val="24"/>
+        </w:rPr>
+        <w:t xml:space="preserve"> </w:t>
+      </w:r>
+      <w:proofErr w:type="spellStart"/>
+      <w:r>
+        <w:rPr>
+          <w:rFonts w:ascii="Times New Roman" w:hAnsi="Times New Roman"/>
+          <w:sz w:val="24"/>
+        </w:rPr>
+        <w:t>metrik</w:t>
+      </w:r>
+      <w:proofErr w:type="spellEnd"/>
+      <w:r>
+        <w:rPr>
+          <w:rFonts w:ascii="Times New Roman" w:hAnsi="Times New Roman"/>
+          <w:sz w:val="24"/>
+        </w:rPr>
+        <w:t xml:space="preserve"> dan </w:t>
+      </w:r>
+      <w:proofErr w:type="spellStart"/>
+      <w:r>
+        <w:rPr>
+          <w:rFonts w:ascii="Times New Roman" w:hAnsi="Times New Roman"/>
+          <w:sz w:val="24"/>
+        </w:rPr>
+        <w:t>grafik</w:t>
+      </w:r>
+      <w:proofErr w:type="spellEnd"/>
+      <w:r>
+        <w:rPr>
+          <w:rFonts w:ascii="Times New Roman" w:hAnsi="Times New Roman"/>
+          <w:sz w:val="24"/>
+        </w:rPr>
+        <w:t xml:space="preserve"> </w:t>
+      </w:r>
+      <w:proofErr w:type="spellStart"/>
+      <w:r>
+        <w:rPr>
+          <w:rFonts w:ascii="Times New Roman" w:hAnsi="Times New Roman"/>
+          <w:sz w:val="24"/>
+        </w:rPr>
+        <w:t>tren</w:t>
+      </w:r>
+      <w:proofErr w:type="spellEnd"/>
+      <w:r>
+        <w:rPr>
+          <w:rFonts w:ascii="Times New Roman" w:hAnsi="Times New Roman"/>
+          <w:sz w:val="24"/>
+        </w:rPr>
+        <w:t>.</w:t>
+      </w:r>
+    </w:p>
+    <w:p>
+      <w:pPr>
+        <w:spacing w:after="120"/>
+        <w:jc w:val="both"/>
+      </w:pPr>
+    </w:p>
+    <w:p>
+      <w:pPr>
+        <w:spacing w:before="120" w:after="80"/>
+        <w:jc w:val="center"/>
+      </w:pPr>
+      <w:r>
+        <w:rPr>
+          <w:noProof/>
+        </w:rPr>
+        <w:drawing>
+          <wp:inline distT="0" distB="0" distL="0" distR="0" wp14:anchorId="5C904E5D" wp14:editId="271B379A">
+            <wp:extent cx="5303520" cy="2395852"/>
+            <wp:effectExtent l="0" t="0" r="0" b="0"/>
+            <wp:docPr id="2084542874" name="Picture 2084542874"/>
+            <wp:cNvGraphicFramePr>
+              <a:graphicFrameLocks xmlns:a="http://schemas.openxmlformats.org/drawingml/2006/main" noChangeAspect="1"/>
+            </wp:cNvGraphicFramePr>
+            <a:graphic xmlns:a="http://schemas.openxmlformats.org/drawingml/2006/main">
+              <a:graphicData uri="http://schemas.openxmlformats.org/drawingml/2006/picture">
+                <pic:pic xmlns:pic="http://schemas.openxmlformats.org/drawingml/2006/picture">
+                  <pic:nvPicPr>
+                    <pic:cNvPr id="0" name="image.png"/>
+                    <pic:cNvPicPr/>
+                  </pic:nvPicPr>
+                  <pic:blipFill>
+                    <a:blip r:embed="rId17"/>
+                    <a:stretch>
+                      <a:fillRect/>
+                    </a:stretch>
+                  </pic:blipFill>
+                  <pic:spPr>
+                    <a:xfrm>
+                      <a:off x="0" y="0"/>
+                      <a:ext cx="5303520" cy="2395852"/>
+                    </a:xfrm>
+                    <a:prstGeom prst="rect">
+                      <a:avLst/>
+                    </a:prstGeom>
+                  </pic:spPr>
+                </pic:pic>
+              </a:graphicData>
+            </a:graphic>
+          </wp:inline>
+        </w:drawing>
+      </w:r>
+    </w:p>
+    <w:p>
+      <w:pPr>
+        <w:spacing w:before="40" w:after="240"/>
+        <w:jc w:val="center"/>
+      </w:pPr>
+      <w:r>
+        <w:rPr>
+          <w:rFonts w:ascii="Times New Roman" w:hAnsi="Times New Roman"/>
+          <w:b/>
+          <w:sz w:val="21"/>
+        </w:rPr>
+        <w:t>Gambar 3.9 Prototipe Dasbor Laporan Penjualan</w:t>
+      </w:r>
+    </w:p>
+    <w:p>
+      <w:pPr>
+        <w:spacing w:before="120" w:after="240"/>
+        <w:jc w:val="both"/>
+      </w:pPr>
+      <w:r>
+        <w:rPr>
+          <w:rFonts w:ascii="Times New Roman" w:hAnsi="Times New Roman"/>
+          <w:b/>
+          <w:sz w:val="24"/>
+        </w:rPr>
+        <w:t xml:space="preserve">Catatan Implementasi: </w:t>
+      </w:r>
+      <w:r>
+        <w:rPr>
+          <w:rFonts w:ascii="Times New Roman" w:hAnsi="Times New Roman"/>
+          <w:sz w:val="24"/>
+        </w:rPr>
+        <w:t>Gambar-gambar di atas merupakan rancangan tata letak (layouting) visual awal dari prototipe sistem. Adapun penjelasan mengenai fungsionalitas dan tangkapan layar (screenshot) dari aplikasi yang telah terintegrasi penuh dengan basis data (hasil akhir berjalannya sistem) dibahas pada Bab IV sub-bab 4.3 Hasil Tampilan Program.</w:t>
       </w:r>
     </w:p>
     <w:p>
@@ -28548,6 +29002,26 @@
         </w:rPr>
         <w:t>:</w:t>
       </w:r>
+    </w:p>
+    <w:p>
+      <w:pPr>
+        <w:spacing w:before="20" w:after="60"/>
+        <w:ind w:left="360"/>
+        <w:rPr>
+          <w:rFonts w:ascii="Times New Roman" w:hAnsi="Times New Roman"/>
+          <w:sz w:val="24"/>
+        </w:rPr>
+      </w:pPr>
+    </w:p>
+    <w:p>
+      <w:pPr>
+        <w:spacing w:before="20" w:after="60"/>
+        <w:ind w:left="360"/>
+        <w:rPr>
+          <w:rFonts w:ascii="Times New Roman" w:hAnsi="Times New Roman"/>
+          <w:sz w:val="24"/>
+        </w:rPr>
+      </w:pPr>
     </w:p>
     <w:p>
       <w:pPr>
@@ -28821,7 +29295,7 @@
                     </pic:cNvPicPr>
                   </pic:nvPicPr>
                   <pic:blipFill>
-                    <a:blip r:embed="rId13">
+                    <a:blip r:embed="rId14">
                       <a:extLst>
                         <a:ext uri="{28A0092B-C50C-407E-A947-70E740481C1C}">
                           <a14:useLocalDpi xmlns:a14="http://schemas.microsoft.com/office/drawing/2010/main" val="0"/>
@@ -28905,47 +29379,6 @@
       <w:pPr>
         <w:spacing w:before="20" w:after="60"/>
         <w:ind w:left="360"/>
-        <w:jc w:val="center"/>
-        <w:rPr>
-          <w:rFonts w:ascii="Times New Roman" w:hAnsi="Times New Roman"/>
-          <w:sz w:val="24"/>
-        </w:rPr>
-      </w:pPr>
-    </w:p>
-    <w:p>
-      <w:pPr>
-        <w:spacing w:before="20" w:after="60"/>
-        <w:ind w:left="360"/>
-        <w:rPr>
-          <w:rFonts w:ascii="Times New Roman" w:hAnsi="Times New Roman"/>
-          <w:sz w:val="24"/>
-        </w:rPr>
-      </w:pPr>
-    </w:p>
-    <w:p>
-      <w:pPr>
-        <w:spacing w:before="20" w:after="60"/>
-        <w:ind w:left="360"/>
-        <w:rPr>
-          <w:rFonts w:ascii="Times New Roman" w:hAnsi="Times New Roman"/>
-          <w:sz w:val="24"/>
-        </w:rPr>
-      </w:pPr>
-    </w:p>
-    <w:p>
-      <w:pPr>
-        <w:spacing w:before="20" w:after="60"/>
-        <w:ind w:left="360"/>
-        <w:rPr>
-          <w:rFonts w:ascii="Times New Roman" w:hAnsi="Times New Roman"/>
-          <w:sz w:val="24"/>
-        </w:rPr>
-      </w:pPr>
-    </w:p>
-    <w:p>
-      <w:pPr>
-        <w:spacing w:before="20" w:after="60"/>
-        <w:ind w:left="360"/>
         <w:rPr>
           <w:rFonts w:ascii="Times New Roman" w:hAnsi="Times New Roman"/>
           <w:sz w:val="24"/>
@@ -28962,7 +29395,6 @@
           <w:rFonts w:ascii="Times New Roman" w:hAnsi="Times New Roman"/>
           <w:sz w:val="24"/>
         </w:rPr>
-        <w:lastRenderedPageBreak/>
         <w:t xml:space="preserve">• Dasbor Utama: </w:t>
       </w:r>
       <w:proofErr w:type="spellStart"/>
@@ -29215,6 +29647,7 @@
         <w:rPr>
           <w:noProof/>
         </w:rPr>
+        <w:lastRenderedPageBreak/>
         <w:drawing>
           <wp:inline distT="0" distB="0" distL="0" distR="0" wp14:anchorId="1D30DCE7" wp14:editId="4CE9DA12">
             <wp:extent cx="5105400" cy="2306234"/>
@@ -29233,7 +29666,7 @@
                     </pic:cNvPicPr>
                   </pic:nvPicPr>
                   <pic:blipFill>
-                    <a:blip r:embed="rId14">
+                    <a:blip r:embed="rId17">
                       <a:extLst>
                         <a:ext uri="{28A0092B-C50C-407E-A947-70E740481C1C}">
                           <a14:useLocalDpi xmlns:a14="http://schemas.microsoft.com/office/drawing/2010/main" val="0"/>
@@ -29528,7 +29961,7 @@
                     </pic:cNvPicPr>
                   </pic:nvPicPr>
                   <pic:blipFill>
-                    <a:blip r:embed="rId15">
+                    <a:blip r:embed="rId18">
                       <a:extLst>
                         <a:ext uri="{28A0092B-C50C-407E-A947-70E740481C1C}">
                           <a14:useLocalDpi xmlns:a14="http://schemas.microsoft.com/office/drawing/2010/main" val="0"/>
@@ -29596,12 +30029,133 @@
       <w:pPr>
         <w:spacing w:before="20" w:after="60"/>
         <w:ind w:left="360"/>
+        <w:rPr>
+          <w:rFonts w:ascii="Times New Roman" w:hAnsi="Times New Roman"/>
+          <w:sz w:val="24"/>
+        </w:rPr>
       </w:pPr>
-      <w:r>
-        <w:rPr>
-          <w:rFonts w:ascii="Times New Roman" w:hAnsi="Times New Roman"/>
-          <w:sz w:val="24"/>
-        </w:rPr>
+    </w:p>
+    <w:p>
+      <w:pPr>
+        <w:spacing w:before="20" w:after="60"/>
+        <w:ind w:left="360"/>
+        <w:rPr>
+          <w:rFonts w:ascii="Times New Roman" w:hAnsi="Times New Roman"/>
+          <w:sz w:val="24"/>
+        </w:rPr>
+      </w:pPr>
+    </w:p>
+    <w:p>
+      <w:pPr>
+        <w:spacing w:before="20" w:after="60"/>
+        <w:ind w:left="360"/>
+        <w:rPr>
+          <w:rFonts w:ascii="Times New Roman" w:hAnsi="Times New Roman"/>
+          <w:sz w:val="24"/>
+        </w:rPr>
+      </w:pPr>
+    </w:p>
+    <w:p>
+      <w:pPr>
+        <w:spacing w:before="20" w:after="60"/>
+        <w:ind w:left="360"/>
+        <w:rPr>
+          <w:rFonts w:ascii="Times New Roman" w:hAnsi="Times New Roman"/>
+          <w:sz w:val="24"/>
+        </w:rPr>
+      </w:pPr>
+    </w:p>
+    <w:p>
+      <w:pPr>
+        <w:spacing w:before="20" w:after="60"/>
+        <w:ind w:left="360"/>
+        <w:rPr>
+          <w:rFonts w:ascii="Times New Roman" w:hAnsi="Times New Roman"/>
+          <w:sz w:val="24"/>
+        </w:rPr>
+      </w:pPr>
+    </w:p>
+    <w:p>
+      <w:pPr>
+        <w:spacing w:before="20" w:after="60"/>
+        <w:ind w:left="360"/>
+        <w:rPr>
+          <w:rFonts w:ascii="Times New Roman" w:hAnsi="Times New Roman"/>
+          <w:sz w:val="24"/>
+        </w:rPr>
+      </w:pPr>
+    </w:p>
+    <w:p>
+      <w:pPr>
+        <w:spacing w:before="20" w:after="60"/>
+        <w:ind w:left="360"/>
+        <w:rPr>
+          <w:rFonts w:ascii="Times New Roman" w:hAnsi="Times New Roman"/>
+          <w:sz w:val="24"/>
+        </w:rPr>
+      </w:pPr>
+    </w:p>
+    <w:p>
+      <w:pPr>
+        <w:spacing w:before="20" w:after="60"/>
+        <w:ind w:left="360"/>
+        <w:rPr>
+          <w:rFonts w:ascii="Times New Roman" w:hAnsi="Times New Roman"/>
+          <w:sz w:val="24"/>
+        </w:rPr>
+      </w:pPr>
+    </w:p>
+    <w:p>
+      <w:pPr>
+        <w:spacing w:before="20" w:after="60"/>
+        <w:ind w:left="360"/>
+        <w:rPr>
+          <w:rFonts w:ascii="Times New Roman" w:hAnsi="Times New Roman"/>
+          <w:sz w:val="24"/>
+        </w:rPr>
+      </w:pPr>
+    </w:p>
+    <w:p>
+      <w:pPr>
+        <w:spacing w:before="20" w:after="60"/>
+        <w:ind w:left="360"/>
+        <w:rPr>
+          <w:rFonts w:ascii="Times New Roman" w:hAnsi="Times New Roman"/>
+          <w:sz w:val="24"/>
+        </w:rPr>
+      </w:pPr>
+    </w:p>
+    <w:p>
+      <w:pPr>
+        <w:spacing w:before="20" w:after="60"/>
+        <w:ind w:left="360"/>
+        <w:rPr>
+          <w:rFonts w:ascii="Times New Roman" w:hAnsi="Times New Roman"/>
+          <w:sz w:val="24"/>
+        </w:rPr>
+      </w:pPr>
+    </w:p>
+    <w:p>
+      <w:pPr>
+        <w:spacing w:before="20" w:after="60"/>
+        <w:ind w:left="360"/>
+        <w:rPr>
+          <w:rFonts w:ascii="Times New Roman" w:hAnsi="Times New Roman"/>
+          <w:sz w:val="24"/>
+        </w:rPr>
+      </w:pPr>
+    </w:p>
+    <w:p>
+      <w:pPr>
+        <w:spacing w:before="20" w:after="60"/>
+        <w:ind w:left="360"/>
+      </w:pPr>
+      <w:r>
+        <w:rPr>
+          <w:rFonts w:ascii="Times New Roman" w:hAnsi="Times New Roman"/>
+          <w:sz w:val="24"/>
+        </w:rPr>
+        <w:lastRenderedPageBreak/>
         <w:t xml:space="preserve">• Master Obat &amp; Batch: </w:t>
       </w:r>
       <w:proofErr w:type="spellStart"/>
@@ -29822,7 +30376,6 @@
         <w:rPr>
           <w:noProof/>
         </w:rPr>
-        <w:lastRenderedPageBreak/>
         <w:drawing>
           <wp:inline distT="0" distB="0" distL="0" distR="0" wp14:anchorId="53986E30" wp14:editId="2A43CFC6">
             <wp:extent cx="5114925" cy="2310537"/>
@@ -29841,7 +30394,7 @@
                     </pic:cNvPicPr>
                   </pic:nvPicPr>
                   <pic:blipFill>
-                    <a:blip r:embed="rId16">
+                    <a:blip r:embed="rId15">
                       <a:extLst>
                         <a:ext uri="{28A0092B-C50C-407E-A947-70E740481C1C}">
                           <a14:useLocalDpi xmlns:a14="http://schemas.microsoft.com/office/drawing/2010/main" val="0"/>
@@ -30288,7 +30841,7 @@
                     </pic:cNvPicPr>
                   </pic:nvPicPr>
                   <pic:blipFill>
-                    <a:blip r:embed="rId17">
+                    <a:blip r:embed="rId16">
                       <a:extLst>
                         <a:ext uri="{28A0092B-C50C-407E-A947-70E740481C1C}">
                           <a14:useLocalDpi xmlns:a14="http://schemas.microsoft.com/office/drawing/2010/main" val="0"/>
@@ -30519,7 +31072,6 @@
           <w:rFonts w:ascii="Times New Roman" w:hAnsi="Times New Roman"/>
           <w:sz w:val="24"/>
         </w:rPr>
-        <w:lastRenderedPageBreak/>
         <w:t xml:space="preserve">• </w:t>
       </w:r>
       <w:proofErr w:type="spellStart"/>
@@ -30806,7 +31358,7 @@
                     </pic:cNvPicPr>
                   </pic:nvPicPr>
                   <pic:blipFill>
-                    <a:blip r:embed="rId18">
+                    <a:blip r:embed="rId19">
                       <a:extLst>
                         <a:ext uri="{28A0092B-C50C-407E-A947-70E740481C1C}">
                           <a14:useLocalDpi xmlns:a14="http://schemas.microsoft.com/office/drawing/2010/main" val="0"/>
@@ -30906,6 +31458,17 @@
         </w:rPr>
         <w:t xml:space="preserve"> Multi-Item</w:t>
       </w:r>
+    </w:p>
+    <w:p>
+      <w:pPr>
+        <w:keepNext/>
+        <w:spacing w:before="240" w:after="80"/>
+        <w:rPr>
+          <w:rFonts w:ascii="Times New Roman" w:hAnsi="Times New Roman"/>
+          <w:b/>
+          <w:sz w:val="25"/>
+        </w:rPr>
+      </w:pPr>
     </w:p>
     <w:p>
       <w:pPr>
@@ -32552,6 +33115,7 @@
                 <w:rFonts w:ascii="Times New Roman" w:hAnsi="Times New Roman"/>
                 <w:sz w:val="20"/>
               </w:rPr>
+              <w:lastRenderedPageBreak/>
               <w:t>5</w:t>
             </w:r>
           </w:p>
@@ -35331,7 +35895,7 @@
         </w:rPr>
         <w:t xml:space="preserve"> </w:t>
       </w:r>
-      <w:hyperlink r:id="rId19" w:tgtFrame="_blank" w:history="1">
+      <w:hyperlink r:id="rId20" w:tgtFrame="_blank" w:history="1">
         <w:r>
           <w:rPr>
             <w:rStyle w:val="Hyperlink"/>
@@ -35413,7 +35977,7 @@
         </w:rPr>
         <w:t xml:space="preserve"> </w:t>
       </w:r>
-      <w:hyperlink r:id="rId20" w:tgtFrame="_blank" w:history="1">
+      <w:hyperlink r:id="rId21" w:tgtFrame="_blank" w:history="1">
         <w:r>
           <w:rPr>
             <w:rStyle w:val="Hyperlink"/>
@@ -35552,7 +36116,7 @@
         </w:rPr>
         <w:t xml:space="preserve"> </w:t>
       </w:r>
-      <w:hyperlink r:id="rId21" w:tgtFrame="_blank" w:history="1">
+      <w:hyperlink r:id="rId22" w:tgtFrame="_blank" w:history="1">
         <w:r>
           <w:rPr>
             <w:rStyle w:val="Hyperlink"/>
@@ -35614,27 +36178,9 @@
           <w:sz w:val="24"/>
           <w:lang w:val="en-ID"/>
         </w:rPr>
-        <w:t xml:space="preserve"> </w:t>
-      </w:r>
-      <w:proofErr w:type="spellStart"/>
-      <w:r>
-        <w:rPr>
-          <w:rFonts w:ascii="Times New Roman" w:hAnsi="Times New Roman"/>
-          <w:sz w:val="24"/>
-          <w:lang w:val="en-ID"/>
-        </w:rPr>
-        <w:t>dari</w:t>
-      </w:r>
-      <w:proofErr w:type="spellEnd"/>
-      <w:r>
-        <w:rPr>
-          <w:rFonts w:ascii="Times New Roman" w:hAnsi="Times New Roman"/>
-          <w:sz w:val="24"/>
-          <w:lang w:val="en-ID"/>
-        </w:rPr>
-        <w:t xml:space="preserve"> </w:t>
-      </w:r>
-      <w:hyperlink r:id="rId22" w:tgtFrame="_blank" w:history="1">
+        <w:t xml:space="preserve"> dari </w:t>
+      </w:r>
+      <w:hyperlink r:id="rId23" w:tgtFrame="_blank" w:history="1">
         <w:r>
           <w:rPr>
             <w:rStyle w:val="Hyperlink"/>
@@ -40876,13 +41422,45 @@
       <w:pPr>
         <w:keepNext/>
         <w:spacing w:before="160" w:after="80"/>
+        <w:rPr>
+          <w:rFonts w:ascii="Times New Roman" w:hAnsi="Times New Roman"/>
+          <w:b/>
+          <w:sz w:val="24"/>
+        </w:rPr>
       </w:pPr>
-      <w:r>
+    </w:p>
+    <w:p>
+      <w:pPr>
+        <w:keepNext/>
+        <w:spacing w:before="160" w:after="80"/>
         <w:rPr>
           <w:rFonts w:ascii="Times New Roman" w:hAnsi="Times New Roman"/>
           <w:b/>
           <w:sz w:val="24"/>
         </w:rPr>
+      </w:pPr>
+    </w:p>
+    <w:p>
+      <w:pPr>
+        <w:spacing w:before="160" w:after="80"/>
+        <w:rPr>
+          <w:rFonts w:ascii="Times New Roman" w:hAnsi="Times New Roman"/>
+          <w:b/>
+          <w:sz w:val="24"/>
+        </w:rPr>
+      </w:pPr>
+    </w:p>
+    <w:p>
+      <w:pPr>
+        <w:spacing w:before="160" w:after="80"/>
+      </w:pPr>
+      <w:r>
+        <w:rPr>
+          <w:rFonts w:ascii="Times New Roman" w:hAnsi="Times New Roman"/>
+          <w:b/>
+          <w:sz w:val="24"/>
+        </w:rPr>
+        <w:lastRenderedPageBreak/>
         <w:t xml:space="preserve">6.2.3 Logika </w:t>
       </w:r>
       <w:proofErr w:type="spellStart"/>
@@ -41158,7 +41736,6 @@
                 <w:rFonts w:ascii="Consolas" w:hAnsi="Consolas"/>
                 <w:sz w:val="19"/>
               </w:rPr>
-              <w:lastRenderedPageBreak/>
               <w:t xml:space="preserve">CREATE OR REPLACE FUNCTION </w:t>
             </w:r>
             <w:proofErr w:type="spellStart"/>
@@ -42806,13 +43383,45 @@
       <w:pPr>
         <w:keepNext/>
         <w:spacing w:before="160" w:after="80"/>
+        <w:rPr>
+          <w:rFonts w:ascii="Times New Roman" w:hAnsi="Times New Roman"/>
+          <w:b/>
+          <w:sz w:val="24"/>
+        </w:rPr>
       </w:pPr>
-      <w:r>
+    </w:p>
+    <w:p>
+      <w:pPr>
+        <w:keepNext/>
+        <w:spacing w:before="160" w:after="80"/>
         <w:rPr>
           <w:rFonts w:ascii="Times New Roman" w:hAnsi="Times New Roman"/>
           <w:b/>
           <w:sz w:val="24"/>
         </w:rPr>
+      </w:pPr>
+    </w:p>
+    <w:p>
+      <w:pPr>
+        <w:spacing w:before="160" w:after="80"/>
+        <w:rPr>
+          <w:rFonts w:ascii="Times New Roman" w:hAnsi="Times New Roman"/>
+          <w:b/>
+          <w:sz w:val="24"/>
+        </w:rPr>
+      </w:pPr>
+    </w:p>
+    <w:p>
+      <w:pPr>
+        <w:spacing w:before="160" w:after="80"/>
+      </w:pPr>
+      <w:r>
+        <w:rPr>
+          <w:rFonts w:ascii="Times New Roman" w:hAnsi="Times New Roman"/>
+          <w:b/>
+          <w:sz w:val="24"/>
+        </w:rPr>
+        <w:lastRenderedPageBreak/>
         <w:t xml:space="preserve">6.3.2 Panduan </w:t>
       </w:r>
       <w:proofErr w:type="spellStart"/>
@@ -43171,7 +43780,6 @@
           <w:rFonts w:ascii="Times New Roman" w:hAnsi="Times New Roman"/>
           <w:sz w:val="24"/>
         </w:rPr>
-        <w:lastRenderedPageBreak/>
         <w:t xml:space="preserve">4. Proses </w:t>
       </w:r>
       <w:proofErr w:type="spellStart"/>
@@ -43510,7 +44118,6 @@
     </w:p>
     <w:p>
       <w:pPr>
-        <w:keepNext/>
         <w:spacing w:before="240" w:after="120"/>
       </w:pPr>
       <w:r>
@@ -44705,8 +45312,8 @@
       </w:r>
     </w:p>
     <w:sectPr>
-      <w:headerReference w:type="default" r:id="rId23"/>
-      <w:footerReference w:type="default" r:id="rId24"/>
+      <w:headerReference w:type="default" r:id="rId24"/>
+      <w:footerReference w:type="default" r:id="rId25"/>
       <w:pgSz w:w="11909" w:h="16834"/>
       <w:pgMar w:top="1440" w:right="1440" w:bottom="1440" w:left="1800" w:header="720" w:footer="720" w:gutter="0"/>
       <w:pgNumType w:start="1"/>
@@ -45045,6 +45652,232 @@
       </w:rPr>
     </w:lvl>
   </w:abstractNum>
+  <w:abstractNum w:abstractNumId="9" w15:restartNumberingAfterBreak="0">
+    <w:nsid w:val="27940807"/>
+    <w:multiLevelType w:val="multilevel"/>
+    <w:tmpl w:val="3AE2518C"/>
+    <w:lvl w:ilvl="0">
+      <w:start w:val="1"/>
+      <w:numFmt w:val="decimal"/>
+      <w:lvlText w:val="%1."/>
+      <w:lvlJc w:val="left"/>
+      <w:pPr>
+        <w:tabs>
+          <w:tab w:val="num" w:pos="720"/>
+        </w:tabs>
+        <w:ind w:left="720" w:hanging="360"/>
+      </w:pPr>
+    </w:lvl>
+    <w:lvl w:ilvl="1" w:tentative="1">
+      <w:start w:val="1"/>
+      <w:numFmt w:val="decimal"/>
+      <w:lvlText w:val="%2."/>
+      <w:lvlJc w:val="left"/>
+      <w:pPr>
+        <w:tabs>
+          <w:tab w:val="num" w:pos="1440"/>
+        </w:tabs>
+        <w:ind w:left="1440" w:hanging="360"/>
+      </w:pPr>
+    </w:lvl>
+    <w:lvl w:ilvl="2" w:tentative="1">
+      <w:start w:val="1"/>
+      <w:numFmt w:val="decimal"/>
+      <w:lvlText w:val="%3."/>
+      <w:lvlJc w:val="left"/>
+      <w:pPr>
+        <w:tabs>
+          <w:tab w:val="num" w:pos="2160"/>
+        </w:tabs>
+        <w:ind w:left="2160" w:hanging="360"/>
+      </w:pPr>
+    </w:lvl>
+    <w:lvl w:ilvl="3" w:tentative="1">
+      <w:start w:val="1"/>
+      <w:numFmt w:val="decimal"/>
+      <w:lvlText w:val="%4."/>
+      <w:lvlJc w:val="left"/>
+      <w:pPr>
+        <w:tabs>
+          <w:tab w:val="num" w:pos="2880"/>
+        </w:tabs>
+        <w:ind w:left="2880" w:hanging="360"/>
+      </w:pPr>
+    </w:lvl>
+    <w:lvl w:ilvl="4" w:tentative="1">
+      <w:start w:val="1"/>
+      <w:numFmt w:val="decimal"/>
+      <w:lvlText w:val="%5."/>
+      <w:lvlJc w:val="left"/>
+      <w:pPr>
+        <w:tabs>
+          <w:tab w:val="num" w:pos="3600"/>
+        </w:tabs>
+        <w:ind w:left="3600" w:hanging="360"/>
+      </w:pPr>
+    </w:lvl>
+    <w:lvl w:ilvl="5" w:tentative="1">
+      <w:start w:val="1"/>
+      <w:numFmt w:val="decimal"/>
+      <w:lvlText w:val="%6."/>
+      <w:lvlJc w:val="left"/>
+      <w:pPr>
+        <w:tabs>
+          <w:tab w:val="num" w:pos="4320"/>
+        </w:tabs>
+        <w:ind w:left="4320" w:hanging="360"/>
+      </w:pPr>
+    </w:lvl>
+    <w:lvl w:ilvl="6" w:tentative="1">
+      <w:start w:val="1"/>
+      <w:numFmt w:val="decimal"/>
+      <w:lvlText w:val="%7."/>
+      <w:lvlJc w:val="left"/>
+      <w:pPr>
+        <w:tabs>
+          <w:tab w:val="num" w:pos="5040"/>
+        </w:tabs>
+        <w:ind w:left="5040" w:hanging="360"/>
+      </w:pPr>
+    </w:lvl>
+    <w:lvl w:ilvl="7" w:tentative="1">
+      <w:start w:val="1"/>
+      <w:numFmt w:val="decimal"/>
+      <w:lvlText w:val="%8."/>
+      <w:lvlJc w:val="left"/>
+      <w:pPr>
+        <w:tabs>
+          <w:tab w:val="num" w:pos="5760"/>
+        </w:tabs>
+        <w:ind w:left="5760" w:hanging="360"/>
+      </w:pPr>
+    </w:lvl>
+    <w:lvl w:ilvl="8" w:tentative="1">
+      <w:start w:val="1"/>
+      <w:numFmt w:val="decimal"/>
+      <w:lvlText w:val="%9."/>
+      <w:lvlJc w:val="left"/>
+      <w:pPr>
+        <w:tabs>
+          <w:tab w:val="num" w:pos="6480"/>
+        </w:tabs>
+        <w:ind w:left="6480" w:hanging="360"/>
+      </w:pPr>
+    </w:lvl>
+  </w:abstractNum>
+  <w:abstractNum w:abstractNumId="10" w15:restartNumberingAfterBreak="0">
+    <w:nsid w:val="4AB6792D"/>
+    <w:multiLevelType w:val="multilevel"/>
+    <w:tmpl w:val="F78A18DA"/>
+    <w:lvl w:ilvl="0">
+      <w:start w:val="1"/>
+      <w:numFmt w:val="decimal"/>
+      <w:lvlText w:val="%1."/>
+      <w:lvlJc w:val="left"/>
+      <w:pPr>
+        <w:tabs>
+          <w:tab w:val="num" w:pos="720"/>
+        </w:tabs>
+        <w:ind w:left="720" w:hanging="360"/>
+      </w:pPr>
+    </w:lvl>
+    <w:lvl w:ilvl="1" w:tentative="1">
+      <w:start w:val="1"/>
+      <w:numFmt w:val="decimal"/>
+      <w:lvlText w:val="%2."/>
+      <w:lvlJc w:val="left"/>
+      <w:pPr>
+        <w:tabs>
+          <w:tab w:val="num" w:pos="1440"/>
+        </w:tabs>
+        <w:ind w:left="1440" w:hanging="360"/>
+      </w:pPr>
+    </w:lvl>
+    <w:lvl w:ilvl="2" w:tentative="1">
+      <w:start w:val="1"/>
+      <w:numFmt w:val="decimal"/>
+      <w:lvlText w:val="%3."/>
+      <w:lvlJc w:val="left"/>
+      <w:pPr>
+        <w:tabs>
+          <w:tab w:val="num" w:pos="2160"/>
+        </w:tabs>
+        <w:ind w:left="2160" w:hanging="360"/>
+      </w:pPr>
+    </w:lvl>
+    <w:lvl w:ilvl="3" w:tentative="1">
+      <w:start w:val="1"/>
+      <w:numFmt w:val="decimal"/>
+      <w:lvlText w:val="%4."/>
+      <w:lvlJc w:val="left"/>
+      <w:pPr>
+        <w:tabs>
+          <w:tab w:val="num" w:pos="2880"/>
+        </w:tabs>
+        <w:ind w:left="2880" w:hanging="360"/>
+      </w:pPr>
+    </w:lvl>
+    <w:lvl w:ilvl="4" w:tentative="1">
+      <w:start w:val="1"/>
+      <w:numFmt w:val="decimal"/>
+      <w:lvlText w:val="%5."/>
+      <w:lvlJc w:val="left"/>
+      <w:pPr>
+        <w:tabs>
+          <w:tab w:val="num" w:pos="3600"/>
+        </w:tabs>
+        <w:ind w:left="3600" w:hanging="360"/>
+      </w:pPr>
+    </w:lvl>
+    <w:lvl w:ilvl="5" w:tentative="1">
+      <w:start w:val="1"/>
+      <w:numFmt w:val="decimal"/>
+      <w:lvlText w:val="%6."/>
+      <w:lvlJc w:val="left"/>
+      <w:pPr>
+        <w:tabs>
+          <w:tab w:val="num" w:pos="4320"/>
+        </w:tabs>
+        <w:ind w:left="4320" w:hanging="360"/>
+      </w:pPr>
+    </w:lvl>
+    <w:lvl w:ilvl="6" w:tentative="1">
+      <w:start w:val="1"/>
+      <w:numFmt w:val="decimal"/>
+      <w:lvlText w:val="%7."/>
+      <w:lvlJc w:val="left"/>
+      <w:pPr>
+        <w:tabs>
+          <w:tab w:val="num" w:pos="5040"/>
+        </w:tabs>
+        <w:ind w:left="5040" w:hanging="360"/>
+      </w:pPr>
+    </w:lvl>
+    <w:lvl w:ilvl="7" w:tentative="1">
+      <w:start w:val="1"/>
+      <w:numFmt w:val="decimal"/>
+      <w:lvlText w:val="%8."/>
+      <w:lvlJc w:val="left"/>
+      <w:pPr>
+        <w:tabs>
+          <w:tab w:val="num" w:pos="5760"/>
+        </w:tabs>
+        <w:ind w:left="5760" w:hanging="360"/>
+      </w:pPr>
+    </w:lvl>
+    <w:lvl w:ilvl="8" w:tentative="1">
+      <w:start w:val="1"/>
+      <w:numFmt w:val="decimal"/>
+      <w:lvlText w:val="%9."/>
+      <w:lvlJc w:val="left"/>
+      <w:pPr>
+        <w:tabs>
+          <w:tab w:val="num" w:pos="6480"/>
+        </w:tabs>
+        <w:ind w:left="6480" w:hanging="360"/>
+      </w:pPr>
+    </w:lvl>
+  </w:abstractNum>
   <w:num w:numId="1" w16cid:durableId="1204824679">
     <w:abstractNumId w:val="8"/>
   </w:num>
@@ -45071,6 +45904,12 @@
   </w:num>
   <w:num w:numId="9" w16cid:durableId="729882786">
     <w:abstractNumId w:val="0"/>
+  </w:num>
+  <w:num w:numId="10" w16cid:durableId="1409303551">
+    <w:abstractNumId w:val="10"/>
+  </w:num>
+  <w:num w:numId="11" w16cid:durableId="1958489399">
+    <w:abstractNumId w:val="9"/>
   </w:num>
 </w:numbering>
 </file>
@@ -45464,7 +46303,7 @@
   <w:style w:type="paragraph" w:default="1" w:styleId="Normal">
     <w:name w:val="Normal"/>
     <w:qFormat/>
-    <w:rsid w:val="00746A05"/>
+    <w:rsid w:val="0061055E"/>
   </w:style>
   <w:style w:type="paragraph" w:styleId="Heading1">
     <w:name w:val="heading 1"/>
@@ -45678,7 +46517,6 @@
   <w:style w:type="character" w:default="1" w:styleId="DefaultParagraphFont">
     <w:name w:val="Default Paragraph Font"/>
     <w:uiPriority w:val="1"/>
-    <w:semiHidden/>
     <w:unhideWhenUsed/>
   </w:style>
   <w:style w:type="table" w:default="1" w:styleId="TableNormal">
@@ -56478,6 +57316,22 @@
       <w:shd w:val="clear" w:color="auto" w:fill="E1DFDD"/>
     </w:rPr>
   </w:style>
+  <w:style w:type="paragraph" w:styleId="NormalWeb">
+    <w:name w:val="Normal (Web)"/>
+    <w:basedOn w:val="Normal"/>
+    <w:uiPriority w:val="99"/>
+    <w:unhideWhenUsed/>
+    <w:rsid w:val="0061055E"/>
+    <w:pPr>
+      <w:spacing w:before="100" w:beforeAutospacing="1" w:after="100" w:afterAutospacing="1" w:line="240" w:lineRule="auto"/>
+    </w:pPr>
+    <w:rPr>
+      <w:rFonts w:ascii="Times New Roman" w:eastAsia="Times New Roman" w:hAnsi="Times New Roman" w:cs="Times New Roman"/>
+      <w:sz w:val="24"/>
+      <w:szCs w:val="24"/>
+      <w:lang w:val="en-ID" w:eastAsia="en-ID"/>
+    </w:rPr>
+  </w:style>
 </w:styles>
 </file>
 

--- a/docs/reports/laporan_akhir_pbl_apotek.docx
+++ b/docs/reports/laporan_akhir_pbl_apotek.docx
@@ -4,7 +4,7 @@
   <w:body>
     <w:p>
       <w:pPr>
-        <w:spacing w:after="320"/>
+        <w:spacing w:after="0" w:line="240" w:lineRule="auto"/>
         <w:jc w:val="center"/>
         <w:rPr>
           <w:rFonts w:ascii="Times New Roman" w:hAnsi="Times New Roman"/>
@@ -13,83 +13,21 @@
           <w:sz w:val="28"/>
           <w:szCs w:val="28"/>
         </w:rPr>
+        <w:sectPr>
+          <w:pgSz w:w="11906" w:h="16838"/>
+          <w:pgMar w:top="0" w:right="0" w:bottom="0" w:left="0" w:header="0" w:footer="0" w:gutter="0"/>
+          <w:cols w:space="720"/>
+        </w:sectPr>
       </w:pPr>
       <w:r>
         <w:rPr>
-          <w:rFonts w:ascii="Times New Roman" w:hAnsi="Times New Roman"/>
-          <w:b/>
-          <w:color w:val="000000"/>
-          <w:sz w:val="28"/>
-          <w:szCs w:val="28"/>
-        </w:rPr>
-        <w:t>LAPORAN AKHIR PROJECT-BASED LEARNING (PBL)</w:t>
-      </w:r>
-    </w:p>
-    <w:p>
-      <w:pPr>
-        <w:spacing w:after="320"/>
-        <w:jc w:val="center"/>
-        <w:rPr>
-          <w:rFonts w:ascii="Times New Roman" w:hAnsi="Times New Roman"/>
-          <w:b/>
-          <w:color w:val="000000"/>
-          <w:sz w:val="28"/>
-          <w:szCs w:val="28"/>
-        </w:rPr>
-      </w:pPr>
-      <w:r>
-        <w:rPr>
-          <w:rFonts w:ascii="Times New Roman" w:hAnsi="Times New Roman"/>
-          <w:b/>
-          <w:color w:val="000000"/>
-          <w:sz w:val="28"/>
-          <w:szCs w:val="28"/>
-        </w:rPr>
-        <w:t>RANCANG BANGUN SISTEM INFORMASI APOTEK BERBASIS WEB</w:t>
-      </w:r>
-      <w:r>
-        <w:rPr>
-          <w:rFonts w:ascii="Times New Roman" w:hAnsi="Times New Roman"/>
-          <w:b/>
-          <w:color w:val="000000"/>
-          <w:sz w:val="28"/>
-          <w:szCs w:val="28"/>
-        </w:rPr>
-        <w:br/>
-        <w:t>(APOTEKSIM) DENGAN ARSITEKTUR MODERN FULL-STACK</w:t>
-      </w:r>
-      <w:r>
-        <w:rPr>
-          <w:rFonts w:ascii="Times New Roman" w:hAnsi="Times New Roman"/>
-          <w:b/>
-          <w:color w:val="000000"/>
-          <w:sz w:val="28"/>
-          <w:szCs w:val="28"/>
-        </w:rPr>
-        <w:br/>
-        <w:t>DAN INTEGRASI SUPABASE</w:t>
-      </w:r>
-    </w:p>
-    <w:p>
-      <w:pPr>
-        <w:spacing w:after="320"/>
-        <w:jc w:val="center"/>
-      </w:pPr>
-    </w:p>
-    <w:p>
-      <w:pPr>
-        <w:spacing w:before="120" w:after="80"/>
-        <w:jc w:val="center"/>
-      </w:pPr>
-      <w:r>
-        <w:rPr>
           <w:noProof/>
         </w:rPr>
         <w:drawing>
-          <wp:inline distT="0" distB="0" distL="0" distR="0" wp14:anchorId="15D19098" wp14:editId="23A4E393">
-            <wp:extent cx="2011680" cy="1949918"/>
+          <wp:inline distT="0" distB="0" distL="0" distR="0" wp14:anchorId="7BAC01F4" wp14:editId="10D3EC59">
+            <wp:extent cx="7560000" cy="10692000"/>
             <wp:effectExtent l="0" t="0" r="0" b="0"/>
-            <wp:docPr id="1" name="Picture 1"/>
+            <wp:docPr id="2084542875" name="Picture 2084542875"/>
             <wp:cNvGraphicFramePr>
               <a:graphicFrameLocks xmlns:a="http://schemas.openxmlformats.org/drawingml/2006/main" noChangeAspect="1"/>
             </wp:cNvGraphicFramePr>
@@ -97,7 +35,7 @@
               <a:graphicData uri="http://schemas.openxmlformats.org/drawingml/2006/picture">
                 <pic:pic xmlns:pic="http://schemas.openxmlformats.org/drawingml/2006/picture">
                   <pic:nvPicPr>
-                    <pic:cNvPr id="0" name="UNITOMO.jpg"/>
+                    <pic:cNvPr id="0" name="cover_laporan_page1.png"/>
                     <pic:cNvPicPr/>
                   </pic:nvPicPr>
                   <pic:blipFill>
@@ -109,7 +47,7 @@
                   <pic:spPr>
                     <a:xfrm>
                       <a:off x="0" y="0"/>
-                      <a:ext cx="2011680" cy="1949918"/>
+                      <a:ext cx="7560000" cy="10692000"/>
                     </a:xfrm>
                     <a:prstGeom prst="rect">
                       <a:avLst/>
@@ -120,250 +58,6 @@
             </a:graphic>
           </wp:inline>
         </w:drawing>
-      </w:r>
-    </w:p>
-    <w:p>
-      <w:pPr>
-        <w:spacing w:before="120" w:after="80"/>
-        <w:jc w:val="center"/>
-        <w:rPr>
-          <w:rFonts w:ascii="Times New Roman" w:hAnsi="Times New Roman"/>
-          <w:b/>
-          <w:color w:val="000000"/>
-          <w:sz w:val="24"/>
-        </w:rPr>
-      </w:pPr>
-    </w:p>
-    <w:p>
-      <w:pPr>
-        <w:spacing w:before="120" w:after="80"/>
-        <w:jc w:val="center"/>
-        <w:rPr>
-          <w:rFonts w:ascii="Times New Roman" w:hAnsi="Times New Roman"/>
-          <w:b/>
-          <w:color w:val="000000"/>
-          <w:sz w:val="24"/>
-        </w:rPr>
-      </w:pPr>
-    </w:p>
-    <w:p>
-      <w:pPr>
-        <w:spacing w:before="120" w:after="80"/>
-        <w:jc w:val="center"/>
-      </w:pPr>
-      <w:proofErr w:type="spellStart"/>
-      <w:r>
-        <w:rPr>
-          <w:rFonts w:ascii="Times New Roman" w:hAnsi="Times New Roman"/>
-          <w:b/>
-          <w:color w:val="000000"/>
-          <w:sz w:val="24"/>
-        </w:rPr>
-        <w:t>Disusun</w:t>
-      </w:r>
-      <w:proofErr w:type="spellEnd"/>
-      <w:r>
-        <w:rPr>
-          <w:rFonts w:ascii="Times New Roman" w:hAnsi="Times New Roman"/>
-          <w:b/>
-          <w:color w:val="000000"/>
-          <w:sz w:val="24"/>
-        </w:rPr>
-        <w:t xml:space="preserve"> Oleh </w:t>
-      </w:r>
-      <w:proofErr w:type="spellStart"/>
-      <w:r>
-        <w:rPr>
-          <w:rFonts w:ascii="Times New Roman" w:hAnsi="Times New Roman"/>
-          <w:b/>
-          <w:color w:val="000000"/>
-          <w:sz w:val="24"/>
-        </w:rPr>
-        <w:t>Kelompok</w:t>
-      </w:r>
-      <w:proofErr w:type="spellEnd"/>
-      <w:r>
-        <w:rPr>
-          <w:rFonts w:ascii="Times New Roman" w:hAnsi="Times New Roman"/>
-          <w:b/>
-          <w:color w:val="000000"/>
-          <w:sz w:val="24"/>
-        </w:rPr>
-        <w:t xml:space="preserve"> 11</w:t>
-      </w:r>
-      <w:r>
-        <w:rPr>
-          <w:rFonts w:ascii="Times New Roman" w:hAnsi="Times New Roman"/>
-          <w:b/>
-          <w:color w:val="000000"/>
-          <w:sz w:val="24"/>
-        </w:rPr>
-        <w:t>:</w:t>
-      </w:r>
-      <w:r>
-        <w:rPr>
-          <w:rFonts w:ascii="Times New Roman" w:hAnsi="Times New Roman"/>
-          <w:b/>
-          <w:color w:val="000000"/>
-          <w:sz w:val="24"/>
-        </w:rPr>
-        <w:br/>
-      </w:r>
-    </w:p>
-    <w:p>
-      <w:pPr>
-        <w:spacing w:before="320" w:after="160"/>
-        <w:jc w:val="center"/>
-        <w:rPr>
-          <w:rFonts w:ascii="Times New Roman" w:hAnsi="Times New Roman"/>
-          <w:b/>
-          <w:color w:val="000000"/>
-          <w:sz w:val="24"/>
-        </w:rPr>
-      </w:pPr>
-      <w:r>
-        <w:rPr>
-          <w:rFonts w:ascii="Times New Roman" w:hAnsi="Times New Roman"/>
-          <w:b/>
-          <w:color w:val="000000"/>
-          <w:sz w:val="24"/>
-        </w:rPr>
-        <w:t>Fahri Adis Al Hafni – NIM: 202511420105</w:t>
-      </w:r>
-    </w:p>
-    <w:p>
-      <w:pPr>
-        <w:spacing w:before="320" w:after="160"/>
-        <w:jc w:val="center"/>
-        <w:rPr>
-          <w:rFonts w:ascii="Times New Roman" w:hAnsi="Times New Roman"/>
-          <w:b/>
-          <w:color w:val="000000"/>
-          <w:sz w:val="24"/>
-        </w:rPr>
-      </w:pPr>
-      <w:proofErr w:type="spellStart"/>
-      <w:r>
-        <w:rPr>
-          <w:rFonts w:ascii="Times New Roman" w:hAnsi="Times New Roman"/>
-          <w:b/>
-          <w:color w:val="000000"/>
-          <w:sz w:val="24"/>
-        </w:rPr>
-        <w:t>Sahrul</w:t>
-      </w:r>
-      <w:proofErr w:type="spellEnd"/>
-      <w:r>
-        <w:rPr>
-          <w:rFonts w:ascii="Times New Roman" w:hAnsi="Times New Roman"/>
-          <w:b/>
-          <w:color w:val="000000"/>
-          <w:sz w:val="24"/>
-        </w:rPr>
-        <w:t xml:space="preserve"> </w:t>
-      </w:r>
-      <w:proofErr w:type="spellStart"/>
-      <w:r>
-        <w:rPr>
-          <w:rFonts w:ascii="Times New Roman" w:hAnsi="Times New Roman"/>
-          <w:b/>
-          <w:color w:val="000000"/>
-          <w:sz w:val="24"/>
-        </w:rPr>
-        <w:t>Mubarok</w:t>
-      </w:r>
-      <w:proofErr w:type="spellEnd"/>
-      <w:r>
-        <w:rPr>
-          <w:rFonts w:ascii="Times New Roman" w:hAnsi="Times New Roman"/>
-          <w:b/>
-          <w:color w:val="000000"/>
-          <w:sz w:val="24"/>
-        </w:rPr>
-        <w:t xml:space="preserve"> – NIM: 202511420107</w:t>
-      </w:r>
-    </w:p>
-    <w:p>
-      <w:pPr>
-        <w:spacing w:before="320" w:after="160"/>
-        <w:jc w:val="center"/>
-        <w:rPr>
-          <w:rFonts w:ascii="Times New Roman" w:hAnsi="Times New Roman"/>
-          <w:b/>
-          <w:color w:val="000000"/>
-          <w:sz w:val="24"/>
-        </w:rPr>
-      </w:pPr>
-      <w:r>
-        <w:rPr>
-          <w:rFonts w:ascii="Times New Roman" w:hAnsi="Times New Roman"/>
-          <w:b/>
-          <w:color w:val="000000"/>
-          <w:sz w:val="24"/>
-        </w:rPr>
-        <w:t>Ach Tohir – NIM: 202511420048</w:t>
-      </w:r>
-    </w:p>
-    <w:p>
-      <w:pPr>
-        <w:spacing w:before="320" w:after="160"/>
-        <w:jc w:val="center"/>
-        <w:rPr>
-          <w:rFonts w:ascii="Times New Roman" w:hAnsi="Times New Roman"/>
-          <w:b/>
-          <w:color w:val="000000"/>
-          <w:sz w:val="24"/>
-        </w:rPr>
-      </w:pPr>
-      <w:r>
-        <w:rPr>
-          <w:rFonts w:ascii="Times New Roman" w:hAnsi="Times New Roman"/>
-          <w:b/>
-          <w:color w:val="000000"/>
-          <w:sz w:val="24"/>
-        </w:rPr>
-        <w:br/>
-        <w:t>PROGRAM STUDI TEKNIK INFORMATIKA</w:t>
-      </w:r>
-      <w:r>
-        <w:rPr>
-          <w:rFonts w:ascii="Times New Roman" w:hAnsi="Times New Roman"/>
-          <w:b/>
-          <w:color w:val="000000"/>
-          <w:sz w:val="24"/>
-        </w:rPr>
-        <w:br/>
-        <w:t>FAKULTAS TEKNIK</w:t>
-      </w:r>
-      <w:r>
-        <w:rPr>
-          <w:rFonts w:ascii="Times New Roman" w:hAnsi="Times New Roman"/>
-          <w:b/>
-          <w:color w:val="000000"/>
-          <w:sz w:val="24"/>
-        </w:rPr>
-        <w:br/>
-        <w:t>UNIVERSITAS DR. SOETOMO</w:t>
-      </w:r>
-      <w:r>
-        <w:rPr>
-          <w:rFonts w:ascii="Times New Roman" w:hAnsi="Times New Roman"/>
-          <w:b/>
-          <w:color w:val="000000"/>
-          <w:sz w:val="24"/>
-        </w:rPr>
-        <w:br/>
-        <w:t>SURABAYA</w:t>
-      </w:r>
-      <w:r>
-        <w:rPr>
-          <w:rFonts w:ascii="Times New Roman" w:hAnsi="Times New Roman"/>
-          <w:b/>
-          <w:color w:val="000000"/>
-          <w:sz w:val="24"/>
-        </w:rPr>
-        <w:br/>
-        <w:t>2026</w:t>
       </w:r>
     </w:p>
     <w:p>
@@ -4277,6 +3971,12 @@
         <w:rPr>
           <w:rFonts w:ascii="Times New Roman" w:hAnsi="Times New Roman"/>
         </w:rPr>
+        <w:t xml:space="preserve">  </w:t>
+      </w:r>
+      <w:r>
+        <w:rPr>
+          <w:rFonts w:ascii="Times New Roman" w:hAnsi="Times New Roman"/>
+        </w:rPr>
         <w:t xml:space="preserve">6.2 </w:t>
       </w:r>
       <w:proofErr w:type="spellStart"/>
@@ -4323,7 +4023,6 @@
         </w:rPr>
       </w:pPr>
       <w:r>
-        <w:lastRenderedPageBreak/>
         <w:t xml:space="preserve">       </w:t>
       </w:r>
       <w:r>
@@ -4476,6 +4175,7 @@
         </w:rPr>
       </w:pPr>
       <w:r>
+        <w:lastRenderedPageBreak/>
         <w:t xml:space="preserve">   </w:t>
       </w:r>
       <w:r>
@@ -4922,11 +4622,6 @@
           <w:rFonts w:ascii="Times New Roman" w:hAnsi="Times New Roman"/>
         </w:rPr>
         <w:tab/>
-      </w:r>
-      <w:r>
-        <w:rPr>
-          <w:rFonts w:ascii="Times New Roman" w:hAnsi="Times New Roman"/>
-        </w:rPr>
         <w:t>11</w:t>
       </w:r>
     </w:p>
@@ -4968,11 +4663,6 @@
           <w:rFonts w:ascii="Times New Roman" w:hAnsi="Times New Roman"/>
         </w:rPr>
         <w:tab/>
-      </w:r>
-      <w:r>
-        <w:rPr>
-          <w:rFonts w:ascii="Times New Roman" w:hAnsi="Times New Roman"/>
-        </w:rPr>
         <w:t>11</w:t>
       </w:r>
     </w:p>
@@ -5028,11 +4718,6 @@
           <w:rFonts w:ascii="Times New Roman" w:hAnsi="Times New Roman"/>
         </w:rPr>
         <w:tab/>
-      </w:r>
-      <w:r>
-        <w:rPr>
-          <w:rFonts w:ascii="Times New Roman" w:hAnsi="Times New Roman"/>
-        </w:rPr>
         <w:t>12</w:t>
       </w:r>
     </w:p>
@@ -5088,11 +4773,6 @@
           <w:rFonts w:ascii="Times New Roman" w:hAnsi="Times New Roman"/>
         </w:rPr>
         <w:tab/>
-      </w:r>
-      <w:r>
-        <w:rPr>
-          <w:rFonts w:ascii="Times New Roman" w:hAnsi="Times New Roman"/>
-        </w:rPr>
         <w:t>12</w:t>
       </w:r>
     </w:p>
@@ -5142,11 +4822,6 @@
           <w:rFonts w:ascii="Times New Roman" w:hAnsi="Times New Roman"/>
         </w:rPr>
         <w:tab/>
-      </w:r>
-      <w:r>
-        <w:rPr>
-          <w:rFonts w:ascii="Times New Roman" w:hAnsi="Times New Roman"/>
-        </w:rPr>
         <w:t>13</w:t>
       </w:r>
     </w:p>
@@ -5202,11 +4877,6 @@
           <w:rFonts w:ascii="Times New Roman" w:hAnsi="Times New Roman"/>
         </w:rPr>
         <w:tab/>
-      </w:r>
-      <w:r>
-        <w:rPr>
-          <w:rFonts w:ascii="Times New Roman" w:hAnsi="Times New Roman"/>
-        </w:rPr>
         <w:t>13</w:t>
       </w:r>
     </w:p>
@@ -6084,11 +5754,10 @@
         </w:rPr>
         <w:sectPr>
           <w:footerReference w:type="default" r:id="rId9"/>
-          <w:pgSz w:w="12240" w:h="15840"/>
-          <w:pgMar w:top="1440" w:right="1440" w:bottom="1440" w:left="1440" w:header="720" w:footer="720" w:gutter="0"/>
-          <w:pgNumType w:fmt="lowerRoman" w:start="1"/>
+          <w:pgSz w:w="11906" w:h="16838"/>
+          <w:pgMar w:top="1440" w:right="1440" w:bottom="1440" w:left="1800" w:header="720" w:footer="720" w:gutter="0"/>
+          <w:pgNumType w:fmt="lowerRoman" w:start="2"/>
           <w:cols w:space="720"/>
-          <w:titlePg/>
           <w:docGrid w:linePitch="299"/>
         </w:sectPr>
       </w:pPr>
@@ -27204,7 +26873,39 @@
           <w:rFonts w:ascii="Times New Roman" w:hAnsi="Times New Roman"/>
           <w:sz w:val="24"/>
         </w:rPr>
-        <w:t xml:space="preserve">Rancangan halaman ini difokuskan pada antarmuka minimalis dengan form card di tengah layar </w:t>
+        <w:t xml:space="preserve">Rancangan halaman ini difokuskan pada antarmuka minimalis dengan form card di </w:t>
+      </w:r>
+      <w:proofErr w:type="spellStart"/>
+      <w:r>
+        <w:rPr>
+          <w:rFonts w:ascii="Times New Roman" w:hAnsi="Times New Roman"/>
+          <w:sz w:val="24"/>
+        </w:rPr>
+        <w:t>tengah</w:t>
+      </w:r>
+      <w:proofErr w:type="spellEnd"/>
+      <w:r>
+        <w:rPr>
+          <w:rFonts w:ascii="Times New Roman" w:hAnsi="Times New Roman"/>
+          <w:sz w:val="24"/>
+        </w:rPr>
+        <w:t xml:space="preserve"> </w:t>
+      </w:r>
+      <w:proofErr w:type="spellStart"/>
+      <w:r>
+        <w:rPr>
+          <w:rFonts w:ascii="Times New Roman" w:hAnsi="Times New Roman"/>
+          <w:sz w:val="24"/>
+        </w:rPr>
+        <w:t>layar</w:t>
+      </w:r>
+      <w:proofErr w:type="spellEnd"/>
+      <w:r>
+        <w:rPr>
+          <w:rFonts w:ascii="Times New Roman" w:hAnsi="Times New Roman"/>
+          <w:sz w:val="24"/>
+        </w:rPr>
+        <w:t xml:space="preserve"> </w:t>
       </w:r>
       <w:proofErr w:type="spellStart"/>
       <w:r>
@@ -27710,7 +27411,55 @@
           <w:rFonts w:ascii="Times New Roman" w:hAnsi="Times New Roman"/>
           <w:sz w:val="24"/>
         </w:rPr>
-        <w:t xml:space="preserve">Desain layout laporan menggunakan pola navigasi sidebar di sebelah kiri dan area konten di sebelah kanan yang </w:t>
+        <w:t xml:space="preserve">Desain layout laporan menggunakan pola navigasi sidebar di sebelah kiri dan area </w:t>
+      </w:r>
+      <w:proofErr w:type="spellStart"/>
+      <w:r>
+        <w:rPr>
+          <w:rFonts w:ascii="Times New Roman" w:hAnsi="Times New Roman"/>
+          <w:sz w:val="24"/>
+        </w:rPr>
+        <w:t>konten</w:t>
+      </w:r>
+      <w:proofErr w:type="spellEnd"/>
+      <w:r>
+        <w:rPr>
+          <w:rFonts w:ascii="Times New Roman" w:hAnsi="Times New Roman"/>
+          <w:sz w:val="24"/>
+        </w:rPr>
+        <w:t xml:space="preserve"> di </w:t>
+      </w:r>
+      <w:proofErr w:type="spellStart"/>
+      <w:r>
+        <w:rPr>
+          <w:rFonts w:ascii="Times New Roman" w:hAnsi="Times New Roman"/>
+          <w:sz w:val="24"/>
+        </w:rPr>
+        <w:t>sebelah</w:t>
+      </w:r>
+      <w:proofErr w:type="spellEnd"/>
+      <w:r>
+        <w:rPr>
+          <w:rFonts w:ascii="Times New Roman" w:hAnsi="Times New Roman"/>
+          <w:sz w:val="24"/>
+        </w:rPr>
+        <w:t xml:space="preserve"> </w:t>
+      </w:r>
+      <w:proofErr w:type="spellStart"/>
+      <w:r>
+        <w:rPr>
+          <w:rFonts w:ascii="Times New Roman" w:hAnsi="Times New Roman"/>
+          <w:sz w:val="24"/>
+        </w:rPr>
+        <w:t>kanan</w:t>
+      </w:r>
+      <w:proofErr w:type="spellEnd"/>
+      <w:r>
+        <w:rPr>
+          <w:rFonts w:ascii="Times New Roman" w:hAnsi="Times New Roman"/>
+          <w:sz w:val="24"/>
+        </w:rPr>
+        <w:t xml:space="preserve"> yang </w:t>
       </w:r>
       <w:proofErr w:type="spellStart"/>
       <w:r>
@@ -46517,6 +46266,7 @@
   <w:style w:type="character" w:default="1" w:styleId="DefaultParagraphFont">
     <w:name w:val="Default Paragraph Font"/>
     <w:uiPriority w:val="1"/>
+    <w:semiHidden/>
     <w:unhideWhenUsed/>
   </w:style>
   <w:style w:type="table" w:default="1" w:styleId="TableNormal">
